--- a/docs/系统开发文档.docx
+++ b/docs/系统开发文档.docx
@@ -5169,7 +5169,25 @@
           <w:color w:val="333333"/>
           <w:sz w:val="22"/>
         </w:rPr>
-        <w:t xml:space="preserve">）：附件ID（TEXT，主键，UUID）、合同编号（外键 → project_contracts.编号，A-03）、附件类型（决策依据附件/合同附件/验收结算附件）、显示名称、存储文件名（UUID.扩展名，文件仍存放在 </w:t>
+        <w:t>）：附件ID（TEXT，主键，UUID）、合同编号（外键 → project_contracts.编号，A-03；</w:t>
+      </w:r>
+      <w:r>
+        <w:rPr>
+          <w:rFonts w:ascii="Calibri" w:hAnsi="Calibri" w:eastAsia="微软雅黑"/>
+          <w:b/>
+          <w:color w:val="333333"/>
+          <w:sz w:val="22"/>
+        </w:rPr>
+        <w:t>v31 起 `ON DELETE RESTRICT ON UPDATE CASCADE`</w:t>
+      </w:r>
+      <w:r>
+        <w:rPr>
+          <w:rFonts w:ascii="Calibri" w:hAnsi="Calibri" w:eastAsia="微软雅黑"/>
+          <w:b w:val="0"/>
+          <w:color w:val="333333"/>
+          <w:sz w:val="22"/>
+        </w:rPr>
+        <w:t xml:space="preserve">）、附件类型（决策依据附件/合同附件/验收结算附件）、显示名称、存储文件名（UUID.扩展名，文件仍存放在 </w:t>
       </w:r>
       <w:r>
         <w:rPr>
@@ -9781,7 +9799,79 @@
                 <w:color w:val="333333"/>
                 <w:sz w:val="21"/>
               </w:rPr>
-              <w:t>新增（查询用户拒绝），自动注入所属部门</w:t>
+              <w:t>新增（查询用户拒绝），自动注入所属部门；</w:t>
+            </w:r>
+            <w:r>
+              <w:rPr>
+                <w:rFonts w:ascii="Calibri" w:hAnsi="Calibri" w:eastAsia="微软雅黑"/>
+                <w:b/>
+                <w:color w:val="333333"/>
+                <w:sz w:val="21"/>
+              </w:rPr>
+              <w:t>字段校验（V1.8.2）</w:t>
+            </w:r>
+            <w:r>
+              <w:rPr>
+                <w:rFonts w:ascii="Calibri" w:hAnsi="Calibri" w:eastAsia="微软雅黑"/>
+                <w:b w:val="0"/>
+                <w:color w:val="333333"/>
+                <w:sz w:val="21"/>
+              </w:rPr>
+              <w:t xml:space="preserve">：日期须 </w:t>
+            </w:r>
+            <w:r>
+              <w:rPr>
+                <w:rFonts w:ascii="Consolas" w:hAnsi="Consolas" w:eastAsia="微软雅黑"/>
+                <w:b w:val="0"/>
+                <w:color w:val="333333"/>
+                <w:sz w:val="20"/>
+              </w:rPr>
+              <w:t>yyyy-mm-dd</w:t>
+            </w:r>
+            <w:r>
+              <w:rPr>
+                <w:rFonts w:ascii="Calibri" w:hAnsi="Calibri" w:eastAsia="微软雅黑"/>
+                <w:b w:val="0"/>
+                <w:color w:val="333333"/>
+                <w:sz w:val="21"/>
+              </w:rPr>
+              <w:t>（</w:t>
+            </w:r>
+            <w:r>
+              <w:rPr>
+                <w:rFonts w:ascii="Consolas" w:hAnsi="Consolas" w:eastAsia="微软雅黑"/>
+                <w:b w:val="0"/>
+                <w:color w:val="333333"/>
+                <w:sz w:val="20"/>
+              </w:rPr>
+              <w:t>yyyy/m/d</w:t>
+            </w:r>
+            <w:r>
+              <w:rPr>
+                <w:rFonts w:ascii="Calibri" w:hAnsi="Calibri" w:eastAsia="微软雅黑"/>
+                <w:b w:val="0"/>
+                <w:color w:val="333333"/>
+                <w:sz w:val="21"/>
+              </w:rPr>
+              <w:t>、</w:t>
+            </w:r>
+            <w:r>
+              <w:rPr>
+                <w:rFonts w:ascii="Consolas" w:hAnsi="Consolas" w:eastAsia="微软雅黑"/>
+                <w:b w:val="0"/>
+                <w:color w:val="333333"/>
+                <w:sz w:val="20"/>
+              </w:rPr>
+              <w:t>yyyy.m.d</w:t>
+            </w:r>
+            <w:r>
+              <w:rPr>
+                <w:rFonts w:ascii="Calibri" w:hAnsi="Calibri" w:eastAsia="微软雅黑"/>
+                <w:b w:val="0"/>
+                <w:color w:val="333333"/>
+                <w:sz w:val="21"/>
+              </w:rPr>
+              <w:t xml:space="preserve"> 自动规范化）、金额须为数字且非负、枚举须取标准值，任一非法返回 400 + 中文原因</w:t>
             </w:r>
           </w:p>
         </w:tc>
@@ -10249,7 +10339,97 @@
                 <w:color w:val="333333"/>
                 <w:sz w:val="21"/>
               </w:rPr>
-              <w:t>修改（编号唯一性、附件同步改号）</w:t>
+              <w:t>修改（</w:t>
+            </w:r>
+            <w:r>
+              <w:rPr>
+                <w:rFonts w:ascii="Calibri" w:hAnsi="Calibri" w:eastAsia="微软雅黑"/>
+                <w:b/>
+                <w:color w:val="333333"/>
+                <w:sz w:val="21"/>
+              </w:rPr>
+              <w:t>编号不可修改</w:t>
+            </w:r>
+            <w:r>
+              <w:rPr>
+                <w:rFonts w:ascii="Calibri" w:hAnsi="Calibri" w:eastAsia="微软雅黑"/>
+                <w:b w:val="0"/>
+                <w:color w:val="333333"/>
+                <w:sz w:val="21"/>
+              </w:rPr>
+              <w:t xml:space="preserve">：编号由《合同编号规则》自动生成，提交与现编号不同的值返回 400「合同编号由《合同编号规则》自动生成，不允许修改」；与现编号相同则忽略该字段。数据库侧 </w:t>
+            </w:r>
+            <w:r>
+              <w:rPr>
+                <w:rFonts w:ascii="Consolas" w:hAnsi="Consolas" w:eastAsia="微软雅黑"/>
+                <w:b w:val="0"/>
+                <w:color w:val="333333"/>
+                <w:sz w:val="20"/>
+              </w:rPr>
+              <w:t>project_attachments</w:t>
+            </w:r>
+            <w:r>
+              <w:rPr>
+                <w:rFonts w:ascii="Calibri" w:hAnsi="Calibri" w:eastAsia="微软雅黑"/>
+                <w:b w:val="0"/>
+                <w:color w:val="333333"/>
+                <w:sz w:val="21"/>
+              </w:rPr>
+              <w:t xml:space="preserve"> 外键 </w:t>
+            </w:r>
+            <w:r>
+              <w:rPr>
+                <w:rFonts w:ascii="Consolas" w:hAnsi="Consolas" w:eastAsia="微软雅黑"/>
+                <w:b w:val="0"/>
+                <w:color w:val="333333"/>
+                <w:sz w:val="20"/>
+              </w:rPr>
+              <w:t>ON UPDATE CASCADE</w:t>
+            </w:r>
+            <w:r>
+              <w:rPr>
+                <w:rFonts w:ascii="Calibri" w:hAnsi="Calibri" w:eastAsia="微软雅黑"/>
+                <w:b w:val="0"/>
+                <w:color w:val="333333"/>
+                <w:sz w:val="21"/>
+              </w:rPr>
+              <w:t>（v31）仅作兜底。</w:t>
+            </w:r>
+            <w:r>
+              <w:rPr>
+                <w:rFonts w:ascii="Calibri" w:hAnsi="Calibri" w:eastAsia="微软雅黑"/>
+                <w:b/>
+                <w:color w:val="333333"/>
+                <w:sz w:val="21"/>
+              </w:rPr>
+              <w:t>字段校验同新增</w:t>
+            </w:r>
+            <w:r>
+              <w:rPr>
+                <w:rFonts w:ascii="Calibri" w:hAnsi="Calibri" w:eastAsia="微软雅黑"/>
+                <w:b w:val="0"/>
+                <w:color w:val="333333"/>
+                <w:sz w:val="21"/>
+              </w:rPr>
+              <w:t>，但</w:t>
+            </w:r>
+            <w:r>
+              <w:rPr>
+                <w:rFonts w:ascii="Calibri" w:hAnsi="Calibri" w:eastAsia="微软雅黑"/>
+                <w:b/>
+                <w:color w:val="333333"/>
+                <w:sz w:val="21"/>
+              </w:rPr>
+              <w:t>与库内原值逐字相同的字段跳过校验</w:t>
+            </w:r>
+            <w:r>
+              <w:rPr>
+                <w:rFonts w:ascii="Calibri" w:hAnsi="Calibri" w:eastAsia="微软雅黑"/>
+                <w:b w:val="0"/>
+                <w:color w:val="333333"/>
+                <w:sz w:val="21"/>
+              </w:rPr>
+              <w:t>——用于放行存量脏数据（如金额文本）所在记录的其它字段编辑）</w:t>
             </w:r>
           </w:p>
         </w:tc>
@@ -11725,7 +11905,25 @@
                 <w:color w:val="333333"/>
                 <w:sz w:val="21"/>
               </w:rPr>
-              <w:t xml:space="preserve"> 合同附件；格式白名单 + 大小限制；类型非法时返回收到的 type 与服务端支持列表）</w:t>
+              <w:t xml:space="preserve"> 合同附件；</w:t>
+            </w:r>
+            <w:r>
+              <w:rPr>
+                <w:rFonts w:ascii="Calibri" w:hAnsi="Calibri" w:eastAsia="微软雅黑"/>
+                <w:b/>
+                <w:color w:val="333333"/>
+                <w:sz w:val="21"/>
+              </w:rPr>
+              <w:t>`type=condition` 仅允许图片格式</w:t>
+            </w:r>
+            <w:r>
+              <w:rPr>
+                <w:rFonts w:ascii="Calibri" w:hAnsi="Calibri" w:eastAsia="微软雅黑"/>
+                <w:b w:val="0"/>
+                <w:color w:val="333333"/>
+                <w:sz w:val="21"/>
+              </w:rPr>
+              <w:t>（jpg/jpeg/png/gif/webp/bmp，上传 PDF 返回 400，V1.8.3）；通用格式白名单 + 大小限制；类型非法时返回收到的 type 与服务端支持列表）</w:t>
             </w:r>
           </w:p>
         </w:tc>
@@ -13825,7 +14023,52 @@
                 <w:color w:val="333333"/>
                 <w:sz w:val="21"/>
               </w:rPr>
-              <w:t>读取提醒天数、日志保留天数</w:t>
+              <w:t>读取提醒提前天数、日志保留天数、附件大小上限与短信配置（</w:t>
+            </w:r>
+            <w:r>
+              <w:rPr>
+                <w:rFonts w:ascii="Consolas" w:hAnsi="Consolas" w:eastAsia="微软雅黑"/>
+                <w:b w:val="0"/>
+                <w:color w:val="333333"/>
+                <w:sz w:val="20"/>
+              </w:rPr>
+              <w:t>sms.secret_key</w:t>
+            </w:r>
+            <w:r>
+              <w:rPr>
+                <w:rFonts w:ascii="Calibri" w:hAnsi="Calibri" w:eastAsia="微软雅黑"/>
+                <w:b w:val="0"/>
+                <w:color w:val="333333"/>
+                <w:sz w:val="21"/>
+              </w:rPr>
+              <w:t xml:space="preserve"> </w:t>
+            </w:r>
+            <w:r>
+              <w:rPr>
+                <w:rFonts w:ascii="Calibri" w:hAnsi="Calibri" w:eastAsia="微软雅黑"/>
+                <w:b/>
+                <w:color w:val="333333"/>
+                <w:sz w:val="21"/>
+              </w:rPr>
+              <w:t>只回显掩码 `</w:t>
+            </w:r>
+            <w:r>
+              <w:rPr>
+                <w:rFonts w:ascii="Calibri" w:hAnsi="Calibri" w:eastAsia="微软雅黑"/>
+                <w:b/>
+                <w:color w:val="333333"/>
+                <w:sz w:val="21"/>
+              </w:rPr>
+              <w:t>**`</w:t>
+            </w:r>
+            <w:r>
+              <w:rPr>
+                <w:rFonts w:ascii="Calibri" w:hAnsi="Calibri" w:eastAsia="微软雅黑"/>
+                <w:b w:val="0"/>
+                <w:color w:val="333333"/>
+                <w:sz w:val="21"/>
+              </w:rPr>
+              <w:t>，不返回明文；密钥未配置时返回空串）</w:t>
             </w:r>
           </w:p>
         </w:tc>
@@ -15639,6 +15882,114 @@
         </w:rPr>
         <w:t>；PUT 收到掩码值不回写）。</w:t>
       </w:r>
+      <w:r>
+        <w:rPr>
+          <w:rFonts w:ascii="Calibri" w:hAnsi="Calibri" w:eastAsia="微软雅黑"/>
+          <w:b/>
+          <w:color w:val="1F4D78"/>
+          <w:sz w:val="21"/>
+        </w:rPr>
+        <w:t>V1.8.3 起实现与本节约定一致</w:t>
+      </w:r>
+      <w:r>
+        <w:rPr>
+          <w:rFonts w:ascii="Calibri" w:hAnsi="Calibri" w:eastAsia="微软雅黑"/>
+          <w:b w:val="0"/>
+          <w:color w:val="1F4D78"/>
+          <w:sz w:val="21"/>
+        </w:rPr>
+        <w:t>：</w:t>
+      </w:r>
+      <w:r>
+        <w:rPr>
+          <w:rFonts w:ascii="Consolas" w:hAnsi="Consolas" w:eastAsia="微软雅黑"/>
+          <w:b w:val="0"/>
+          <w:color w:val="1F4D78"/>
+          <w:sz w:val="20"/>
+        </w:rPr>
+        <w:t>GET</w:t>
+      </w:r>
+      <w:r>
+        <w:rPr>
+          <w:rFonts w:ascii="Calibri" w:hAnsi="Calibri" w:eastAsia="微软雅黑"/>
+          <w:b w:val="0"/>
+          <w:color w:val="1F4D78"/>
+          <w:sz w:val="21"/>
+        </w:rPr>
+        <w:t xml:space="preserve"> 返回 </w:t>
+      </w:r>
+      <w:r>
+        <w:rPr>
+          <w:rFonts w:ascii="Consolas" w:hAnsi="Consolas" w:eastAsia="微软雅黑"/>
+          <w:b w:val="0"/>
+          <w:color w:val="1F4D78"/>
+          <w:sz w:val="20"/>
+        </w:rPr>
+        <w:t>sms.secret_key="******"</w:t>
+      </w:r>
+      <w:r>
+        <w:rPr>
+          <w:rFonts w:ascii="Calibri" w:hAnsi="Calibri" w:eastAsia="微软雅黑"/>
+          <w:b w:val="0"/>
+          <w:color w:val="1F4D78"/>
+          <w:sz w:val="21"/>
+        </w:rPr>
+        <w:t>（此前该键缺失，前端密钥框显示为空）；</w:t>
+      </w:r>
+      <w:r>
+        <w:rPr>
+          <w:rFonts w:ascii="Consolas" w:hAnsi="Consolas" w:eastAsia="微软雅黑"/>
+          <w:b w:val="0"/>
+          <w:color w:val="1F4D78"/>
+          <w:sz w:val="20"/>
+        </w:rPr>
+        <w:t>PUT</w:t>
+      </w:r>
+      <w:r>
+        <w:rPr>
+          <w:rFonts w:ascii="Calibri" w:hAnsi="Calibri" w:eastAsia="微软雅黑"/>
+          <w:b w:val="0"/>
+          <w:color w:val="1F4D78"/>
+          <w:sz w:val="21"/>
+        </w:rPr>
+        <w:t xml:space="preserve"> 对 </w:t>
+      </w:r>
+      <w:r>
+        <w:rPr>
+          <w:rFonts w:ascii="Consolas" w:hAnsi="Consolas" w:eastAsia="微软雅黑"/>
+          <w:b w:val="0"/>
+          <w:color w:val="1F4D78"/>
+          <w:sz w:val="20"/>
+        </w:rPr>
+        <w:t>""</w:t>
+      </w:r>
+      <w:r>
+        <w:rPr>
+          <w:rFonts w:ascii="Calibri" w:hAnsi="Calibri" w:eastAsia="微软雅黑"/>
+          <w:b w:val="0"/>
+          <w:color w:val="1F4D78"/>
+          <w:sz w:val="21"/>
+        </w:rPr>
+        <w:t xml:space="preserve"> 与 </w:t>
+      </w:r>
+      <w:r>
+        <w:rPr>
+          <w:rFonts w:ascii="Consolas" w:hAnsi="Consolas" w:eastAsia="微软雅黑"/>
+          <w:b w:val="0"/>
+          <w:color w:val="1F4D78"/>
+          <w:sz w:val="20"/>
+        </w:rPr>
+        <w:t>"******"</w:t>
+      </w:r>
+      <w:r>
+        <w:rPr>
+          <w:rFonts w:ascii="Calibri" w:hAnsi="Calibri" w:eastAsia="微软雅黑"/>
+          <w:b w:val="0"/>
+          <w:color w:val="1F4D78"/>
+          <w:sz w:val="21"/>
+        </w:rPr>
+        <w:t xml:space="preserve"> 一律拒写，故掩码不会覆盖真实密钥。</w:t>
+      </w:r>
     </w:p>
     <w:p>
       <w:pPr>
@@ -15837,7 +16188,7 @@
           <w:color w:val="333333"/>
           <w:sz w:val="22"/>
         </w:rPr>
-        <w:t>首页卡片口径</w:t>
+        <w:t>项目合同字段校验（V1.8.2/V1.8.3）</w:t>
       </w:r>
       <w:r>
         <w:rPr>
@@ -15855,16 +16206,16 @@
           <w:color w:val="333333"/>
           <w:sz w:val="21"/>
         </w:rPr>
-        <w:t>total_contracts</w:t>
-      </w:r>
-      <w:r>
-        <w:rPr>
-          <w:rFonts w:ascii="Calibri" w:hAnsi="Calibri" w:eastAsia="微软雅黑"/>
-          <w:b w:val="0"/>
-          <w:color w:val="333333"/>
-          <w:sz w:val="22"/>
-        </w:rPr>
-        <w:t xml:space="preserve"> = 项目合同数 + 资产合同数；</w:t>
+        <w:t>_validate_contract_fields(vals, current=None)</w:t>
+      </w:r>
+      <w:r>
+        <w:rPr>
+          <w:rFonts w:ascii="Calibri" w:hAnsi="Calibri" w:eastAsia="微软雅黑"/>
+          <w:b w:val="0"/>
+          <w:color w:val="333333"/>
+          <w:sz w:val="22"/>
+        </w:rPr>
+        <w:t xml:space="preserve"> 统一校验并规范化「日期 / 金额 / 枚举」三类字段——日期列（采购时间/开工时间/完工时间/竣工验收时间/下次招采时间）经 </w:t>
       </w:r>
       <w:r>
         <w:rPr>
@@ -15873,16 +16224,16 @@
           <w:color w:val="333333"/>
           <w:sz w:val="21"/>
         </w:rPr>
-        <w:t>total_amount</w:t>
-      </w:r>
-      <w:r>
-        <w:rPr>
-          <w:rFonts w:ascii="Calibri" w:hAnsi="Calibri" w:eastAsia="微软雅黑"/>
-          <w:b w:val="0"/>
-          <w:color w:val="333333"/>
-          <w:sz w:val="22"/>
-        </w:rPr>
-        <w:t xml:space="preserve"> = 项目合同“合同金额（万元）”合计 + 资产合同“总合同额”合计 ÷ 10000；</w:t>
+        <w:t>_norm_date_ymd()</w:t>
+      </w:r>
+      <w:r>
+        <w:rPr>
+          <w:rFonts w:ascii="Calibri" w:hAnsi="Calibri" w:eastAsia="微软雅黑"/>
+          <w:b w:val="0"/>
+          <w:color w:val="333333"/>
+          <w:sz w:val="22"/>
+        </w:rPr>
+        <w:t xml:space="preserve"> 接受 </w:t>
       </w:r>
       <w:r>
         <w:rPr>
@@ -15891,16 +16242,16 @@
           <w:color w:val="333333"/>
           <w:sz w:val="21"/>
         </w:rPr>
-        <w:t>expiring_contracts</w:t>
-      </w:r>
-      <w:r>
-        <w:rPr>
-          <w:rFonts w:ascii="Calibri" w:hAnsi="Calibri" w:eastAsia="微软雅黑"/>
-          <w:b w:val="0"/>
-          <w:color w:val="333333"/>
-          <w:sz w:val="22"/>
-        </w:rPr>
-        <w:t xml:space="preserve"> = 项目提醒条数（</w:t>
+        <w:t>yyyy-m-d</w:t>
+      </w:r>
+      <w:r>
+        <w:rPr>
+          <w:rFonts w:ascii="Calibri" w:hAnsi="Calibri" w:eastAsia="微软雅黑"/>
+          <w:b w:val="0"/>
+          <w:color w:val="333333"/>
+          <w:sz w:val="22"/>
+        </w:rPr>
+        <w:t>、</w:t>
       </w:r>
       <w:r>
         <w:rPr>
@@ -15909,16 +16260,16 @@
           <w:color w:val="333333"/>
           <w:sz w:val="21"/>
         </w:rPr>
-        <w:t>_project_reminder_count()</w:t>
-      </w:r>
-      <w:r>
-        <w:rPr>
-          <w:rFonts w:ascii="Calibri" w:hAnsi="Calibri" w:eastAsia="微软雅黑"/>
-          <w:b w:val="0"/>
-          <w:color w:val="333333"/>
-          <w:sz w:val="22"/>
-        </w:rPr>
-        <w:t>）+ 资产提醒条数（</w:t>
+        <w:t>yyyy/m/d</w:t>
+      </w:r>
+      <w:r>
+        <w:rPr>
+          <w:rFonts w:ascii="Calibri" w:hAnsi="Calibri" w:eastAsia="微软雅黑"/>
+          <w:b w:val="0"/>
+          <w:color w:val="333333"/>
+          <w:sz w:val="22"/>
+        </w:rPr>
+        <w:t>、</w:t>
       </w:r>
       <w:r>
         <w:rPr>
@@ -15927,16 +16278,16 @@
           <w:color w:val="333333"/>
           <w:sz w:val="21"/>
         </w:rPr>
-        <w:t>_asset_reminder_count()</w:t>
-      </w:r>
-      <w:r>
-        <w:rPr>
-          <w:rFonts w:ascii="Calibri" w:hAnsi="Calibri" w:eastAsia="微软雅黑"/>
-          <w:b w:val="0"/>
-          <w:color w:val="333333"/>
-          <w:sz w:val="22"/>
-        </w:rPr>
-        <w:t xml:space="preserve">）——两函数与 </w:t>
+        <w:t>yyyy.m.d</w:t>
+      </w:r>
+      <w:r>
+        <w:rPr>
+          <w:rFonts w:ascii="Calibri" w:hAnsi="Calibri" w:eastAsia="微软雅黑"/>
+          <w:b w:val="0"/>
+          <w:color w:val="333333"/>
+          <w:sz w:val="22"/>
+        </w:rPr>
+        <w:t xml:space="preserve"> 并规范化为 </w:t>
       </w:r>
       <w:r>
         <w:rPr>
@@ -15945,16 +16296,16 @@
           <w:color w:val="333333"/>
           <w:sz w:val="21"/>
         </w:rPr>
-        <w:t>_reminders()</w:t>
-      </w:r>
-      <w:r>
-        <w:rPr>
-          <w:rFonts w:ascii="Calibri" w:hAnsi="Calibri" w:eastAsia="微软雅黑"/>
-          <w:b w:val="0"/>
-          <w:color w:val="333333"/>
-          <w:sz w:val="22"/>
-        </w:rPr>
-        <w:t>/</w:t>
+        <w:t>yyyy-mm-dd</w:t>
+      </w:r>
+      <w:r>
+        <w:rPr>
+          <w:rFonts w:ascii="Calibri" w:hAnsi="Calibri" w:eastAsia="微软雅黑"/>
+          <w:b w:val="0"/>
+          <w:color w:val="333333"/>
+          <w:sz w:val="22"/>
+        </w:rPr>
+        <w:t xml:space="preserve">，无法解析（如 </w:t>
       </w:r>
       <w:r>
         <w:rPr>
@@ -15963,16 +16314,52 @@
           <w:color w:val="333333"/>
           <w:sz w:val="21"/>
         </w:rPr>
-        <w:t>_asset_reminders()</w:t>
-      </w:r>
-      <w:r>
-        <w:rPr>
-          <w:rFonts w:ascii="Calibri" w:hAnsi="Calibri" w:eastAsia="微软雅黑"/>
-          <w:b w:val="0"/>
-          <w:color w:val="333333"/>
-          <w:sz w:val="22"/>
-        </w:rPr>
-        <w:t xml:space="preserve"> 同口径，但只数条数、不构造明细对象，且资产侧复用已按部门过滤的列表；</w:t>
+        <w:t>2026-13-40</w:t>
+      </w:r>
+      <w:r>
+        <w:rPr>
+          <w:rFonts w:ascii="Calibri" w:hAnsi="Calibri" w:eastAsia="微软雅黑"/>
+          <w:b w:val="0"/>
+          <w:color w:val="333333"/>
+          <w:sz w:val="22"/>
+        </w:rPr>
+        <w:t>、</w:t>
+      </w:r>
+      <w:r>
+        <w:rPr>
+          <w:rFonts w:ascii="Consolas" w:hAnsi="Consolas" w:eastAsia="微软雅黑"/>
+          <w:b w:val="0"/>
+          <w:color w:val="333333"/>
+          <w:sz w:val="21"/>
+        </w:rPr>
+        <w:t>2026-02-30</w:t>
+      </w:r>
+      <w:r>
+        <w:rPr>
+          <w:rFonts w:ascii="Calibri" w:hAnsi="Calibri" w:eastAsia="微软雅黑"/>
+          <w:b w:val="0"/>
+          <w:color w:val="333333"/>
+          <w:sz w:val="22"/>
+        </w:rPr>
+        <w:t xml:space="preserve">）返回 400（此前直接落库触发 CHECK 异常 → HTTP 500）；金额列（决策的招标控制价/合同金额/结算金额/已支付/未支付）必须 </w:t>
+      </w:r>
+      <w:r>
+        <w:rPr>
+          <w:rFonts w:ascii="Consolas" w:hAnsi="Consolas" w:eastAsia="微软雅黑"/>
+          <w:b w:val="0"/>
+          <w:color w:val="333333"/>
+          <w:sz w:val="21"/>
+        </w:rPr>
+        <w:t>float()</w:t>
+      </w:r>
+      <w:r>
+        <w:rPr>
+          <w:rFonts w:ascii="Calibri" w:hAnsi="Calibri" w:eastAsia="微软雅黑"/>
+          <w:b w:val="0"/>
+          <w:color w:val="333333"/>
+          <w:sz w:val="22"/>
+        </w:rPr>
+        <w:t xml:space="preserve"> 可解析且 ≥0（此前「约三万」等文本会被原样入库）；枚举列（项目分类/采购方式/资金来源/是否结算（含「部分结算」）/是否有签证或变更）必须取标准值。</w:t>
       </w:r>
       <w:r>
         <w:rPr>
@@ -15981,106 +16368,16 @@
           <w:color w:val="333333"/>
           <w:sz w:val="22"/>
         </w:rPr>
-        <w:t>待收/支</w:t>
-      </w:r>
-      <w:r>
-        <w:rPr>
-          <w:rFonts w:ascii="Calibri" w:hAnsi="Calibri" w:eastAsia="微软雅黑"/>
-          <w:b w:val="0"/>
-          <w:color w:val="333333"/>
-          <w:sz w:val="22"/>
-        </w:rPr>
-        <w:t xml:space="preserve">：待支沿用 </w:t>
-      </w:r>
-      <w:r>
-        <w:rPr>
-          <w:rFonts w:ascii="Consolas" w:hAnsi="Consolas" w:eastAsia="微软雅黑"/>
-          <w:b w:val="0"/>
-          <w:color w:val="333333"/>
-          <w:sz w:val="21"/>
-        </w:rPr>
-        <w:t>_pending_unpaid()</w:t>
-      </w:r>
-      <w:r>
-        <w:rPr>
-          <w:rFonts w:ascii="Calibri" w:hAnsi="Calibri" w:eastAsia="微软雅黑"/>
-          <w:b w:val="0"/>
-          <w:color w:val="333333"/>
-          <w:sz w:val="22"/>
-        </w:rPr>
-        <w:t>/</w:t>
-      </w:r>
-      <w:r>
-        <w:rPr>
-          <w:rFonts w:ascii="Consolas" w:hAnsi="Consolas" w:eastAsia="微软雅黑"/>
-          <w:b w:val="0"/>
-          <w:color w:val="333333"/>
-          <w:sz w:val="21"/>
-        </w:rPr>
-        <w:t>_pending_count()</w:t>
-      </w:r>
-      <w:r>
-        <w:rPr>
-          <w:rFonts w:ascii="Calibri" w:hAnsi="Calibri" w:eastAsia="微软雅黑"/>
-          <w:b w:val="0"/>
-          <w:color w:val="333333"/>
-          <w:sz w:val="22"/>
-        </w:rPr>
-        <w:t xml:space="preserve">（仅项目合同），待收＝按资产合同汇总 </w:t>
-      </w:r>
-      <w:r>
-        <w:rPr>
-          <w:rFonts w:ascii="Consolas" w:hAnsi="Consolas" w:eastAsia="微软雅黑"/>
-          <w:b w:val="0"/>
-          <w:color w:val="333333"/>
-          <w:sz w:val="21"/>
-        </w:rPr>
-        <w:t>Σ应缴金额 − Σ实缴金额</w:t>
-      </w:r>
-      <w:r>
-        <w:rPr>
-          <w:rFonts w:ascii="Calibri" w:hAnsi="Calibri" w:eastAsia="微软雅黑"/>
-          <w:b w:val="0"/>
-          <w:color w:val="333333"/>
-          <w:sz w:val="22"/>
-        </w:rPr>
-        <w:t>（</w:t>
-      </w:r>
-      <w:r>
-        <w:rPr>
-          <w:rFonts w:ascii="Consolas" w:hAnsi="Consolas" w:eastAsia="微软雅黑"/>
-          <w:b w:val="0"/>
-          <w:color w:val="333333"/>
-          <w:sz w:val="21"/>
-        </w:rPr>
-        <w:t>read_assets()</w:t>
-      </w:r>
-      <w:r>
-        <w:rPr>
-          <w:rFonts w:ascii="Calibri" w:hAnsi="Calibri" w:eastAsia="微软雅黑"/>
-          <w:b w:val="0"/>
-          <w:color w:val="333333"/>
-          <w:sz w:val="22"/>
-        </w:rPr>
-        <w:t xml:space="preserve"> 计算列 </w:t>
-      </w:r>
-      <w:r>
-        <w:rPr>
-          <w:rFonts w:ascii="Consolas" w:hAnsi="Consolas" w:eastAsia="微软雅黑"/>
-          <w:b w:val="0"/>
-          <w:color w:val="333333"/>
-          <w:sz w:val="21"/>
-        </w:rPr>
-        <w:t>due_total − paid_total</w:t>
-      </w:r>
-      <w:r>
-        <w:rPr>
-          <w:rFonts w:ascii="Calibri" w:hAnsi="Calibri" w:eastAsia="微软雅黑"/>
-          <w:b w:val="0"/>
-          <w:color w:val="333333"/>
-          <w:sz w:val="22"/>
-        </w:rPr>
-        <w:t>），卡片显示待收+待支的合计，悬停气泡显示两者构成占比；</w:t>
+        <w:t>编辑场景传入 `current`（库内原值）：与库内逐字相同的字段跳过校验并回填原值</w:t>
+      </w:r>
+      <w:r>
+        <w:rPr>
+          <w:rFonts w:ascii="Calibri" w:hAnsi="Calibri" w:eastAsia="微软雅黑"/>
+          <w:b w:val="0"/>
+          <w:color w:val="333333"/>
+          <w:sz w:val="22"/>
+        </w:rPr>
+        <w:t>，避免存量脏数据（金额文本等）所在的记录被锁死无法编辑其它字段；</w:t>
       </w:r>
     </w:p>
     <w:p>
@@ -16094,7 +16391,7 @@
           <w:color w:val="333333"/>
           <w:sz w:val="22"/>
         </w:rPr>
-        <w:t>只读结果缓存</w:t>
+        <w:t>首页卡片口径</w:t>
       </w:r>
       <w:r>
         <w:rPr>
@@ -16112,16 +16409,16 @@
           <w:color w:val="333333"/>
           <w:sz w:val="21"/>
         </w:rPr>
-        <w:t>read_contracts()</w:t>
-      </w:r>
-      <w:r>
-        <w:rPr>
-          <w:rFonts w:ascii="Calibri" w:hAnsi="Calibri" w:eastAsia="微软雅黑"/>
-          <w:b w:val="0"/>
-          <w:color w:val="333333"/>
-          <w:sz w:val="22"/>
-        </w:rPr>
-        <w:t xml:space="preserve"> / </w:t>
+        <w:t>total_contracts</w:t>
+      </w:r>
+      <w:r>
+        <w:rPr>
+          <w:rFonts w:ascii="Calibri" w:hAnsi="Calibri" w:eastAsia="微软雅黑"/>
+          <w:b w:val="0"/>
+          <w:color w:val="333333"/>
+          <w:sz w:val="22"/>
+        </w:rPr>
+        <w:t xml:space="preserve"> = 项目合同数 + 资产合同数；</w:t>
       </w:r>
       <w:r>
         <w:rPr>
@@ -16130,6 +16427,186 @@
           <w:color w:val="333333"/>
           <w:sz w:val="21"/>
         </w:rPr>
+        <w:t>total_amount</w:t>
+      </w:r>
+      <w:r>
+        <w:rPr>
+          <w:rFonts w:ascii="Calibri" w:hAnsi="Calibri" w:eastAsia="微软雅黑"/>
+          <w:b w:val="0"/>
+          <w:color w:val="333333"/>
+          <w:sz w:val="22"/>
+        </w:rPr>
+        <w:t xml:space="preserve"> = 项目合同“合同金额（万元）”合计 + 资产合同“总合同额”合计 ÷ 10000；</w:t>
+      </w:r>
+      <w:r>
+        <w:rPr>
+          <w:rFonts w:ascii="Consolas" w:hAnsi="Consolas" w:eastAsia="微软雅黑"/>
+          <w:b w:val="0"/>
+          <w:color w:val="333333"/>
+          <w:sz w:val="21"/>
+        </w:rPr>
+        <w:t>expiring_contracts</w:t>
+      </w:r>
+      <w:r>
+        <w:rPr>
+          <w:rFonts w:ascii="Calibri" w:hAnsi="Calibri" w:eastAsia="微软雅黑"/>
+          <w:b w:val="0"/>
+          <w:color w:val="333333"/>
+          <w:sz w:val="22"/>
+        </w:rPr>
+        <w:t xml:space="preserve"> = 项目提醒条数（</w:t>
+      </w:r>
+      <w:r>
+        <w:rPr>
+          <w:rFonts w:ascii="Consolas" w:hAnsi="Consolas" w:eastAsia="微软雅黑"/>
+          <w:b w:val="0"/>
+          <w:color w:val="333333"/>
+          <w:sz w:val="21"/>
+        </w:rPr>
+        <w:t>_project_reminder_count()</w:t>
+      </w:r>
+      <w:r>
+        <w:rPr>
+          <w:rFonts w:ascii="Calibri" w:hAnsi="Calibri" w:eastAsia="微软雅黑"/>
+          <w:b w:val="0"/>
+          <w:color w:val="333333"/>
+          <w:sz w:val="22"/>
+        </w:rPr>
+        <w:t>）+ 资产提醒条数（</w:t>
+      </w:r>
+      <w:r>
+        <w:rPr>
+          <w:rFonts w:ascii="Consolas" w:hAnsi="Consolas" w:eastAsia="微软雅黑"/>
+          <w:b w:val="0"/>
+          <w:color w:val="333333"/>
+          <w:sz w:val="21"/>
+        </w:rPr>
+        <w:t>_asset_reminder_count()</w:t>
+      </w:r>
+      <w:r>
+        <w:rPr>
+          <w:rFonts w:ascii="Calibri" w:hAnsi="Calibri" w:eastAsia="微软雅黑"/>
+          <w:b w:val="0"/>
+          <w:color w:val="333333"/>
+          <w:sz w:val="22"/>
+        </w:rPr>
+        <w:t xml:space="preserve">）——两函数与 </w:t>
+      </w:r>
+      <w:r>
+        <w:rPr>
+          <w:rFonts w:ascii="Consolas" w:hAnsi="Consolas" w:eastAsia="微软雅黑"/>
+          <w:b w:val="0"/>
+          <w:color w:val="333333"/>
+          <w:sz w:val="21"/>
+        </w:rPr>
+        <w:t>_reminders()</w:t>
+      </w:r>
+      <w:r>
+        <w:rPr>
+          <w:rFonts w:ascii="Calibri" w:hAnsi="Calibri" w:eastAsia="微软雅黑"/>
+          <w:b w:val="0"/>
+          <w:color w:val="333333"/>
+          <w:sz w:val="22"/>
+        </w:rPr>
+        <w:t>/</w:t>
+      </w:r>
+      <w:r>
+        <w:rPr>
+          <w:rFonts w:ascii="Consolas" w:hAnsi="Consolas" w:eastAsia="微软雅黑"/>
+          <w:b w:val="0"/>
+          <w:color w:val="333333"/>
+          <w:sz w:val="21"/>
+        </w:rPr>
+        <w:t>_asset_reminders()</w:t>
+      </w:r>
+      <w:r>
+        <w:rPr>
+          <w:rFonts w:ascii="Calibri" w:hAnsi="Calibri" w:eastAsia="微软雅黑"/>
+          <w:b w:val="0"/>
+          <w:color w:val="333333"/>
+          <w:sz w:val="22"/>
+        </w:rPr>
+        <w:t xml:space="preserve"> 同口径，但只数条数、不构造明细对象，且资产侧复用已按部门过滤的列表；</w:t>
+      </w:r>
+      <w:r>
+        <w:rPr>
+          <w:rFonts w:ascii="Calibri" w:hAnsi="Calibri" w:eastAsia="微软雅黑"/>
+          <w:b/>
+          <w:color w:val="333333"/>
+          <w:sz w:val="22"/>
+        </w:rPr>
+        <w:t>待收/支</w:t>
+      </w:r>
+      <w:r>
+        <w:rPr>
+          <w:rFonts w:ascii="Calibri" w:hAnsi="Calibri" w:eastAsia="微软雅黑"/>
+          <w:b w:val="0"/>
+          <w:color w:val="333333"/>
+          <w:sz w:val="22"/>
+        </w:rPr>
+        <w:t xml:space="preserve">：待支沿用 </w:t>
+      </w:r>
+      <w:r>
+        <w:rPr>
+          <w:rFonts w:ascii="Consolas" w:hAnsi="Consolas" w:eastAsia="微软雅黑"/>
+          <w:b w:val="0"/>
+          <w:color w:val="333333"/>
+          <w:sz w:val="21"/>
+        </w:rPr>
+        <w:t>_pending_unpaid()</w:t>
+      </w:r>
+      <w:r>
+        <w:rPr>
+          <w:rFonts w:ascii="Calibri" w:hAnsi="Calibri" w:eastAsia="微软雅黑"/>
+          <w:b w:val="0"/>
+          <w:color w:val="333333"/>
+          <w:sz w:val="22"/>
+        </w:rPr>
+        <w:t>/</w:t>
+      </w:r>
+      <w:r>
+        <w:rPr>
+          <w:rFonts w:ascii="Consolas" w:hAnsi="Consolas" w:eastAsia="微软雅黑"/>
+          <w:b w:val="0"/>
+          <w:color w:val="333333"/>
+          <w:sz w:val="21"/>
+        </w:rPr>
+        <w:t>_pending_count()</w:t>
+      </w:r>
+      <w:r>
+        <w:rPr>
+          <w:rFonts w:ascii="Calibri" w:hAnsi="Calibri" w:eastAsia="微软雅黑"/>
+          <w:b w:val="0"/>
+          <w:color w:val="333333"/>
+          <w:sz w:val="22"/>
+        </w:rPr>
+        <w:t xml:space="preserve">（仅项目合同），待收＝按资产合同汇总 </w:t>
+      </w:r>
+      <w:r>
+        <w:rPr>
+          <w:rFonts w:ascii="Consolas" w:hAnsi="Consolas" w:eastAsia="微软雅黑"/>
+          <w:b w:val="0"/>
+          <w:color w:val="333333"/>
+          <w:sz w:val="21"/>
+        </w:rPr>
+        <w:t>Σ应缴金额 − Σ实缴金额</w:t>
+      </w:r>
+      <w:r>
+        <w:rPr>
+          <w:rFonts w:ascii="Calibri" w:hAnsi="Calibri" w:eastAsia="微软雅黑"/>
+          <w:b w:val="0"/>
+          <w:color w:val="333333"/>
+          <w:sz w:val="22"/>
+        </w:rPr>
+        <w:t>（</w:t>
+      </w:r>
+      <w:r>
+        <w:rPr>
+          <w:rFonts w:ascii="Consolas" w:hAnsi="Consolas" w:eastAsia="微软雅黑"/>
+          <w:b w:val="0"/>
+          <w:color w:val="333333"/>
+          <w:sz w:val="21"/>
+        </w:rPr>
         <w:t>read_assets()</w:t>
       </w:r>
       <w:r>
@@ -16139,7 +16616,7 @@
           <w:color w:val="333333"/>
           <w:sz w:val="22"/>
         </w:rPr>
-        <w:t xml:space="preserve"> 使用进程内 TTL 缓存（</w:t>
+        <w:t xml:space="preserve"> 计算列 </w:t>
       </w:r>
       <w:r>
         <w:rPr>
@@ -16148,142 +16625,16 @@
           <w:color w:val="333333"/>
           <w:sz w:val="21"/>
         </w:rPr>
-        <w:t>READ_CACHE_TTL = 2.0s</w:t>
-      </w:r>
-      <w:r>
-        <w:rPr>
-          <w:rFonts w:ascii="Calibri" w:hAnsi="Calibri" w:eastAsia="微软雅黑"/>
-          <w:b w:val="0"/>
-          <w:color w:val="333333"/>
-          <w:sz w:val="22"/>
-        </w:rPr>
-        <w:t>），同一页面加载中 dashboard / reminders / pending_payments 只读一次库；每次返回</w:t>
-      </w:r>
-      <w:r>
-        <w:rPr>
-          <w:rFonts w:ascii="Calibri" w:hAnsi="Calibri" w:eastAsia="微软雅黑"/>
-          <w:b/>
-          <w:color w:val="333333"/>
-          <w:sz w:val="22"/>
-        </w:rPr>
-        <w:t>浅拷贝</w:t>
-      </w:r>
-      <w:r>
-        <w:rPr>
-          <w:rFonts w:ascii="Calibri" w:hAnsi="Calibri" w:eastAsia="微软雅黑"/>
-          <w:b w:val="0"/>
-          <w:color w:val="333333"/>
-          <w:sz w:val="22"/>
-        </w:rPr>
-        <w:t xml:space="preserve">（调用方可安全挂载 </w:t>
-      </w:r>
-      <w:r>
-        <w:rPr>
-          <w:rFonts w:ascii="Consolas" w:hAnsi="Consolas" w:eastAsia="微软雅黑"/>
-          <w:b w:val="0"/>
-          <w:color w:val="333333"/>
-          <w:sz w:val="21"/>
-        </w:rPr>
-        <w:t>attachments</w:t>
-      </w:r>
-      <w:r>
-        <w:rPr>
-          <w:rFonts w:ascii="Calibri" w:hAnsi="Calibri" w:eastAsia="微软雅黑"/>
-          <w:b w:val="0"/>
-          <w:color w:val="333333"/>
-          <w:sz w:val="22"/>
-        </w:rPr>
-        <w:t>/</w:t>
-      </w:r>
-      <w:r>
-        <w:rPr>
-          <w:rFonts w:ascii="Consolas" w:hAnsi="Consolas" w:eastAsia="微软雅黑"/>
-          <w:b w:val="0"/>
-          <w:color w:val="333333"/>
-          <w:sz w:val="21"/>
-        </w:rPr>
-        <w:t>rent_collections</w:t>
-      </w:r>
-      <w:r>
-        <w:rPr>
-          <w:rFonts w:ascii="Calibri" w:hAnsi="Calibri" w:eastAsia="微软雅黑"/>
-          <w:b w:val="0"/>
-          <w:color w:val="333333"/>
-          <w:sz w:val="22"/>
-        </w:rPr>
-        <w:t xml:space="preserve"> 等字段而不污染缓存）；写操作（</w:t>
-      </w:r>
-      <w:r>
-        <w:rPr>
-          <w:rFonts w:ascii="Consolas" w:hAnsi="Consolas" w:eastAsia="微软雅黑"/>
-          <w:b w:val="0"/>
-          <w:color w:val="333333"/>
-          <w:sz w:val="21"/>
-        </w:rPr>
-        <w:t>db_exec</w:t>
-      </w:r>
-      <w:r>
-        <w:rPr>
-          <w:rFonts w:ascii="Calibri" w:hAnsi="Calibri" w:eastAsia="微软雅黑"/>
-          <w:b w:val="0"/>
-          <w:color w:val="333333"/>
-          <w:sz w:val="22"/>
-        </w:rPr>
-        <w:t>、</w:t>
-      </w:r>
-      <w:r>
-        <w:rPr>
-          <w:rFonts w:ascii="Consolas" w:hAnsi="Consolas" w:eastAsia="微软雅黑"/>
-          <w:b w:val="0"/>
-          <w:color w:val="333333"/>
-          <w:sz w:val="21"/>
-        </w:rPr>
-        <w:t>app_row</w:t>
-      </w:r>
-      <w:r>
-        <w:rPr>
-          <w:rFonts w:ascii="Calibri" w:hAnsi="Calibri" w:eastAsia="微软雅黑"/>
-          <w:b w:val="0"/>
-          <w:color w:val="333333"/>
-          <w:sz w:val="22"/>
-        </w:rPr>
-        <w:t>、合同导入、</w:t>
-      </w:r>
-      <w:r>
-        <w:rPr>
-          <w:rFonts w:ascii="Consolas" w:hAnsi="Consolas" w:eastAsia="微软雅黑"/>
-          <w:b w:val="0"/>
-          <w:color w:val="333333"/>
-          <w:sz w:val="21"/>
-        </w:rPr>
-        <w:t>replace_asset_rent</w:t>
-      </w:r>
-      <w:r>
-        <w:rPr>
-          <w:rFonts w:ascii="Calibri" w:hAnsi="Calibri" w:eastAsia="微软雅黑"/>
-          <w:b w:val="0"/>
-          <w:color w:val="333333"/>
-          <w:sz w:val="22"/>
-        </w:rPr>
-        <w:t xml:space="preserve">）调用 </w:t>
-      </w:r>
-      <w:r>
-        <w:rPr>
-          <w:rFonts w:ascii="Consolas" w:hAnsi="Consolas" w:eastAsia="微软雅黑"/>
-          <w:b w:val="0"/>
-          <w:color w:val="333333"/>
-          <w:sz w:val="21"/>
-        </w:rPr>
-        <w:t>_invalidate_caches()</w:t>
-      </w:r>
-      <w:r>
-        <w:rPr>
-          <w:rFonts w:ascii="Calibri" w:hAnsi="Calibri" w:eastAsia="微软雅黑"/>
-          <w:b w:val="0"/>
-          <w:color w:val="333333"/>
-          <w:sz w:val="22"/>
-        </w:rPr>
-        <w:t xml:space="preserve"> 立即失效；</w:t>
+        <w:t>due_total − paid_total</w:t>
+      </w:r>
+      <w:r>
+        <w:rPr>
+          <w:rFonts w:ascii="Calibri" w:hAnsi="Calibri" w:eastAsia="微软雅黑"/>
+          <w:b w:val="0"/>
+          <w:color w:val="333333"/>
+          <w:sz w:val="22"/>
+        </w:rPr>
+        <w:t>），卡片显示待收+待支的合计，悬停气泡显示两者构成占比；</w:t>
       </w:r>
     </w:p>
     <w:p>
@@ -16297,7 +16648,7 @@
           <w:color w:val="333333"/>
           <w:sz w:val="22"/>
         </w:rPr>
-        <w:t>租金明细保存</w:t>
+        <w:t>只读结果缓存</w:t>
       </w:r>
       <w:r>
         <w:rPr>
@@ -16315,16 +16666,16 @@
           <w:color w:val="333333"/>
           <w:sz w:val="21"/>
         </w:rPr>
-        <w:t>replace_asset_rent(rid, items, allow_clear)</w:t>
-      </w:r>
-      <w:r>
-        <w:rPr>
-          <w:rFonts w:ascii="Calibri" w:hAnsi="Calibri" w:eastAsia="微软雅黑"/>
-          <w:b w:val="0"/>
-          <w:color w:val="333333"/>
-          <w:sz w:val="22"/>
-        </w:rPr>
-        <w:t xml:space="preserve"> 以“整表替换”语义在一个事务内完成新增/修改/删除；未出现在 items 中的已有记录被删除；</w:t>
+        <w:t>read_contracts()</w:t>
+      </w:r>
+      <w:r>
+        <w:rPr>
+          <w:rFonts w:ascii="Calibri" w:hAnsi="Calibri" w:eastAsia="微软雅黑"/>
+          <w:b w:val="0"/>
+          <w:color w:val="333333"/>
+          <w:sz w:val="22"/>
+        </w:rPr>
+        <w:t xml:space="preserve"> / </w:t>
       </w:r>
       <w:r>
         <w:rPr>
@@ -16333,16 +16684,16 @@
           <w:color w:val="333333"/>
           <w:sz w:val="21"/>
         </w:rPr>
-        <w:t>allow_clear=False</w:t>
-      </w:r>
-      <w:r>
-        <w:rPr>
-          <w:rFonts w:ascii="Calibri" w:hAnsi="Calibri" w:eastAsia="微软雅黑"/>
-          <w:b w:val="0"/>
-          <w:color w:val="333333"/>
-          <w:sz w:val="22"/>
-        </w:rPr>
-        <w:t xml:space="preserve"> 且 items 为空而该合同已有记录时抛错（防“明细未加载就保存”的清空误操作，接口层由 </w:t>
+        <w:t>read_assets()</w:t>
+      </w:r>
+      <w:r>
+        <w:rPr>
+          <w:rFonts w:ascii="Calibri" w:hAnsi="Calibri" w:eastAsia="微软雅黑"/>
+          <w:b w:val="0"/>
+          <w:color w:val="333333"/>
+          <w:sz w:val="22"/>
+        </w:rPr>
+        <w:t xml:space="preserve"> 使用进程内 TTL 缓存（</w:t>
       </w:r>
       <w:r>
         <w:rPr>
@@ -16351,16 +16702,34 @@
           <w:color w:val="333333"/>
           <w:sz w:val="21"/>
         </w:rPr>
-        <w:t>confirm_clear</w:t>
-      </w:r>
-      <w:r>
-        <w:rPr>
-          <w:rFonts w:ascii="Calibri" w:hAnsi="Calibri" w:eastAsia="微软雅黑"/>
-          <w:b w:val="0"/>
-          <w:color w:val="333333"/>
-          <w:sz w:val="22"/>
-        </w:rPr>
-        <w:t xml:space="preserve"> 控制）；保存后调用 </w:t>
+        <w:t>READ_CACHE_TTL = 2.0s</w:t>
+      </w:r>
+      <w:r>
+        <w:rPr>
+          <w:rFonts w:ascii="Calibri" w:hAnsi="Calibri" w:eastAsia="微软雅黑"/>
+          <w:b w:val="0"/>
+          <w:color w:val="333333"/>
+          <w:sz w:val="22"/>
+        </w:rPr>
+        <w:t>），同一页面加载中 dashboard / reminders / pending_payments 只读一次库；每次返回</w:t>
+      </w:r>
+      <w:r>
+        <w:rPr>
+          <w:rFonts w:ascii="Calibri" w:hAnsi="Calibri" w:eastAsia="微软雅黑"/>
+          <w:b/>
+          <w:color w:val="333333"/>
+          <w:sz w:val="22"/>
+        </w:rPr>
+        <w:t>浅拷贝</w:t>
+      </w:r>
+      <w:r>
+        <w:rPr>
+          <w:rFonts w:ascii="Calibri" w:hAnsi="Calibri" w:eastAsia="微软雅黑"/>
+          <w:b w:val="0"/>
+          <w:color w:val="333333"/>
+          <w:sz w:val="22"/>
+        </w:rPr>
+        <w:t xml:space="preserve">（调用方可安全挂载 </w:t>
       </w:r>
       <w:r>
         <w:rPr>
@@ -16369,16 +16738,106 @@
           <w:color w:val="333333"/>
           <w:sz w:val="21"/>
         </w:rPr>
-        <w:t>_log_rent_collection_changes()</w:t>
-      </w:r>
-      <w:r>
-        <w:rPr>
-          <w:rFonts w:ascii="Calibri" w:hAnsi="Calibri" w:eastAsia="微软雅黑"/>
-          <w:b w:val="0"/>
-          <w:color w:val="333333"/>
-          <w:sz w:val="22"/>
-        </w:rPr>
-        <w:t xml:space="preserve"> 写字段级变更日志；</w:t>
+        <w:t>attachments</w:t>
+      </w:r>
+      <w:r>
+        <w:rPr>
+          <w:rFonts w:ascii="Calibri" w:hAnsi="Calibri" w:eastAsia="微软雅黑"/>
+          <w:b w:val="0"/>
+          <w:color w:val="333333"/>
+          <w:sz w:val="22"/>
+        </w:rPr>
+        <w:t>/</w:t>
+      </w:r>
+      <w:r>
+        <w:rPr>
+          <w:rFonts w:ascii="Consolas" w:hAnsi="Consolas" w:eastAsia="微软雅黑"/>
+          <w:b w:val="0"/>
+          <w:color w:val="333333"/>
+          <w:sz w:val="21"/>
+        </w:rPr>
+        <w:t>rent_collections</w:t>
+      </w:r>
+      <w:r>
+        <w:rPr>
+          <w:rFonts w:ascii="Calibri" w:hAnsi="Calibri" w:eastAsia="微软雅黑"/>
+          <w:b w:val="0"/>
+          <w:color w:val="333333"/>
+          <w:sz w:val="22"/>
+        </w:rPr>
+        <w:t xml:space="preserve"> 等字段而不污染缓存）；写操作（</w:t>
+      </w:r>
+      <w:r>
+        <w:rPr>
+          <w:rFonts w:ascii="Consolas" w:hAnsi="Consolas" w:eastAsia="微软雅黑"/>
+          <w:b w:val="0"/>
+          <w:color w:val="333333"/>
+          <w:sz w:val="21"/>
+        </w:rPr>
+        <w:t>db_exec</w:t>
+      </w:r>
+      <w:r>
+        <w:rPr>
+          <w:rFonts w:ascii="Calibri" w:hAnsi="Calibri" w:eastAsia="微软雅黑"/>
+          <w:b w:val="0"/>
+          <w:color w:val="333333"/>
+          <w:sz w:val="22"/>
+        </w:rPr>
+        <w:t>、</w:t>
+      </w:r>
+      <w:r>
+        <w:rPr>
+          <w:rFonts w:ascii="Consolas" w:hAnsi="Consolas" w:eastAsia="微软雅黑"/>
+          <w:b w:val="0"/>
+          <w:color w:val="333333"/>
+          <w:sz w:val="21"/>
+        </w:rPr>
+        <w:t>app_row</w:t>
+      </w:r>
+      <w:r>
+        <w:rPr>
+          <w:rFonts w:ascii="Calibri" w:hAnsi="Calibri" w:eastAsia="微软雅黑"/>
+          <w:b w:val="0"/>
+          <w:color w:val="333333"/>
+          <w:sz w:val="22"/>
+        </w:rPr>
+        <w:t>、合同导入、</w:t>
+      </w:r>
+      <w:r>
+        <w:rPr>
+          <w:rFonts w:ascii="Consolas" w:hAnsi="Consolas" w:eastAsia="微软雅黑"/>
+          <w:b w:val="0"/>
+          <w:color w:val="333333"/>
+          <w:sz w:val="21"/>
+        </w:rPr>
+        <w:t>replace_asset_rent</w:t>
+      </w:r>
+      <w:r>
+        <w:rPr>
+          <w:rFonts w:ascii="Calibri" w:hAnsi="Calibri" w:eastAsia="微软雅黑"/>
+          <w:b w:val="0"/>
+          <w:color w:val="333333"/>
+          <w:sz w:val="22"/>
+        </w:rPr>
+        <w:t xml:space="preserve">）调用 </w:t>
+      </w:r>
+      <w:r>
+        <w:rPr>
+          <w:rFonts w:ascii="Consolas" w:hAnsi="Consolas" w:eastAsia="微软雅黑"/>
+          <w:b w:val="0"/>
+          <w:color w:val="333333"/>
+          <w:sz w:val="21"/>
+        </w:rPr>
+        <w:t>_invalidate_caches()</w:t>
+      </w:r>
+      <w:r>
+        <w:rPr>
+          <w:rFonts w:ascii="Calibri" w:hAnsi="Calibri" w:eastAsia="微软雅黑"/>
+          <w:b w:val="0"/>
+          <w:color w:val="333333"/>
+          <w:sz w:val="22"/>
+        </w:rPr>
+        <w:t xml:space="preserve"> 立即失效；</w:t>
       </w:r>
     </w:p>
     <w:p>
@@ -16392,7 +16851,7 @@
           <w:color w:val="333333"/>
           <w:sz w:val="22"/>
         </w:rPr>
-        <w:t>字段级变更日志</w:t>
+        <w:t>租金明细保存</w:t>
       </w:r>
       <w:r>
         <w:rPr>
@@ -16410,34 +16869,16 @@
           <w:color w:val="333333"/>
           <w:sz w:val="21"/>
         </w:rPr>
-        <w:t>log_field_changes()</w:t>
-      </w:r>
-      <w:r>
-        <w:rPr>
-          <w:rFonts w:ascii="Calibri" w:hAnsi="Calibri" w:eastAsia="微软雅黑"/>
-          <w:b w:val="0"/>
-          <w:color w:val="333333"/>
-          <w:sz w:val="22"/>
-        </w:rPr>
-        <w:t xml:space="preserve"> 在项目合同/资产合同的新增、修改、归档、清空提醒处调用，并在</w:t>
-      </w:r>
-      <w:r>
-        <w:rPr>
-          <w:rFonts w:ascii="Calibri" w:hAnsi="Calibri" w:eastAsia="微软雅黑"/>
-          <w:b/>
-          <w:color w:val="333333"/>
-          <w:sz w:val="22"/>
-        </w:rPr>
-        <w:t>资产租金明细保存</w:t>
-      </w:r>
-      <w:r>
-        <w:rPr>
-          <w:rFonts w:ascii="Calibri" w:hAnsi="Calibri" w:eastAsia="微软雅黑"/>
-          <w:b w:val="0"/>
-          <w:color w:val="333333"/>
-          <w:sz w:val="22"/>
-        </w:rPr>
-        <w:t xml:space="preserve">后由 </w:t>
+        <w:t>replace_asset_rent(rid, items, allow_clear)</w:t>
+      </w:r>
+      <w:r>
+        <w:rPr>
+          <w:rFonts w:ascii="Calibri" w:hAnsi="Calibri" w:eastAsia="微软雅黑"/>
+          <w:b w:val="0"/>
+          <w:color w:val="333333"/>
+          <w:sz w:val="22"/>
+        </w:rPr>
+        <w:t xml:space="preserve"> 以“整表替换”语义在一个事务内完成新增/修改/删除；未出现在 items 中的已有记录被删除；</w:t>
       </w:r>
       <w:r>
         <w:rPr>
@@ -16446,6 +16887,42 @@
           <w:color w:val="333333"/>
           <w:sz w:val="21"/>
         </w:rPr>
+        <w:t>allow_clear=False</w:t>
+      </w:r>
+      <w:r>
+        <w:rPr>
+          <w:rFonts w:ascii="Calibri" w:hAnsi="Calibri" w:eastAsia="微软雅黑"/>
+          <w:b w:val="0"/>
+          <w:color w:val="333333"/>
+          <w:sz w:val="22"/>
+        </w:rPr>
+        <w:t xml:space="preserve"> 且 items 为空而该合同已有记录时抛错（防“明细未加载就保存”的清空误操作，接口层由 </w:t>
+      </w:r>
+      <w:r>
+        <w:rPr>
+          <w:rFonts w:ascii="Consolas" w:hAnsi="Consolas" w:eastAsia="微软雅黑"/>
+          <w:b w:val="0"/>
+          <w:color w:val="333333"/>
+          <w:sz w:val="21"/>
+        </w:rPr>
+        <w:t>confirm_clear</w:t>
+      </w:r>
+      <w:r>
+        <w:rPr>
+          <w:rFonts w:ascii="Calibri" w:hAnsi="Calibri" w:eastAsia="微软雅黑"/>
+          <w:b w:val="0"/>
+          <w:color w:val="333333"/>
+          <w:sz w:val="22"/>
+        </w:rPr>
+        <w:t xml:space="preserve"> 控制）；保存后调用 </w:t>
+      </w:r>
+      <w:r>
+        <w:rPr>
+          <w:rFonts w:ascii="Consolas" w:hAnsi="Consolas" w:eastAsia="微软雅黑"/>
+          <w:b w:val="0"/>
+          <w:color w:val="333333"/>
+          <w:sz w:val="21"/>
+        </w:rPr>
         <w:t>_log_rent_collection_changes()</w:t>
       </w:r>
       <w:r>
@@ -16455,97 +16932,7 @@
           <w:color w:val="333333"/>
           <w:sz w:val="22"/>
         </w:rPr>
-        <w:t xml:space="preserve"> 调用（逐字段记录修改；整条新增/删除记一条摘要）；逐字段比较新旧值并写入 </w:t>
-      </w:r>
-      <w:r>
-        <w:rPr>
-          <w:rFonts w:ascii="Consolas" w:hAnsi="Consolas" w:eastAsia="微软雅黑"/>
-          <w:b w:val="0"/>
-          <w:color w:val="333333"/>
-          <w:sz w:val="21"/>
-        </w:rPr>
-        <w:t>field_change_logs</w:t>
-      </w:r>
-      <w:r>
-        <w:rPr>
-          <w:rFonts w:ascii="Calibri" w:hAnsi="Calibri" w:eastAsia="微软雅黑"/>
-          <w:b w:val="0"/>
-          <w:color w:val="333333"/>
-          <w:sz w:val="22"/>
-        </w:rPr>
-        <w:t>；</w:t>
-      </w:r>
-      <w:r>
-        <w:rPr>
-          <w:rFonts w:ascii="Consolas" w:hAnsi="Consolas" w:eastAsia="微软雅黑"/>
-          <w:b w:val="0"/>
-          <w:color w:val="333333"/>
-          <w:sz w:val="21"/>
-        </w:rPr>
-        <w:t>_same_number()</w:t>
-      </w:r>
-      <w:r>
-        <w:rPr>
-          <w:rFonts w:ascii="Calibri" w:hAnsi="Calibri" w:eastAsia="微软雅黑"/>
-          <w:b w:val="0"/>
-          <w:color w:val="333333"/>
-          <w:sz w:val="22"/>
-        </w:rPr>
-        <w:t xml:space="preserve"> 使 </w:t>
-      </w:r>
-      <w:r>
-        <w:rPr>
-          <w:rFonts w:ascii="Consolas" w:hAnsi="Consolas" w:eastAsia="微软雅黑"/>
-          <w:b w:val="0"/>
-          <w:color w:val="333333"/>
-          <w:sz w:val="21"/>
-        </w:rPr>
-        <w:t>0</w:t>
-      </w:r>
-      <w:r>
-        <w:rPr>
-          <w:rFonts w:ascii="Calibri" w:hAnsi="Calibri" w:eastAsia="微软雅黑"/>
-          <w:b w:val="0"/>
-          <w:color w:val="333333"/>
-          <w:sz w:val="22"/>
-        </w:rPr>
-        <w:t xml:space="preserve"> 与 </w:t>
-      </w:r>
-      <w:r>
-        <w:rPr>
-          <w:rFonts w:ascii="Consolas" w:hAnsi="Consolas" w:eastAsia="微软雅黑"/>
-          <w:b w:val="0"/>
-          <w:color w:val="333333"/>
-          <w:sz w:val="21"/>
-        </w:rPr>
-        <w:t>0.0</w:t>
-      </w:r>
-      <w:r>
-        <w:rPr>
-          <w:rFonts w:ascii="Calibri" w:hAnsi="Calibri" w:eastAsia="微软雅黑"/>
-          <w:b w:val="0"/>
-          <w:color w:val="333333"/>
-          <w:sz w:val="22"/>
-        </w:rPr>
-        <w:t xml:space="preserve"> 这类同值不同写法不再记为变更；</w:t>
-      </w:r>
-      <w:r>
-        <w:rPr>
-          <w:rFonts w:ascii="Consolas" w:hAnsi="Consolas" w:eastAsia="微软雅黑"/>
-          <w:b w:val="0"/>
-          <w:color w:val="333333"/>
-          <w:sz w:val="21"/>
-        </w:rPr>
-        <w:t>/api/field_logs</w:t>
-      </w:r>
-      <w:r>
-        <w:rPr>
-          <w:rFonts w:ascii="Calibri" w:hAnsi="Calibri" w:eastAsia="微软雅黑"/>
-          <w:b w:val="0"/>
-          <w:color w:val="333333"/>
-          <w:sz w:val="22"/>
-        </w:rPr>
-        <w:t xml:space="preserve"> 支持日期、用户、模块、字段名、对象筛选；</w:t>
+        <w:t xml:space="preserve"> 写字段级变更日志；</w:t>
       </w:r>
     </w:p>
     <w:p>
@@ -16559,16 +16946,16 @@
           <w:color w:val="333333"/>
           <w:sz w:val="22"/>
         </w:rPr>
-        <w:t>待收/支计算</w:t>
-      </w:r>
-      <w:r>
-        <w:rPr>
-          <w:rFonts w:ascii="Calibri" w:hAnsi="Calibri" w:eastAsia="微软雅黑"/>
-          <w:b w:val="0"/>
-          <w:color w:val="333333"/>
-          <w:sz w:val="22"/>
-        </w:rPr>
-        <w:t xml:space="preserve">：待支侧 </w:t>
+        <w:t>字段级变更日志</w:t>
+      </w:r>
+      <w:r>
+        <w:rPr>
+          <w:rFonts w:ascii="Calibri" w:hAnsi="Calibri" w:eastAsia="微软雅黑"/>
+          <w:b w:val="0"/>
+          <w:color w:val="333333"/>
+          <w:sz w:val="22"/>
+        </w:rPr>
+        <w:t>：</w:t>
       </w:r>
       <w:r>
         <w:rPr>
@@ -16577,16 +16964,34 @@
           <w:color w:val="333333"/>
           <w:sz w:val="21"/>
         </w:rPr>
-        <w:t>_pending_unpaid()</w:t>
-      </w:r>
-      <w:r>
-        <w:rPr>
-          <w:rFonts w:ascii="Calibri" w:hAnsi="Calibri" w:eastAsia="微软雅黑"/>
-          <w:b w:val="0"/>
-          <w:color w:val="333333"/>
-          <w:sz w:val="22"/>
-        </w:rPr>
-        <w:t xml:space="preserve"> 优先取台账“未支付”字段（含 0），为空时按“合同金额 − 已支付”计算（空按 0），</w:t>
+        <w:t>log_field_changes()</w:t>
+      </w:r>
+      <w:r>
+        <w:rPr>
+          <w:rFonts w:ascii="Calibri" w:hAnsi="Calibri" w:eastAsia="微软雅黑"/>
+          <w:b w:val="0"/>
+          <w:color w:val="333333"/>
+          <w:sz w:val="22"/>
+        </w:rPr>
+        <w:t xml:space="preserve"> 在项目合同/资产合同的新增、修改、归档、清空提醒处调用，并在</w:t>
+      </w:r>
+      <w:r>
+        <w:rPr>
+          <w:rFonts w:ascii="Calibri" w:hAnsi="Calibri" w:eastAsia="微软雅黑"/>
+          <w:b/>
+          <w:color w:val="333333"/>
+          <w:sz w:val="22"/>
+        </w:rPr>
+        <w:t>资产租金明细保存</w:t>
+      </w:r>
+      <w:r>
+        <w:rPr>
+          <w:rFonts w:ascii="Calibri" w:hAnsi="Calibri" w:eastAsia="微软雅黑"/>
+          <w:b w:val="0"/>
+          <w:color w:val="333333"/>
+          <w:sz w:val="22"/>
+        </w:rPr>
+        <w:t xml:space="preserve">后由 </w:t>
       </w:r>
       <w:r>
         <w:rPr>
@@ -16595,16 +17000,16 @@
           <w:color w:val="333333"/>
           <w:sz w:val="21"/>
         </w:rPr>
-        <w:t>_pending_count()</w:t>
-      </w:r>
-      <w:r>
-        <w:rPr>
-          <w:rFonts w:ascii="Calibri" w:hAnsi="Calibri" w:eastAsia="微软雅黑"/>
-          <w:b w:val="0"/>
-          <w:color w:val="333333"/>
-          <w:sz w:val="22"/>
-        </w:rPr>
-        <w:t xml:space="preserve"> 统计未归档且待支付金额大于 0 的项目合同数；待收侧按资产合同汇总租金子表差额（</w:t>
+        <w:t>_log_rent_collection_changes()</w:t>
+      </w:r>
+      <w:r>
+        <w:rPr>
+          <w:rFonts w:ascii="Calibri" w:hAnsi="Calibri" w:eastAsia="微软雅黑"/>
+          <w:b w:val="0"/>
+          <w:color w:val="333333"/>
+          <w:sz w:val="22"/>
+        </w:rPr>
+        <w:t xml:space="preserve"> 调用（逐字段记录修改；整条新增/删除记一条摘要）；逐字段比较新旧值并写入 </w:t>
       </w:r>
       <w:r>
         <w:rPr>
@@ -16613,16 +17018,16 @@
           <w:color w:val="333333"/>
           <w:sz w:val="21"/>
         </w:rPr>
-        <w:t>read_assets()</w:t>
-      </w:r>
-      <w:r>
-        <w:rPr>
-          <w:rFonts w:ascii="Calibri" w:hAnsi="Calibri" w:eastAsia="微软雅黑"/>
-          <w:b w:val="0"/>
-          <w:color w:val="333333"/>
-          <w:sz w:val="22"/>
-        </w:rPr>
-        <w:t xml:space="preserve"> 计算列 </w:t>
+        <w:t>field_change_logs</w:t>
+      </w:r>
+      <w:r>
+        <w:rPr>
+          <w:rFonts w:ascii="Calibri" w:hAnsi="Calibri" w:eastAsia="微软雅黑"/>
+          <w:b w:val="0"/>
+          <w:color w:val="333333"/>
+          <w:sz w:val="22"/>
+        </w:rPr>
+        <w:t>；</w:t>
       </w:r>
       <w:r>
         <w:rPr>
@@ -16631,16 +17036,16 @@
           <w:color w:val="333333"/>
           <w:sz w:val="21"/>
         </w:rPr>
-        <w:t>due_total − paid_total</w:t>
-      </w:r>
-      <w:r>
-        <w:rPr>
-          <w:rFonts w:ascii="Calibri" w:hAnsi="Calibri" w:eastAsia="微软雅黑"/>
-          <w:b w:val="0"/>
-          <w:color w:val="333333"/>
-          <w:sz w:val="22"/>
-        </w:rPr>
-        <w:t>，&gt;0 计入合同数、差额合计计入金额）；</w:t>
+        <w:t>_same_number()</w:t>
+      </w:r>
+      <w:r>
+        <w:rPr>
+          <w:rFonts w:ascii="Calibri" w:hAnsi="Calibri" w:eastAsia="微软雅黑"/>
+          <w:b w:val="0"/>
+          <w:color w:val="333333"/>
+          <w:sz w:val="22"/>
+        </w:rPr>
+        <w:t xml:space="preserve"> 使 </w:t>
       </w:r>
       <w:r>
         <w:rPr>
@@ -16649,16 +17054,16 @@
           <w:color w:val="333333"/>
           <w:sz w:val="21"/>
         </w:rPr>
-        <w:t>/api/pending_payments</w:t>
-      </w:r>
-      <w:r>
-        <w:rPr>
-          <w:rFonts w:ascii="Calibri" w:hAnsi="Calibri" w:eastAsia="微软雅黑"/>
-          <w:b w:val="0"/>
-          <w:color w:val="333333"/>
-          <w:sz w:val="22"/>
-        </w:rPr>
-        <w:t xml:space="preserve"> 同时返回两类记录（</w:t>
+        <w:t>0</w:t>
+      </w:r>
+      <w:r>
+        <w:rPr>
+          <w:rFonts w:ascii="Calibri" w:hAnsi="Calibri" w:eastAsia="微软雅黑"/>
+          <w:b w:val="0"/>
+          <w:color w:val="333333"/>
+          <w:sz w:val="22"/>
+        </w:rPr>
+        <w:t xml:space="preserve"> 与 </w:t>
       </w:r>
       <w:r>
         <w:rPr>
@@ -16667,16 +17072,16 @@
           <w:color w:val="333333"/>
           <w:sz w:val="21"/>
         </w:rPr>
-        <w:t>kind=receivable/payable</w:t>
-      </w:r>
-      <w:r>
-        <w:rPr>
-          <w:rFonts w:ascii="Calibri" w:hAnsi="Calibri" w:eastAsia="微软雅黑"/>
-          <w:b w:val="0"/>
-          <w:color w:val="333333"/>
-          <w:sz w:val="22"/>
-        </w:rPr>
-        <w:t xml:space="preserve">，待收在前）与 </w:t>
+        <w:t>0.0</w:t>
+      </w:r>
+      <w:r>
+        <w:rPr>
+          <w:rFonts w:ascii="Calibri" w:hAnsi="Calibri" w:eastAsia="微软雅黑"/>
+          <w:b w:val="0"/>
+          <w:color w:val="333333"/>
+          <w:sz w:val="22"/>
+        </w:rPr>
+        <w:t xml:space="preserve"> 这类同值不同写法不再记为变更；</w:t>
       </w:r>
       <w:r>
         <w:rPr>
@@ -16685,34 +17090,16 @@
           <w:color w:val="333333"/>
           <w:sz w:val="21"/>
         </w:rPr>
-        <w:t>receivable_count</w:t>
-      </w:r>
-      <w:r>
-        <w:rPr>
-          <w:rFonts w:ascii="Calibri" w:hAnsi="Calibri" w:eastAsia="微软雅黑"/>
-          <w:b w:val="0"/>
-          <w:color w:val="333333"/>
-          <w:sz w:val="22"/>
-        </w:rPr>
-        <w:t>/</w:t>
-      </w:r>
-      <w:r>
-        <w:rPr>
-          <w:rFonts w:ascii="Consolas" w:hAnsi="Consolas" w:eastAsia="微软雅黑"/>
-          <w:b w:val="0"/>
-          <w:color w:val="333333"/>
-          <w:sz w:val="21"/>
-        </w:rPr>
-        <w:t>payable_count</w:t>
-      </w:r>
-      <w:r>
-        <w:rPr>
-          <w:rFonts w:ascii="Calibri" w:hAnsi="Calibri" w:eastAsia="微软雅黑"/>
-          <w:b w:val="0"/>
-          <w:color w:val="333333"/>
-          <w:sz w:val="22"/>
-        </w:rPr>
-        <w:t>，与首页“待收/支合同数/总金额”卡片同口径；</w:t>
+        <w:t>/api/field_logs</w:t>
+      </w:r>
+      <w:r>
+        <w:rPr>
+          <w:rFonts w:ascii="Calibri" w:hAnsi="Calibri" w:eastAsia="微软雅黑"/>
+          <w:b w:val="0"/>
+          <w:color w:val="333333"/>
+          <w:sz w:val="22"/>
+        </w:rPr>
+        <w:t xml:space="preserve"> 支持日期、用户、模块、字段名、对象筛选；</w:t>
       </w:r>
     </w:p>
     <w:p>
@@ -16726,16 +17113,16 @@
           <w:color w:val="333333"/>
           <w:sz w:val="22"/>
         </w:rPr>
-        <w:t>附件校验</w:t>
-      </w:r>
-      <w:r>
-        <w:rPr>
-          <w:rFonts w:ascii="Calibri" w:hAnsi="Calibri" w:eastAsia="微软雅黑"/>
-          <w:b w:val="0"/>
-          <w:color w:val="333333"/>
-          <w:sz w:val="22"/>
-        </w:rPr>
-        <w:t>：项目合同与资产合同共用同一套规则——格式白名单（jpg/jpeg/png/gif/webp/bmp/pdf）+ 大小限制（</w:t>
+        <w:t>待收/支计算</w:t>
+      </w:r>
+      <w:r>
+        <w:rPr>
+          <w:rFonts w:ascii="Calibri" w:hAnsi="Calibri" w:eastAsia="微软雅黑"/>
+          <w:b w:val="0"/>
+          <w:color w:val="333333"/>
+          <w:sz w:val="22"/>
+        </w:rPr>
+        <w:t xml:space="preserve">：待支侧 </w:t>
       </w:r>
       <w:r>
         <w:rPr>
@@ -16744,34 +17131,16 @@
           <w:color w:val="333333"/>
           <w:sz w:val="21"/>
         </w:rPr>
-        <w:t>default_attach_max_mb</w:t>
-      </w:r>
-      <w:r>
-        <w:rPr>
-          <w:rFonts w:ascii="Calibri" w:hAnsi="Calibri" w:eastAsia="微软雅黑"/>
-          <w:b w:val="0"/>
-          <w:color w:val="333333"/>
-          <w:sz w:val="22"/>
-        </w:rPr>
-        <w:t>，默认 20M，可在系统设置调整），超限拒绝并清理临时文件；资产合同附件类型为</w:t>
-      </w:r>
-      <w:r>
-        <w:rPr>
-          <w:rFonts w:ascii="Calibri" w:hAnsi="Calibri" w:eastAsia="微软雅黑"/>
-          <w:b/>
-          <w:color w:val="333333"/>
-          <w:sz w:val="22"/>
-        </w:rPr>
-        <w:t>三种</w:t>
-      </w:r>
-      <w:r>
-        <w:rPr>
-          <w:rFonts w:ascii="Calibri" w:hAnsi="Calibri" w:eastAsia="微软雅黑"/>
-          <w:b w:val="0"/>
-          <w:color w:val="333333"/>
-          <w:sz w:val="22"/>
-        </w:rPr>
-        <w:t>：</w:t>
+        <w:t>_pending_unpaid()</w:t>
+      </w:r>
+      <w:r>
+        <w:rPr>
+          <w:rFonts w:ascii="Calibri" w:hAnsi="Calibri" w:eastAsia="微软雅黑"/>
+          <w:b w:val="0"/>
+          <w:color w:val="333333"/>
+          <w:sz w:val="22"/>
+        </w:rPr>
+        <w:t xml:space="preserve"> 优先取台账“未支付”字段（含 0），为空时按“合同金额 − 已支付”计算（空按 0），</w:t>
       </w:r>
       <w:r>
         <w:rPr>
@@ -16780,16 +17149,16 @@
           <w:color w:val="333333"/>
           <w:sz w:val="21"/>
         </w:rPr>
-        <w:t>资产现状图片</w:t>
-      </w:r>
-      <w:r>
-        <w:rPr>
-          <w:rFonts w:ascii="Calibri" w:hAnsi="Calibri" w:eastAsia="微软雅黑"/>
-          <w:b w:val="0"/>
-          <w:color w:val="333333"/>
-          <w:sz w:val="22"/>
-        </w:rPr>
-        <w:t>（仅图片）/</w:t>
+        <w:t>_pending_count()</w:t>
+      </w:r>
+      <w:r>
+        <w:rPr>
+          <w:rFonts w:ascii="Calibri" w:hAnsi="Calibri" w:eastAsia="微软雅黑"/>
+          <w:b w:val="0"/>
+          <w:color w:val="333333"/>
+          <w:sz w:val="22"/>
+        </w:rPr>
+        <w:t xml:space="preserve"> 统计未归档且待支付金额大于 0 的项目合同数；待收侧按资产合同汇总租金子表差额（</w:t>
       </w:r>
       <w:r>
         <w:rPr>
@@ -16798,7 +17167,79 @@
           <w:color w:val="333333"/>
           <w:sz w:val="21"/>
         </w:rPr>
-        <w:t>决策依据附件</w:t>
+        <w:t>read_assets()</w:t>
+      </w:r>
+      <w:r>
+        <w:rPr>
+          <w:rFonts w:ascii="Calibri" w:hAnsi="Calibri" w:eastAsia="微软雅黑"/>
+          <w:b w:val="0"/>
+          <w:color w:val="333333"/>
+          <w:sz w:val="22"/>
+        </w:rPr>
+        <w:t xml:space="preserve"> 计算列 </w:t>
+      </w:r>
+      <w:r>
+        <w:rPr>
+          <w:rFonts w:ascii="Consolas" w:hAnsi="Consolas" w:eastAsia="微软雅黑"/>
+          <w:b w:val="0"/>
+          <w:color w:val="333333"/>
+          <w:sz w:val="21"/>
+        </w:rPr>
+        <w:t>due_total − paid_total</w:t>
+      </w:r>
+      <w:r>
+        <w:rPr>
+          <w:rFonts w:ascii="Calibri" w:hAnsi="Calibri" w:eastAsia="微软雅黑"/>
+          <w:b w:val="0"/>
+          <w:color w:val="333333"/>
+          <w:sz w:val="22"/>
+        </w:rPr>
+        <w:t>，&gt;0 计入合同数、差额合计计入金额）；</w:t>
+      </w:r>
+      <w:r>
+        <w:rPr>
+          <w:rFonts w:ascii="Consolas" w:hAnsi="Consolas" w:eastAsia="微软雅黑"/>
+          <w:b w:val="0"/>
+          <w:color w:val="333333"/>
+          <w:sz w:val="21"/>
+        </w:rPr>
+        <w:t>/api/pending_payments</w:t>
+      </w:r>
+      <w:r>
+        <w:rPr>
+          <w:rFonts w:ascii="Calibri" w:hAnsi="Calibri" w:eastAsia="微软雅黑"/>
+          <w:b w:val="0"/>
+          <w:color w:val="333333"/>
+          <w:sz w:val="22"/>
+        </w:rPr>
+        <w:t xml:space="preserve"> 同时返回两类记录（</w:t>
+      </w:r>
+      <w:r>
+        <w:rPr>
+          <w:rFonts w:ascii="Consolas" w:hAnsi="Consolas" w:eastAsia="微软雅黑"/>
+          <w:b w:val="0"/>
+          <w:color w:val="333333"/>
+          <w:sz w:val="21"/>
+        </w:rPr>
+        <w:t>kind=receivable/payable</w:t>
+      </w:r>
+      <w:r>
+        <w:rPr>
+          <w:rFonts w:ascii="Calibri" w:hAnsi="Calibri" w:eastAsia="微软雅黑"/>
+          <w:b w:val="0"/>
+          <w:color w:val="333333"/>
+          <w:sz w:val="22"/>
+        </w:rPr>
+        <w:t xml:space="preserve">，待收在前）与 </w:t>
+      </w:r>
+      <w:r>
+        <w:rPr>
+          <w:rFonts w:ascii="Consolas" w:hAnsi="Consolas" w:eastAsia="微软雅黑"/>
+          <w:b w:val="0"/>
+          <w:color w:val="333333"/>
+          <w:sz w:val="21"/>
+        </w:rPr>
+        <w:t>receivable_count</w:t>
       </w:r>
       <w:r>
         <w:rPr>
@@ -16816,16 +17257,16 @@
           <w:color w:val="333333"/>
           <w:sz w:val="21"/>
         </w:rPr>
-        <w:t>合同附件</w:t>
-      </w:r>
-      <w:r>
-        <w:rPr>
-          <w:rFonts w:ascii="Calibri" w:hAnsi="Calibri" w:eastAsia="微软雅黑"/>
-          <w:b w:val="0"/>
-          <w:color w:val="333333"/>
-          <w:sz w:val="22"/>
-        </w:rPr>
-        <w:t>，类型非法时返回“收到的 type + 服务端支持列表”（便于识别“服务端未重启”）；</w:t>
+        <w:t>payable_count</w:t>
+      </w:r>
+      <w:r>
+        <w:rPr>
+          <w:rFonts w:ascii="Calibri" w:hAnsi="Calibri" w:eastAsia="微软雅黑"/>
+          <w:b w:val="0"/>
+          <w:color w:val="333333"/>
+          <w:sz w:val="22"/>
+        </w:rPr>
+        <w:t>，与首页“待收/支合同数/总金额”卡片同口径；</w:t>
       </w:r>
     </w:p>
     <w:p>
@@ -16839,7 +17280,43 @@
           <w:color w:val="333333"/>
           <w:sz w:val="22"/>
         </w:rPr>
-        <w:t>导入校验</w:t>
+        <w:t>附件校验</w:t>
+      </w:r>
+      <w:r>
+        <w:rPr>
+          <w:rFonts w:ascii="Calibri" w:hAnsi="Calibri" w:eastAsia="微软雅黑"/>
+          <w:b w:val="0"/>
+          <w:color w:val="333333"/>
+          <w:sz w:val="22"/>
+        </w:rPr>
+        <w:t>：项目合同与资产合同共用同一套规则——格式白名单（jpg/jpeg/png/gif/webp/bmp/pdf）+ 大小限制（</w:t>
+      </w:r>
+      <w:r>
+        <w:rPr>
+          <w:rFonts w:ascii="Consolas" w:hAnsi="Consolas" w:eastAsia="微软雅黑"/>
+          <w:b w:val="0"/>
+          <w:color w:val="333333"/>
+          <w:sz w:val="21"/>
+        </w:rPr>
+        <w:t>default_attach_max_mb</w:t>
+      </w:r>
+      <w:r>
+        <w:rPr>
+          <w:rFonts w:ascii="Calibri" w:hAnsi="Calibri" w:eastAsia="微软雅黑"/>
+          <w:b w:val="0"/>
+          <w:color w:val="333333"/>
+          <w:sz w:val="22"/>
+        </w:rPr>
+        <w:t>，默认 20M，可在系统设置调整），超限拒绝并清理临时文件；资产合同附件类型为</w:t>
+      </w:r>
+      <w:r>
+        <w:rPr>
+          <w:rFonts w:ascii="Calibri" w:hAnsi="Calibri" w:eastAsia="微软雅黑"/>
+          <w:b/>
+          <w:color w:val="333333"/>
+          <w:sz w:val="22"/>
+        </w:rPr>
+        <w:t>三种</w:t>
       </w:r>
       <w:r>
         <w:rPr>
@@ -16857,16 +17334,16 @@
           <w:color w:val="333333"/>
           <w:sz w:val="21"/>
         </w:rPr>
-        <w:t>_check_import_row()</w:t>
-      </w:r>
-      <w:r>
-        <w:rPr>
-          <w:rFonts w:ascii="Calibri" w:hAnsi="Calibri" w:eastAsia="微软雅黑"/>
-          <w:b w:val="0"/>
-          <w:color w:val="333333"/>
-          <w:sz w:val="22"/>
-        </w:rPr>
-        <w:t xml:space="preserve"> 检查必填、编号重复（库内/文件内）、数字与日期格式、枚举、部门存在性，返回 通过/警告/错误 三级；必填校验与库表 NOT NULL 对齐（</w:t>
+        <w:t>资产现状图片</w:t>
+      </w:r>
+      <w:r>
+        <w:rPr>
+          <w:rFonts w:ascii="Calibri" w:hAnsi="Calibri" w:eastAsia="微软雅黑"/>
+          <w:b w:val="0"/>
+          <w:color w:val="333333"/>
+          <w:sz w:val="22"/>
+        </w:rPr>
+        <w:t>（仅图片）/</w:t>
       </w:r>
       <w:r>
         <w:rPr>
@@ -16875,16 +17352,16 @@
           <w:color w:val="333333"/>
           <w:sz w:val="21"/>
         </w:rPr>
-        <w:t>IMPORT_REQUIRED</w:t>
-      </w:r>
-      <w:r>
-        <w:rPr>
-          <w:rFonts w:ascii="Calibri" w:hAnsi="Calibri" w:eastAsia="微软雅黑"/>
-          <w:b w:val="0"/>
-          <w:color w:val="333333"/>
-          <w:sz w:val="22"/>
-        </w:rPr>
-        <w:t xml:space="preserve"> 7 项 + 编号/项目名称单独校验，9 个必填字段为空即 error）；</w:t>
+        <w:t>决策依据附件</w:t>
+      </w:r>
+      <w:r>
+        <w:rPr>
+          <w:rFonts w:ascii="Calibri" w:hAnsi="Calibri" w:eastAsia="微软雅黑"/>
+          <w:b w:val="0"/>
+          <w:color w:val="333333"/>
+          <w:sz w:val="22"/>
+        </w:rPr>
+        <w:t>/</w:t>
       </w:r>
       <w:r>
         <w:rPr>
@@ -16893,34 +17370,16 @@
           <w:color w:val="333333"/>
           <w:sz w:val="21"/>
         </w:rPr>
-        <w:t>api_import_contracts</w:t>
-      </w:r>
-      <w:r>
-        <w:rPr>
-          <w:rFonts w:ascii="Calibri" w:hAnsi="Calibri" w:eastAsia="微软雅黑"/>
-          <w:b w:val="0"/>
-          <w:color w:val="333333"/>
-          <w:sz w:val="22"/>
-        </w:rPr>
-        <w:t xml:space="preserve"> 执行导入捕获 </w:t>
-      </w:r>
-      <w:r>
-        <w:rPr>
-          <w:rFonts w:ascii="Consolas" w:hAnsi="Consolas" w:eastAsia="微软雅黑"/>
-          <w:b w:val="0"/>
-          <w:color w:val="333333"/>
-          <w:sz w:val="21"/>
-        </w:rPr>
-        <w:t>sqlite3.IntegrityError</w:t>
-      </w:r>
-      <w:r>
-        <w:rPr>
-          <w:rFonts w:ascii="Calibri" w:hAnsi="Calibri" w:eastAsia="微软雅黑"/>
-          <w:b w:val="0"/>
-          <w:color w:val="333333"/>
-          <w:sz w:val="22"/>
-        </w:rPr>
-        <w:t>，返回 400 中文友好提示；</w:t>
+        <w:t>合同附件</w:t>
+      </w:r>
+      <w:r>
+        <w:rPr>
+          <w:rFonts w:ascii="Calibri" w:hAnsi="Calibri" w:eastAsia="微软雅黑"/>
+          <w:b w:val="0"/>
+          <w:color w:val="333333"/>
+          <w:sz w:val="22"/>
+        </w:rPr>
+        <w:t>，类型非法时返回“收到的 type + 服务端支持列表”（便于识别“服务端未重启”）；</w:t>
       </w:r>
     </w:p>
     <w:p>
@@ -16934,7 +17393,7 @@
           <w:color w:val="333333"/>
           <w:sz w:val="22"/>
         </w:rPr>
-        <w:t>资产合同导入校验</w:t>
+        <w:t>导入校验</w:t>
       </w:r>
       <w:r>
         <w:rPr>
@@ -16952,16 +17411,16 @@
           <w:color w:val="333333"/>
           <w:sz w:val="21"/>
         </w:rPr>
-        <w:t>_asset_vals()</w:t>
-      </w:r>
-      <w:r>
-        <w:rPr>
-          <w:rFonts w:ascii="Calibri" w:hAnsi="Calibri" w:eastAsia="微软雅黑"/>
-          <w:b w:val="0"/>
-          <w:color w:val="333333"/>
-          <w:sz w:val="22"/>
-        </w:rPr>
-        <w:t xml:space="preserve"> 统一做必填（place/asset_name/tenant）、数字非负、日期格式校验，导入预览 </w:t>
+        <w:t>_check_import_row()</w:t>
+      </w:r>
+      <w:r>
+        <w:rPr>
+          <w:rFonts w:ascii="Calibri" w:hAnsi="Calibri" w:eastAsia="微软雅黑"/>
+          <w:b w:val="0"/>
+          <w:color w:val="333333"/>
+          <w:sz w:val="22"/>
+        </w:rPr>
+        <w:t xml:space="preserve"> 检查必填、编号重复（库内/文件内）、数字与日期格式、枚举、部门存在性，返回 通过/警告/错误 三级；必填校验与库表 NOT NULL 对齐（</w:t>
       </w:r>
       <w:r>
         <w:rPr>
@@ -16970,16 +17429,52 @@
           <w:color w:val="333333"/>
           <w:sz w:val="21"/>
         </w:rPr>
-        <w:t>import/preview</w:t>
-      </w:r>
-      <w:r>
-        <w:rPr>
-          <w:rFonts w:ascii="Calibri" w:hAnsi="Calibri" w:eastAsia="微软雅黑"/>
-          <w:b w:val="0"/>
-          <w:color w:val="333333"/>
-          <w:sz w:val="22"/>
-        </w:rPr>
-        <w:t xml:space="preserve"> 逐行返回可导入/不可导入及原因；归档列不参与导入导出；</w:t>
+        <w:t>IMPORT_REQUIRED</w:t>
+      </w:r>
+      <w:r>
+        <w:rPr>
+          <w:rFonts w:ascii="Calibri" w:hAnsi="Calibri" w:eastAsia="微软雅黑"/>
+          <w:b w:val="0"/>
+          <w:color w:val="333333"/>
+          <w:sz w:val="22"/>
+        </w:rPr>
+        <w:t xml:space="preserve"> 7 项 + 编号/项目名称单独校验，9 个必填字段为空即 error）；</w:t>
+      </w:r>
+      <w:r>
+        <w:rPr>
+          <w:rFonts w:ascii="Consolas" w:hAnsi="Consolas" w:eastAsia="微软雅黑"/>
+          <w:b w:val="0"/>
+          <w:color w:val="333333"/>
+          <w:sz w:val="21"/>
+        </w:rPr>
+        <w:t>api_import_contracts</w:t>
+      </w:r>
+      <w:r>
+        <w:rPr>
+          <w:rFonts w:ascii="Calibri" w:hAnsi="Calibri" w:eastAsia="微软雅黑"/>
+          <w:b w:val="0"/>
+          <w:color w:val="333333"/>
+          <w:sz w:val="22"/>
+        </w:rPr>
+        <w:t xml:space="preserve"> 执行导入捕获 </w:t>
+      </w:r>
+      <w:r>
+        <w:rPr>
+          <w:rFonts w:ascii="Consolas" w:hAnsi="Consolas" w:eastAsia="微软雅黑"/>
+          <w:b w:val="0"/>
+          <w:color w:val="333333"/>
+          <w:sz w:val="21"/>
+        </w:rPr>
+        <w:t>sqlite3.IntegrityError</w:t>
+      </w:r>
+      <w:r>
+        <w:rPr>
+          <w:rFonts w:ascii="Calibri" w:hAnsi="Calibri" w:eastAsia="微软雅黑"/>
+          <w:b w:val="0"/>
+          <w:color w:val="333333"/>
+          <w:sz w:val="22"/>
+        </w:rPr>
+        <w:t>，返回 400 中文友好提示；</w:t>
       </w:r>
     </w:p>
     <w:p>
@@ -16993,6 +17488,65 @@
           <w:color w:val="333333"/>
           <w:sz w:val="22"/>
         </w:rPr>
+        <w:t>资产合同导入校验</w:t>
+      </w:r>
+      <w:r>
+        <w:rPr>
+          <w:rFonts w:ascii="Calibri" w:hAnsi="Calibri" w:eastAsia="微软雅黑"/>
+          <w:b w:val="0"/>
+          <w:color w:val="333333"/>
+          <w:sz w:val="22"/>
+        </w:rPr>
+        <w:t>：</w:t>
+      </w:r>
+      <w:r>
+        <w:rPr>
+          <w:rFonts w:ascii="Consolas" w:hAnsi="Consolas" w:eastAsia="微软雅黑"/>
+          <w:b w:val="0"/>
+          <w:color w:val="333333"/>
+          <w:sz w:val="21"/>
+        </w:rPr>
+        <w:t>_asset_vals()</w:t>
+      </w:r>
+      <w:r>
+        <w:rPr>
+          <w:rFonts w:ascii="Calibri" w:hAnsi="Calibri" w:eastAsia="微软雅黑"/>
+          <w:b w:val="0"/>
+          <w:color w:val="333333"/>
+          <w:sz w:val="22"/>
+        </w:rPr>
+        <w:t xml:space="preserve"> 统一做必填（place/asset_name/tenant）、数字非负、日期格式校验，导入预览 </w:t>
+      </w:r>
+      <w:r>
+        <w:rPr>
+          <w:rFonts w:ascii="Consolas" w:hAnsi="Consolas" w:eastAsia="微软雅黑"/>
+          <w:b w:val="0"/>
+          <w:color w:val="333333"/>
+          <w:sz w:val="21"/>
+        </w:rPr>
+        <w:t>import/preview</w:t>
+      </w:r>
+      <w:r>
+        <w:rPr>
+          <w:rFonts w:ascii="Calibri" w:hAnsi="Calibri" w:eastAsia="微软雅黑"/>
+          <w:b w:val="0"/>
+          <w:color w:val="333333"/>
+          <w:sz w:val="22"/>
+        </w:rPr>
+        <w:t xml:space="preserve"> 逐行返回可导入/不可导入及原因；归档列不参与导入导出；</w:t>
+      </w:r>
+    </w:p>
+    <w:p>
+      <w:pPr>
+        <w:pStyle w:val="ListBullet"/>
+      </w:pPr>
+      <w:r>
+        <w:rPr>
+          <w:rFonts w:ascii="Calibri" w:hAnsi="Calibri" w:eastAsia="微软雅黑"/>
+          <w:b/>
+          <w:color w:val="333333"/>
+          <w:sz w:val="22"/>
+        </w:rPr>
         <w:t>Excel 兼容</w:t>
       </w:r>
       <w:r>
@@ -17066,7 +17620,25 @@
           <w:color w:val="333333"/>
           <w:sz w:val="22"/>
         </w:rPr>
-        <w:t>，记录已应用的迁移版本（当前 19 行 v1~v19）；</w:t>
+        <w:t xml:space="preserve">，记录已应用的迁移版本（当前 </w:t>
+      </w:r>
+      <w:r>
+        <w:rPr>
+          <w:rFonts w:ascii="Calibri" w:hAnsi="Calibri" w:eastAsia="微软雅黑"/>
+          <w:b/>
+          <w:color w:val="333333"/>
+          <w:sz w:val="22"/>
+        </w:rPr>
+        <w:t>31 行，v1~v31</w:t>
+      </w:r>
+      <w:r>
+        <w:rPr>
+          <w:rFonts w:ascii="Calibri" w:hAnsi="Calibri" w:eastAsia="微软雅黑"/>
+          <w:b w:val="0"/>
+          <w:color w:val="333333"/>
+          <w:sz w:val="22"/>
+        </w:rPr>
+        <w:t>）；</w:t>
       </w:r>
     </w:p>
     <w:p>
@@ -17089,7 +17661,7 @@
           <w:color w:val="333333"/>
           <w:sz w:val="22"/>
         </w:rPr>
-        <w:t xml:space="preserve"> 按版本号顺序登记迁移（当前 19 项）：v1 项目合同补历史字段列（资金来源/是否归档/归档人/归档时间）、v2 项目合同列改名（经办人/分管领导→经办人、甲方现场负责人→现场负责人）、v3 users 补分管部门、v4 新增 asset_contracts、v5 contracts→project_contracts 改名（同步索引/触发器名与外键引用）、v6 asset_contracts 补管理部门/责任人、v7 asset_contracts 补归档列、v8 asset_contracts 补下次出租时间/总合同额、v9 新增 asset_attachments、v10 asset_contracts 补提醒提前天数、v11 新增 field_change_logs、</w:t>
+        <w:t xml:space="preserve"> 按版本号顺序登记迁移（当前 </w:t>
       </w:r>
       <w:r>
         <w:rPr>
@@ -17098,7 +17670,25 @@
           <w:color w:val="333333"/>
           <w:sz w:val="22"/>
         </w:rPr>
-        <w:t>v12 新增 asset_rent_collections（租金收缴子表，不迁移历史已缴租金）、v13 删除 asset_contracts 的 10 个旧租金列（重建表）、v14 列改名 年租（元）→年租金（元）、v15 删除合同级缴款方式、v16 收缴表缴款方式枚举化并规范化存量值、v17 收缴表缴款方式默认值“直缴非税”、v18 统计/提醒索引（4 个）、v19 users 追加 电话 字段</w:t>
+        <w:t>31 项，v1~v31</w:t>
+      </w:r>
+      <w:r>
+        <w:rPr>
+          <w:rFonts w:ascii="Calibri" w:hAnsi="Calibri" w:eastAsia="微软雅黑"/>
+          <w:b w:val="0"/>
+          <w:color w:val="333333"/>
+          <w:sz w:val="22"/>
+        </w:rPr>
+        <w:t>）：v1 项目合同补历史字段列（资金来源/是否归档/归档人/归档时间）、v2 项目合同列改名（经办人/分管领导→经办人、甲方现场负责人→现场负责人）、v3 users 补分管部门、v4 新增 asset_contracts、v5 contracts→project_contracts 改名（同步索引/触发器名与外键引用）、v6 asset_contracts 补管理部门/责任人、v7 asset_contracts 补归档列、v8 asset_contracts 补下次出租时间/总合同额、v9 新增 asset_attachments、v10 asset_contracts 补提醒提前天数、v11 新增 field_change_logs、</w:t>
+      </w:r>
+      <w:r>
+        <w:rPr>
+          <w:rFonts w:ascii="Calibri" w:hAnsi="Calibri" w:eastAsia="微软雅黑"/>
+          <w:b/>
+          <w:color w:val="333333"/>
+          <w:sz w:val="22"/>
+        </w:rPr>
+        <w:t>v12 新增 asset_rent_collections（租金收缴子表，不迁移历史已缴租金）、v13 删除 asset_contracts 的 10 个旧租金列（重建表）、v14 列改名 年租（元）→年租金（元）、v15 删除合同级缴款方式、v16 收缴表缴款方式枚举化并规范化存量值、v17 收缴表缴款方式默认值“直缴非税”、v18 统计/提醒索引（4 个）、v19 users 追加 电话 字段、v20 settings 追加短信平台配置（14 项）、v21 新增 sms_templates（5 个默认模板）、v22 新增 sms_logs（含回执/回复字段与“同一提醒同一周同一手机号”去重唯一索引）、v23 project_contracts/asset_contracts 追加「短信提醒」开关列、v24 settings 追加短信超时项 sms_timeout_sec、v25 settings 追加平台使用规范配置（7 项）、v26 asset_contracts.id 改为 6 位合同编号 TEXT（重建表，历史 id 原值保留）、v27 删除部门表历史残留行「本级-人事与政策法规科」、v28 项目合同附件表改名 attachments → project_attachments、v29 短信正文末尾署名配置 sms_sign_suffix、v30 删除已废弃配置项 sms_sign_name、v31 project_attachments 外键由 ON UPDATE RESTRICT 改为 ON UPDATE CASCADE（重建表，修复“带附件的合同改编号报 500”）</w:t>
       </w:r>
       <w:r>
         <w:rPr>
@@ -17130,7 +17720,25 @@
           <w:color w:val="333333"/>
           <w:sz w:val="22"/>
         </w:rPr>
-        <w:t xml:space="preserve">：v13/v15/v17 需要 </w:t>
+        <w:t>：</w:t>
+      </w:r>
+      <w:r>
+        <w:rPr>
+          <w:rFonts w:ascii="Calibri" w:hAnsi="Calibri" w:eastAsia="微软雅黑"/>
+          <w:b/>
+          <w:color w:val="333333"/>
+          <w:sz w:val="22"/>
+        </w:rPr>
+        <w:t>v13/v15/v17/v26/v31</w:t>
+      </w:r>
+      <w:r>
+        <w:rPr>
+          <w:rFonts w:ascii="Calibri" w:hAnsi="Calibri" w:eastAsia="微软雅黑"/>
+          <w:b w:val="0"/>
+          <w:color w:val="333333"/>
+          <w:sz w:val="22"/>
+        </w:rPr>
+        <w:t xml:space="preserve"> 需要 </w:t>
       </w:r>
       <w:r>
         <w:rPr>
@@ -17238,7 +17846,25 @@
           <w:color w:val="333333"/>
           <w:sz w:val="22"/>
         </w:rPr>
-        <w:t>）；</w:t>
+        <w:t>）。</w:t>
+      </w:r>
+      <w:r>
+        <w:rPr>
+          <w:rFonts w:ascii="Calibri" w:hAnsi="Calibri" w:eastAsia="微软雅黑"/>
+          <w:b/>
+          <w:color w:val="333333"/>
+          <w:sz w:val="22"/>
+        </w:rPr>
+        <w:t>v31 另在重建前用 `VACUUM INTO` 自动整库备份到 `backups/合同台账_v31重建前_&lt;时间戳&gt;.db`</w:t>
+      </w:r>
+      <w:r>
+        <w:rPr>
+          <w:rFonts w:ascii="Calibri" w:hAnsi="Calibri" w:eastAsia="微软雅黑"/>
+          <w:b w:val="0"/>
+          <w:color w:val="333333"/>
+          <w:sz w:val="22"/>
+        </w:rPr>
+        <w:t>（与 A-03/A-06 的重建流程一致）；</w:t>
       </w:r>
     </w:p>
     <w:p>
@@ -23521,6 +24147,227 @@
       <w:r>
         <w:rPr>
           <w:rFonts w:ascii="Calibri" w:hAnsi="Calibri" w:eastAsia="微软雅黑"/>
+          <w:b/>
+          <w:color w:val="333333"/>
+          <w:sz w:val="22"/>
+        </w:rPr>
+        <w:t>金额字段单位标注（V1.8.4）</w:t>
+      </w:r>
+      <w:r>
+        <w:rPr>
+          <w:rFonts w:ascii="Calibri" w:hAnsi="Calibri" w:eastAsia="微软雅黑"/>
+          <w:b w:val="0"/>
+          <w:color w:val="333333"/>
+          <w:sz w:val="22"/>
+        </w:rPr>
+        <w:t>：项目合同新增/编辑弹窗中，</w:t>
+      </w:r>
+      <w:r>
+        <w:rPr>
+          <w:rFonts w:ascii="Consolas" w:hAnsi="Consolas" w:eastAsia="微软雅黑"/>
+          <w:b w:val="0"/>
+          <w:color w:val="333333"/>
+          <w:sz w:val="21"/>
+        </w:rPr>
+        <w:t>决策的招标控制价</w:t>
+      </w:r>
+      <w:r>
+        <w:rPr>
+          <w:rFonts w:ascii="Calibri" w:hAnsi="Calibri" w:eastAsia="微软雅黑"/>
+          <w:b w:val="0"/>
+          <w:color w:val="333333"/>
+          <w:sz w:val="22"/>
+        </w:rPr>
+        <w:t>、</w:t>
+      </w:r>
+      <w:r>
+        <w:rPr>
+          <w:rFonts w:ascii="Consolas" w:hAnsi="Consolas" w:eastAsia="微软雅黑"/>
+          <w:b w:val="0"/>
+          <w:color w:val="333333"/>
+          <w:sz w:val="21"/>
+        </w:rPr>
+        <w:t>结算金额</w:t>
+      </w:r>
+      <w:r>
+        <w:rPr>
+          <w:rFonts w:ascii="Calibri" w:hAnsi="Calibri" w:eastAsia="微软雅黑"/>
+          <w:b w:val="0"/>
+          <w:color w:val="333333"/>
+          <w:sz w:val="22"/>
+        </w:rPr>
+        <w:t>、</w:t>
+      </w:r>
+      <w:r>
+        <w:rPr>
+          <w:rFonts w:ascii="Consolas" w:hAnsi="Consolas" w:eastAsia="微软雅黑"/>
+          <w:b w:val="0"/>
+          <w:color w:val="333333"/>
+          <w:sz w:val="21"/>
+        </w:rPr>
+        <w:t>已支付</w:t>
+      </w:r>
+      <w:r>
+        <w:rPr>
+          <w:rFonts w:ascii="Calibri" w:hAnsi="Calibri" w:eastAsia="微软雅黑"/>
+          <w:b w:val="0"/>
+          <w:color w:val="333333"/>
+          <w:sz w:val="22"/>
+        </w:rPr>
+        <w:t>、</w:t>
+      </w:r>
+      <w:r>
+        <w:rPr>
+          <w:rFonts w:ascii="Consolas" w:hAnsi="Consolas" w:eastAsia="微软雅黑"/>
+          <w:b w:val="0"/>
+          <w:color w:val="333333"/>
+          <w:sz w:val="21"/>
+        </w:rPr>
+        <w:t>未支付</w:t>
+      </w:r>
+      <w:r>
+        <w:rPr>
+          <w:rFonts w:ascii="Calibri" w:hAnsi="Calibri" w:eastAsia="微软雅黑"/>
+          <w:b w:val="0"/>
+          <w:color w:val="333333"/>
+          <w:sz w:val="22"/>
+        </w:rPr>
+        <w:t xml:space="preserve"> 四个金额标签统一标注单位 </w:t>
+      </w:r>
+      <w:r>
+        <w:rPr>
+          <w:rFonts w:ascii="Calibri" w:hAnsi="Calibri" w:eastAsia="微软雅黑"/>
+          <w:b/>
+          <w:color w:val="333333"/>
+          <w:sz w:val="22"/>
+        </w:rPr>
+        <w:t>（万元）</w:t>
+      </w:r>
+      <w:r>
+        <w:rPr>
+          <w:rFonts w:ascii="Calibri" w:hAnsi="Calibri" w:eastAsia="微软雅黑"/>
+          <w:b w:val="0"/>
+          <w:color w:val="333333"/>
+          <w:sz w:val="22"/>
+        </w:rPr>
+        <w:t xml:space="preserve">（与既有 </w:t>
+      </w:r>
+      <w:r>
+        <w:rPr>
+          <w:rFonts w:ascii="Consolas" w:hAnsi="Consolas" w:eastAsia="微软雅黑"/>
+          <w:b w:val="0"/>
+          <w:color w:val="333333"/>
+          <w:sz w:val="21"/>
+        </w:rPr>
+        <w:t>合同金额（万元）</w:t>
+      </w:r>
+      <w:r>
+        <w:rPr>
+          <w:rFonts w:ascii="Calibri" w:hAnsi="Calibri" w:eastAsia="微软雅黑"/>
+          <w:b w:val="0"/>
+          <w:color w:val="333333"/>
+          <w:sz w:val="22"/>
+        </w:rPr>
+        <w:t xml:space="preserve"> 一致）；字段名（接口 </w:t>
+      </w:r>
+      <w:r>
+        <w:rPr>
+          <w:rFonts w:ascii="Consolas" w:hAnsi="Consolas" w:eastAsia="微软雅黑"/>
+          <w:b w:val="0"/>
+          <w:color w:val="333333"/>
+          <w:sz w:val="21"/>
+        </w:rPr>
+        <w:t>bid_control_price</w:t>
+      </w:r>
+      <w:r>
+        <w:rPr>
+          <w:rFonts w:ascii="Calibri" w:hAnsi="Calibri" w:eastAsia="微软雅黑"/>
+          <w:b w:val="0"/>
+          <w:color w:val="333333"/>
+          <w:sz w:val="22"/>
+        </w:rPr>
+        <w:t>/</w:t>
+      </w:r>
+      <w:r>
+        <w:rPr>
+          <w:rFonts w:ascii="Consolas" w:hAnsi="Consolas" w:eastAsia="微软雅黑"/>
+          <w:b w:val="0"/>
+          <w:color w:val="333333"/>
+          <w:sz w:val="21"/>
+        </w:rPr>
+        <w:t>settled_amount</w:t>
+      </w:r>
+      <w:r>
+        <w:rPr>
+          <w:rFonts w:ascii="Calibri" w:hAnsi="Calibri" w:eastAsia="微软雅黑"/>
+          <w:b w:val="0"/>
+          <w:color w:val="333333"/>
+          <w:sz w:val="22"/>
+        </w:rPr>
+        <w:t>/</w:t>
+      </w:r>
+      <w:r>
+        <w:rPr>
+          <w:rFonts w:ascii="Consolas" w:hAnsi="Consolas" w:eastAsia="微软雅黑"/>
+          <w:b w:val="0"/>
+          <w:color w:val="333333"/>
+          <w:sz w:val="21"/>
+        </w:rPr>
+        <w:t>paid_amount</w:t>
+      </w:r>
+      <w:r>
+        <w:rPr>
+          <w:rFonts w:ascii="Calibri" w:hAnsi="Calibri" w:eastAsia="微软雅黑"/>
+          <w:b w:val="0"/>
+          <w:color w:val="333333"/>
+          <w:sz w:val="22"/>
+        </w:rPr>
+        <w:t>/</w:t>
+      </w:r>
+      <w:r>
+        <w:rPr>
+          <w:rFonts w:ascii="Consolas" w:hAnsi="Consolas" w:eastAsia="微软雅黑"/>
+          <w:b w:val="0"/>
+          <w:color w:val="333333"/>
+          <w:sz w:val="21"/>
+        </w:rPr>
+        <w:t>unpaid_amount</w:t>
+      </w:r>
+      <w:r>
+        <w:rPr>
+          <w:rFonts w:ascii="Calibri" w:hAnsi="Calibri" w:eastAsia="微软雅黑"/>
+          <w:b w:val="0"/>
+          <w:color w:val="333333"/>
+          <w:sz w:val="22"/>
+        </w:rPr>
+        <w:t xml:space="preserve">）与数据库列名均不变，Excel 导入模板/导出表头也不含单位后缀（避免破坏 </w:t>
+      </w:r>
+      <w:r>
+        <w:rPr>
+          <w:rFonts w:ascii="Consolas" w:hAnsi="Consolas" w:eastAsia="微软雅黑"/>
+          <w:b w:val="0"/>
+          <w:color w:val="333333"/>
+          <w:sz w:val="21"/>
+        </w:rPr>
+        <w:t>CONTRACT_COLUMNS</w:t>
+      </w:r>
+      <w:r>
+        <w:rPr>
+          <w:rFonts w:ascii="Calibri" w:hAnsi="Calibri" w:eastAsia="微软雅黑"/>
+          <w:b w:val="0"/>
+          <w:color w:val="333333"/>
+          <w:sz w:val="22"/>
+        </w:rPr>
+        <w:t xml:space="preserve"> 列名匹配）；</w:t>
+      </w:r>
+    </w:p>
+    <w:p>
+      <w:pPr>
+        <w:pStyle w:val="ListBullet"/>
+      </w:pPr>
+      <w:r>
+        <w:rPr>
+          <w:rFonts w:ascii="Calibri" w:hAnsi="Calibri" w:eastAsia="微软雅黑"/>
           <w:b w:val="0"/>
           <w:color w:val="333333"/>
           <w:sz w:val="22"/>
@@ -28757,6 +29604,295 @@
           </w:p>
         </w:tc>
       </w:tr>
+      <w:tr>
+        <w:tc>
+          <w:tcPr>
+            <w:tcW w:type="dxa" w:w="2608"/>
+          </w:tcPr>
+          <w:p>
+            <w:pPr>
+              <w:spacing w:after="40" w:before="40"/>
+            </w:pPr>
+            <w:r>
+              <w:rPr>
+                <w:rFonts w:ascii="Consolas" w:hAnsi="Consolas" w:eastAsia="微软雅黑"/>
+                <w:b w:val="0"/>
+                <w:color w:val="333333"/>
+                <w:sz w:val="20"/>
+              </w:rPr>
+              <w:t>tests/clean_d15_control_price.py</w:t>
+            </w:r>
+          </w:p>
+        </w:tc>
+        <w:tc>
+          <w:tcPr>
+            <w:tcW w:type="dxa" w:w="1814"/>
+          </w:tcPr>
+          <w:p>
+            <w:pPr>
+              <w:spacing w:after="40" w:before="40"/>
+            </w:pPr>
+            <w:r>
+              <w:rPr>
+                <w:rFonts w:ascii="Calibri" w:hAnsi="Calibri" w:eastAsia="微软雅黑"/>
+                <w:b/>
+                <w:color w:val="333333"/>
+                <w:sz w:val="21"/>
+              </w:rPr>
+              <w:t>D-15 招标控制价单位错位清洗</w:t>
+            </w:r>
+            <w:r>
+              <w:rPr>
+                <w:rFonts w:ascii="Calibri" w:hAnsi="Calibri" w:eastAsia="微软雅黑"/>
+                <w:b w:val="0"/>
+                <w:color w:val="333333"/>
+                <w:sz w:val="21"/>
+              </w:rPr>
+              <w:t>（仅针对已确认的 10 条合同的「决策的招标控制价」列，按 ÷10000 由“元”改为“万元”）</w:t>
+            </w:r>
+          </w:p>
+        </w:tc>
+        <w:tc>
+          <w:tcPr>
+            <w:tcW w:type="dxa" w:w="5216"/>
+          </w:tcPr>
+          <w:p>
+            <w:pPr>
+              <w:spacing w:after="40" w:before="40"/>
+            </w:pPr>
+            <w:r>
+              <w:rPr>
+                <w:rFonts w:ascii="Calibri" w:hAnsi="Calibri" w:eastAsia="微软雅黑"/>
+                <w:b w:val="0"/>
+                <w:color w:val="333333"/>
+                <w:sz w:val="21"/>
+              </w:rPr>
+              <w:t xml:space="preserve">默认 </w:t>
+            </w:r>
+            <w:r>
+              <w:rPr>
+                <w:rFonts w:ascii="Consolas" w:hAnsi="Consolas" w:eastAsia="微软雅黑"/>
+                <w:b w:val="0"/>
+                <w:color w:val="333333"/>
+                <w:sz w:val="20"/>
+              </w:rPr>
+              <w:t>dry</w:t>
+            </w:r>
+            <w:r>
+              <w:rPr>
+                <w:rFonts w:ascii="Calibri" w:hAnsi="Calibri" w:eastAsia="微软雅黑"/>
+                <w:b w:val="0"/>
+                <w:color w:val="333333"/>
+                <w:sz w:val="21"/>
+              </w:rPr>
+              <w:t xml:space="preserve"> 预演；</w:t>
+            </w:r>
+            <w:r>
+              <w:rPr>
+                <w:rFonts w:ascii="Consolas" w:hAnsi="Consolas" w:eastAsia="微软雅黑"/>
+                <w:b w:val="0"/>
+                <w:color w:val="333333"/>
+                <w:sz w:val="20"/>
+              </w:rPr>
+              <w:t>--run</w:t>
+            </w:r>
+            <w:r>
+              <w:rPr>
+                <w:rFonts w:ascii="Calibri" w:hAnsi="Calibri" w:eastAsia="微软雅黑"/>
+                <w:b w:val="0"/>
+                <w:color w:val="333333"/>
+                <w:sz w:val="21"/>
+              </w:rPr>
+              <w:t xml:space="preserve"> 执行前自动整库备份；逐条校验“当前值 == 预期错误值”才改（不符即跳过）；幂等；单事务；写 </w:t>
+            </w:r>
+            <w:r>
+              <w:rPr>
+                <w:rFonts w:ascii="Consolas" w:hAnsi="Consolas" w:eastAsia="微软雅黑"/>
+                <w:b w:val="0"/>
+                <w:color w:val="333333"/>
+                <w:sz w:val="20"/>
+              </w:rPr>
+              <w:t>field_change_logs</w:t>
+            </w:r>
+            <w:r>
+              <w:rPr>
+                <w:rFonts w:ascii="Calibri" w:hAnsi="Calibri" w:eastAsia="微软雅黑"/>
+                <w:b w:val="0"/>
+                <w:color w:val="333333"/>
+                <w:sz w:val="21"/>
+              </w:rPr>
+              <w:t xml:space="preserve"> + </w:t>
+            </w:r>
+            <w:r>
+              <w:rPr>
+                <w:rFonts w:ascii="Consolas" w:hAnsi="Consolas" w:eastAsia="微软雅黑"/>
+                <w:b w:val="0"/>
+                <w:color w:val="333333"/>
+                <w:sz w:val="20"/>
+              </w:rPr>
+              <w:t>operation_logs</w:t>
+            </w:r>
+            <w:r>
+              <w:rPr>
+                <w:rFonts w:ascii="Calibri" w:hAnsi="Calibri" w:eastAsia="微软雅黑"/>
+                <w:b w:val="0"/>
+                <w:color w:val="333333"/>
+                <w:sz w:val="21"/>
+              </w:rPr>
+              <w:t xml:space="preserve">；默认拒绝对生产库执行（需 </w:t>
+            </w:r>
+            <w:r>
+              <w:rPr>
+                <w:rFonts w:ascii="Consolas" w:hAnsi="Consolas" w:eastAsia="微软雅黑"/>
+                <w:b w:val="0"/>
+                <w:color w:val="333333"/>
+                <w:sz w:val="20"/>
+              </w:rPr>
+              <w:t>--i-know-this-is-prod</w:t>
+            </w:r>
+            <w:r>
+              <w:rPr>
+                <w:rFonts w:ascii="Calibri" w:hAnsi="Calibri" w:eastAsia="微软雅黑"/>
+                <w:b w:val="0"/>
+                <w:color w:val="333333"/>
+                <w:sz w:val="21"/>
+              </w:rPr>
+              <w:t>）</w:t>
+            </w:r>
+          </w:p>
+        </w:tc>
+      </w:tr>
+      <w:tr>
+        <w:tc>
+          <w:tcPr>
+            <w:tcW w:type="dxa" w:w="2608"/>
+          </w:tcPr>
+          <w:p>
+            <w:pPr>
+              <w:spacing w:after="40" w:before="40"/>
+            </w:pPr>
+            <w:r>
+              <w:rPr>
+                <w:rFonts w:ascii="Consolas" w:hAnsi="Consolas" w:eastAsia="微软雅黑"/>
+                <w:b w:val="0"/>
+                <w:color w:val="333333"/>
+                <w:sz w:val="20"/>
+              </w:rPr>
+              <w:t>tests/fix_dept_range.py</w:t>
+            </w:r>
+          </w:p>
+        </w:tc>
+        <w:tc>
+          <w:tcPr>
+            <w:tcW w:type="dxa" w:w="1814"/>
+          </w:tcPr>
+          <w:p>
+            <w:pPr>
+              <w:spacing w:after="40" w:before="40"/>
+            </w:pPr>
+            <w:r>
+              <w:rPr>
+                <w:rFonts w:ascii="Calibri" w:hAnsi="Calibri" w:eastAsia="微软雅黑"/>
+                <w:b/>
+                <w:color w:val="333333"/>
+                <w:sz w:val="21"/>
+              </w:rPr>
+              <w:t>按编号范围批量调整项目合同「所属部门」</w:t>
+            </w:r>
+            <w:r>
+              <w:rPr>
+                <w:rFonts w:ascii="Calibri" w:hAnsi="Calibri" w:eastAsia="微软雅黑"/>
+                <w:b w:val="0"/>
+                <w:color w:val="333333"/>
+                <w:sz w:val="21"/>
+              </w:rPr>
+              <w:t xml:space="preserve">（参数 </w:t>
+            </w:r>
+            <w:r>
+              <w:rPr>
+                <w:rFonts w:ascii="Consolas" w:hAnsi="Consolas" w:eastAsia="微软雅黑"/>
+                <w:b w:val="0"/>
+                <w:color w:val="333333"/>
+                <w:sz w:val="20"/>
+              </w:rPr>
+              <w:t>--no-min/--no-max/--from/--to</w:t>
+            </w:r>
+            <w:r>
+              <w:rPr>
+                <w:rFonts w:ascii="Calibri" w:hAnsi="Calibri" w:eastAsia="微软雅黑"/>
+                <w:b w:val="0"/>
+                <w:color w:val="333333"/>
+                <w:sz w:val="21"/>
+              </w:rPr>
+              <w:t>）</w:t>
+            </w:r>
+          </w:p>
+        </w:tc>
+        <w:tc>
+          <w:tcPr>
+            <w:tcW w:type="dxa" w:w="5216"/>
+          </w:tcPr>
+          <w:p>
+            <w:pPr>
+              <w:spacing w:after="40" w:before="40"/>
+            </w:pPr>
+            <w:r>
+              <w:rPr>
+                <w:rFonts w:ascii="Calibri" w:hAnsi="Calibri" w:eastAsia="微软雅黑"/>
+                <w:b w:val="0"/>
+                <w:color w:val="333333"/>
+                <w:sz w:val="21"/>
+              </w:rPr>
+              <w:t xml:space="preserve">同上一行：预演/备份/逐条守卫/幂等/单事务/审计留痕/生产库保护开关；部门变更由触发器 </w:t>
+            </w:r>
+            <w:r>
+              <w:rPr>
+                <w:rFonts w:ascii="Consolas" w:hAnsi="Consolas" w:eastAsia="微软雅黑"/>
+                <w:b w:val="0"/>
+                <w:color w:val="333333"/>
+                <w:sz w:val="20"/>
+              </w:rPr>
+              <w:t>trg_project_contracts_dept_sync_u</w:t>
+            </w:r>
+            <w:r>
+              <w:rPr>
+                <w:rFonts w:ascii="Calibri" w:hAnsi="Calibri" w:eastAsia="微软雅黑"/>
+                <w:b w:val="0"/>
+                <w:color w:val="333333"/>
+                <w:sz w:val="21"/>
+              </w:rPr>
+              <w:t xml:space="preserve"> 同步 </w:t>
+            </w:r>
+            <w:r>
+              <w:rPr>
+                <w:rFonts w:ascii="Consolas" w:hAnsi="Consolas" w:eastAsia="微软雅黑"/>
+                <w:b w:val="0"/>
+                <w:color w:val="333333"/>
+                <w:sz w:val="20"/>
+              </w:rPr>
+              <w:t>所属单位</w:t>
+            </w:r>
+            <w:r>
+              <w:rPr>
+                <w:rFonts w:ascii="Calibri" w:hAnsi="Calibri" w:eastAsia="微软雅黑"/>
+                <w:b w:val="0"/>
+                <w:color w:val="333333"/>
+                <w:sz w:val="21"/>
+              </w:rPr>
+              <w:t>/</w:t>
+            </w:r>
+            <w:r>
+              <w:rPr>
+                <w:rFonts w:ascii="Consolas" w:hAnsi="Consolas" w:eastAsia="微软雅黑"/>
+                <w:b w:val="0"/>
+                <w:color w:val="333333"/>
+                <w:sz w:val="20"/>
+              </w:rPr>
+              <w:t>所属科室</w:t>
+            </w:r>
+          </w:p>
+        </w:tc>
+      </w:tr>
     </w:tbl>
     <w:p>
       <w:pPr>
@@ -30383,7 +31519,1449 @@
                 <w:color w:val="333333"/>
                 <w:sz w:val="21"/>
               </w:rPr>
-              <w:t>V1.8（当前）</w:t>
+              <w:t>V1.8.4（当前）</w:t>
+            </w:r>
+          </w:p>
+        </w:tc>
+        <w:tc>
+          <w:tcPr>
+            <w:tcW w:type="dxa" w:w="1814"/>
+          </w:tcPr>
+          <w:p>
+            <w:pPr>
+              <w:spacing w:after="40" w:before="40"/>
+            </w:pPr>
+            <w:r>
+              <w:rPr>
+                <w:rFonts w:ascii="Calibri" w:hAnsi="Calibri" w:eastAsia="微软雅黑"/>
+                <w:b w:val="0"/>
+                <w:color w:val="333333"/>
+                <w:sz w:val="21"/>
+              </w:rPr>
+              <w:t>2026-10-13</w:t>
+            </w:r>
+          </w:p>
+        </w:tc>
+        <w:tc>
+          <w:tcPr>
+            <w:tcW w:type="dxa" w:w="5216"/>
+          </w:tcPr>
+          <w:p>
+            <w:pPr>
+              <w:spacing w:after="40" w:before="40"/>
+            </w:pPr>
+            <w:r>
+              <w:rPr>
+                <w:rFonts w:ascii="Calibri" w:hAnsi="Calibri" w:eastAsia="微软雅黑"/>
+                <w:b/>
+                <w:color w:val="333333"/>
+                <w:sz w:val="21"/>
+              </w:rPr>
+              <w:t>界面文案与数据调整（上线前测试后续）</w:t>
+            </w:r>
+            <w:r>
+              <w:rPr>
+                <w:rFonts w:ascii="Calibri" w:hAnsi="Calibri" w:eastAsia="微软雅黑"/>
+                <w:b w:val="0"/>
+                <w:color w:val="333333"/>
+                <w:sz w:val="21"/>
+              </w:rPr>
+              <w:t xml:space="preserve">：① </w:t>
+            </w:r>
+            <w:r>
+              <w:rPr>
+                <w:rFonts w:ascii="Calibri" w:hAnsi="Calibri" w:eastAsia="微软雅黑"/>
+                <w:b/>
+                <w:color w:val="333333"/>
+                <w:sz w:val="21"/>
+              </w:rPr>
+              <w:t>项目合同新增/编辑弹窗金额单位统一标注</w:t>
+            </w:r>
+            <w:r>
+              <w:rPr>
+                <w:rFonts w:ascii="Calibri" w:hAnsi="Calibri" w:eastAsia="微软雅黑"/>
+                <w:b w:val="0"/>
+                <w:color w:val="333333"/>
+                <w:sz w:val="21"/>
+              </w:rPr>
+              <w:t xml:space="preserve"> —— </w:t>
+            </w:r>
+            <w:r>
+              <w:rPr>
+                <w:rFonts w:ascii="Consolas" w:hAnsi="Consolas" w:eastAsia="微软雅黑"/>
+                <w:b w:val="0"/>
+                <w:color w:val="333333"/>
+                <w:sz w:val="20"/>
+              </w:rPr>
+              <w:t>决策的招标控制价（万元）</w:t>
+            </w:r>
+            <w:r>
+              <w:rPr>
+                <w:rFonts w:ascii="Calibri" w:hAnsi="Calibri" w:eastAsia="微软雅黑"/>
+                <w:b w:val="0"/>
+                <w:color w:val="333333"/>
+                <w:sz w:val="21"/>
+              </w:rPr>
+              <w:t>、</w:t>
+            </w:r>
+            <w:r>
+              <w:rPr>
+                <w:rFonts w:ascii="Consolas" w:hAnsi="Consolas" w:eastAsia="微软雅黑"/>
+                <w:b w:val="0"/>
+                <w:color w:val="333333"/>
+                <w:sz w:val="20"/>
+              </w:rPr>
+              <w:t>结算金额（万元）</w:t>
+            </w:r>
+            <w:r>
+              <w:rPr>
+                <w:rFonts w:ascii="Calibri" w:hAnsi="Calibri" w:eastAsia="微软雅黑"/>
+                <w:b w:val="0"/>
+                <w:color w:val="333333"/>
+                <w:sz w:val="21"/>
+              </w:rPr>
+              <w:t>、</w:t>
+            </w:r>
+            <w:r>
+              <w:rPr>
+                <w:rFonts w:ascii="Consolas" w:hAnsi="Consolas" w:eastAsia="微软雅黑"/>
+                <w:b w:val="0"/>
+                <w:color w:val="333333"/>
+                <w:sz w:val="20"/>
+              </w:rPr>
+              <w:t>已支付（万元）</w:t>
+            </w:r>
+            <w:r>
+              <w:rPr>
+                <w:rFonts w:ascii="Calibri" w:hAnsi="Calibri" w:eastAsia="微软雅黑"/>
+                <w:b w:val="0"/>
+                <w:color w:val="333333"/>
+                <w:sz w:val="21"/>
+              </w:rPr>
+              <w:t>、</w:t>
+            </w:r>
+            <w:r>
+              <w:rPr>
+                <w:rFonts w:ascii="Consolas" w:hAnsi="Consolas" w:eastAsia="微软雅黑"/>
+                <w:b w:val="0"/>
+                <w:color w:val="333333"/>
+                <w:sz w:val="20"/>
+              </w:rPr>
+              <w:t>未支付（万元）</w:t>
+            </w:r>
+            <w:r>
+              <w:rPr>
+                <w:rFonts w:ascii="Calibri" w:hAnsi="Calibri" w:eastAsia="微软雅黑"/>
+                <w:b w:val="0"/>
+                <w:color w:val="333333"/>
+                <w:sz w:val="21"/>
+              </w:rPr>
+              <w:t>（接口字段名与数据库列名不变；Excel 导入模板/导出表头</w:t>
+            </w:r>
+            <w:r>
+              <w:rPr>
+                <w:rFonts w:ascii="Calibri" w:hAnsi="Calibri" w:eastAsia="微软雅黑"/>
+                <w:b/>
+                <w:color w:val="333333"/>
+                <w:sz w:val="21"/>
+              </w:rPr>
+              <w:t>不加</w:t>
+            </w:r>
+            <w:r>
+              <w:rPr>
+                <w:rFonts w:ascii="Calibri" w:hAnsi="Calibri" w:eastAsia="微软雅黑"/>
+                <w:b w:val="0"/>
+                <w:color w:val="333333"/>
+                <w:sz w:val="21"/>
+              </w:rPr>
+              <w:t xml:space="preserve">单位后缀，以保持 </w:t>
+            </w:r>
+            <w:r>
+              <w:rPr>
+                <w:rFonts w:ascii="Consolas" w:hAnsi="Consolas" w:eastAsia="微软雅黑"/>
+                <w:b w:val="0"/>
+                <w:color w:val="333333"/>
+                <w:sz w:val="20"/>
+              </w:rPr>
+              <w:t>CONTRACT_COLUMNS</w:t>
+            </w:r>
+            <w:r>
+              <w:rPr>
+                <w:rFonts w:ascii="Calibri" w:hAnsi="Calibri" w:eastAsia="微软雅黑"/>
+                <w:b w:val="0"/>
+                <w:color w:val="333333"/>
+                <w:sz w:val="21"/>
+              </w:rPr>
+              <w:t xml:space="preserve"> 列名匹配）；② </w:t>
+            </w:r>
+            <w:r>
+              <w:rPr>
+                <w:rFonts w:ascii="Calibri" w:hAnsi="Calibri" w:eastAsia="微软雅黑"/>
+                <w:b/>
+                <w:color w:val="333333"/>
+                <w:sz w:val="21"/>
+              </w:rPr>
+              <w:t>数据调整</w:t>
+            </w:r>
+            <w:r>
+              <w:rPr>
+                <w:rFonts w:ascii="Calibri" w:hAnsi="Calibri" w:eastAsia="微软雅黑"/>
+                <w:b w:val="0"/>
+                <w:color w:val="333333"/>
+                <w:sz w:val="21"/>
+              </w:rPr>
+              <w:t xml:space="preserve">：编号 </w:t>
+            </w:r>
+            <w:r>
+              <w:rPr>
+                <w:rFonts w:ascii="Consolas" w:hAnsi="Consolas" w:eastAsia="微软雅黑"/>
+                <w:b w:val="0"/>
+                <w:color w:val="333333"/>
+                <w:sz w:val="20"/>
+              </w:rPr>
+              <w:t>266301~266314</w:t>
+            </w:r>
+            <w:r>
+              <w:rPr>
+                <w:rFonts w:ascii="Calibri" w:hAnsi="Calibri" w:eastAsia="微软雅黑"/>
+                <w:b w:val="0"/>
+                <w:color w:val="333333"/>
+                <w:sz w:val="21"/>
+              </w:rPr>
+              <w:t xml:space="preserve"> 的 </w:t>
+            </w:r>
+            <w:r>
+              <w:rPr>
+                <w:rFonts w:ascii="Calibri" w:hAnsi="Calibri" w:eastAsia="微软雅黑"/>
+                <w:b/>
+                <w:color w:val="333333"/>
+                <w:sz w:val="21"/>
+              </w:rPr>
+              <w:t>10 条</w:t>
+            </w:r>
+            <w:r>
+              <w:rPr>
+                <w:rFonts w:ascii="Calibri" w:hAnsi="Calibri" w:eastAsia="微软雅黑"/>
+                <w:b w:val="0"/>
+                <w:color w:val="333333"/>
+                <w:sz w:val="21"/>
+              </w:rPr>
+              <w:t xml:space="preserve">项目合同「所属部门」由 </w:t>
+            </w:r>
+            <w:r>
+              <w:rPr>
+                <w:rFonts w:ascii="Consolas" w:hAnsi="Consolas" w:eastAsia="微软雅黑"/>
+                <w:b w:val="0"/>
+                <w:color w:val="333333"/>
+                <w:sz w:val="20"/>
+              </w:rPr>
+              <w:t>后勤中心-物业组</w:t>
+            </w:r>
+            <w:r>
+              <w:rPr>
+                <w:rFonts w:ascii="Calibri" w:hAnsi="Calibri" w:eastAsia="微软雅黑"/>
+                <w:b w:val="0"/>
+                <w:color w:val="333333"/>
+                <w:sz w:val="21"/>
+              </w:rPr>
+              <w:t xml:space="preserve"> 调整为 </w:t>
+            </w:r>
+            <w:r>
+              <w:rPr>
+                <w:rFonts w:ascii="Consolas" w:hAnsi="Consolas" w:eastAsia="微软雅黑"/>
+                <w:b w:val="0"/>
+                <w:color w:val="333333"/>
+                <w:sz w:val="20"/>
+              </w:rPr>
+              <w:t>后勤中心-工程组</w:t>
+            </w:r>
+            <w:r>
+              <w:rPr>
+                <w:rFonts w:ascii="Calibri" w:hAnsi="Calibri" w:eastAsia="微软雅黑"/>
+                <w:b w:val="0"/>
+                <w:color w:val="333333"/>
+                <w:sz w:val="21"/>
+              </w:rPr>
+              <w:t>（合同金额合计 114.91 万元；</w:t>
+            </w:r>
+            <w:r>
+              <w:rPr>
+                <w:rFonts w:ascii="Consolas" w:hAnsi="Consolas" w:eastAsia="微软雅黑"/>
+                <w:b w:val="0"/>
+                <w:color w:val="333333"/>
+                <w:sz w:val="20"/>
+              </w:rPr>
+              <w:t>所属单位</w:t>
+            </w:r>
+            <w:r>
+              <w:rPr>
+                <w:rFonts w:ascii="Calibri" w:hAnsi="Calibri" w:eastAsia="微软雅黑"/>
+                <w:b w:val="0"/>
+                <w:color w:val="333333"/>
+                <w:sz w:val="21"/>
+              </w:rPr>
+              <w:t>/</w:t>
+            </w:r>
+            <w:r>
+              <w:rPr>
+                <w:rFonts w:ascii="Consolas" w:hAnsi="Consolas" w:eastAsia="微软雅黑"/>
+                <w:b w:val="0"/>
+                <w:color w:val="333333"/>
+                <w:sz w:val="20"/>
+              </w:rPr>
+              <w:t>所属科室</w:t>
+            </w:r>
+            <w:r>
+              <w:rPr>
+                <w:rFonts w:ascii="Calibri" w:hAnsi="Calibri" w:eastAsia="微软雅黑"/>
+                <w:b w:val="0"/>
+                <w:color w:val="333333"/>
+                <w:sz w:val="21"/>
+              </w:rPr>
+              <w:t xml:space="preserve"> 由触发器自动同步；已写 10 条字段级日志 + 1 条操作日志；执行前整库存档 </w:t>
+            </w:r>
+            <w:r>
+              <w:rPr>
+                <w:rFonts w:ascii="Consolas" w:hAnsi="Consolas" w:eastAsia="微软雅黑"/>
+                <w:b w:val="0"/>
+                <w:color w:val="333333"/>
+                <w:sz w:val="20"/>
+              </w:rPr>
+              <w:t>backups/所属部门调整前_&lt;时间戳&gt;.db</w:t>
+            </w:r>
+            <w:r>
+              <w:rPr>
+                <w:rFonts w:ascii="Calibri" w:hAnsi="Calibri" w:eastAsia="微软雅黑"/>
+                <w:b w:val="0"/>
+                <w:color w:val="333333"/>
+                <w:sz w:val="21"/>
+              </w:rPr>
+              <w:t xml:space="preserve">）；③ </w:t>
+            </w:r>
+            <w:r>
+              <w:rPr>
+                <w:rFonts w:ascii="Calibri" w:hAnsi="Calibri" w:eastAsia="微软雅黑"/>
+                <w:b/>
+                <w:color w:val="333333"/>
+                <w:sz w:val="21"/>
+              </w:rPr>
+              <w:t>D-15 招标控制价单位错位清洗脚本就绪</w:t>
+            </w:r>
+            <w:r>
+              <w:rPr>
+                <w:rFonts w:ascii="Calibri" w:hAnsi="Calibri" w:eastAsia="微软雅黑"/>
+                <w:b w:val="0"/>
+                <w:color w:val="333333"/>
+                <w:sz w:val="21"/>
+              </w:rPr>
+              <w:t>（</w:t>
+            </w:r>
+            <w:r>
+              <w:rPr>
+                <w:rFonts w:ascii="Consolas" w:hAnsi="Consolas" w:eastAsia="微软雅黑"/>
+                <w:b w:val="0"/>
+                <w:color w:val="333333"/>
+                <w:sz w:val="20"/>
+              </w:rPr>
+              <w:t>tests/clean_d15_control_price.py</w:t>
+            </w:r>
+            <w:r>
+              <w:rPr>
+                <w:rFonts w:ascii="Calibri" w:hAnsi="Calibri" w:eastAsia="微软雅黑"/>
+                <w:b w:val="0"/>
+                <w:color w:val="333333"/>
+                <w:sz w:val="21"/>
+              </w:rPr>
+              <w:t>：10 条按 ÷10000 由“元”改为“万元”，预演显示控制价合计 1,250,723.53 → 9,975.62 万元、异常行 10 → 0；</w:t>
+            </w:r>
+            <w:r>
+              <w:rPr>
+                <w:rFonts w:ascii="Calibri" w:hAnsi="Calibri" w:eastAsia="微软雅黑"/>
+                <w:b/>
+                <w:color w:val="333333"/>
+                <w:sz w:val="21"/>
+              </w:rPr>
+              <w:t>已在测试副本演练通过，生产库尚未执行</w:t>
+            </w:r>
+            <w:r>
+              <w:rPr>
+                <w:rFonts w:ascii="Calibri" w:hAnsi="Calibri" w:eastAsia="微软雅黑"/>
+                <w:b w:val="0"/>
+                <w:color w:val="333333"/>
+                <w:sz w:val="21"/>
+              </w:rPr>
+              <w:t xml:space="preserve">，待业务确认）；④ 新增通用脚本 </w:t>
+            </w:r>
+            <w:r>
+              <w:rPr>
+                <w:rFonts w:ascii="Consolas" w:hAnsi="Consolas" w:eastAsia="微软雅黑"/>
+                <w:b w:val="0"/>
+                <w:color w:val="333333"/>
+                <w:sz w:val="20"/>
+              </w:rPr>
+              <w:t>tests/fix_dept_range.py</w:t>
+            </w:r>
+            <w:r>
+              <w:rPr>
+                <w:rFonts w:ascii="Calibri" w:hAnsi="Calibri" w:eastAsia="微软雅黑"/>
+                <w:b w:val="0"/>
+                <w:color w:val="333333"/>
+                <w:sz w:val="21"/>
+              </w:rPr>
+              <w:t>（按编号范围批量调整「所属部门」，支持预演/备份/幂等/审计留痕）。</w:t>
+            </w:r>
+          </w:p>
+        </w:tc>
+      </w:tr>
+      <w:tr>
+        <w:tc>
+          <w:tcPr>
+            <w:tcW w:type="dxa" w:w="2608"/>
+          </w:tcPr>
+          <w:p>
+            <w:pPr>
+              <w:spacing w:after="40" w:before="40"/>
+            </w:pPr>
+            <w:r>
+              <w:rPr>
+                <w:rFonts w:ascii="Calibri" w:hAnsi="Calibri" w:eastAsia="微软雅黑"/>
+                <w:b w:val="0"/>
+                <w:color w:val="333333"/>
+                <w:sz w:val="21"/>
+              </w:rPr>
+              <w:t>V1.8.3</w:t>
+            </w:r>
+          </w:p>
+        </w:tc>
+        <w:tc>
+          <w:tcPr>
+            <w:tcW w:type="dxa" w:w="1814"/>
+          </w:tcPr>
+          <w:p>
+            <w:pPr>
+              <w:spacing w:after="40" w:before="40"/>
+            </w:pPr>
+            <w:r>
+              <w:rPr>
+                <w:rFonts w:ascii="Calibri" w:hAnsi="Calibri" w:eastAsia="微软雅黑"/>
+                <w:b w:val="0"/>
+                <w:color w:val="333333"/>
+                <w:sz w:val="21"/>
+              </w:rPr>
+              <w:t>2026-10-12</w:t>
+            </w:r>
+          </w:p>
+        </w:tc>
+        <w:tc>
+          <w:tcPr>
+            <w:tcW w:type="dxa" w:w="5216"/>
+          </w:tcPr>
+          <w:p>
+            <w:pPr>
+              <w:spacing w:after="40" w:before="40"/>
+            </w:pPr>
+            <w:r>
+              <w:rPr>
+                <w:rFonts w:ascii="Calibri" w:hAnsi="Calibri" w:eastAsia="微软雅黑"/>
+                <w:b/>
+                <w:color w:val="333333"/>
+                <w:sz w:val="21"/>
+              </w:rPr>
+              <w:t>上线前测试收尾修复（缺陷 D-1 / D-6 / D-16 / D-17）</w:t>
+            </w:r>
+            <w:r>
+              <w:rPr>
+                <w:rFonts w:ascii="Calibri" w:hAnsi="Calibri" w:eastAsia="微软雅黑"/>
+                <w:b w:val="0"/>
+                <w:color w:val="333333"/>
+                <w:sz w:val="21"/>
+              </w:rPr>
+              <w:t xml:space="preserve">：① </w:t>
+            </w:r>
+            <w:r>
+              <w:rPr>
+                <w:rFonts w:ascii="Calibri" w:hAnsi="Calibri" w:eastAsia="微软雅黑"/>
+                <w:b/>
+                <w:color w:val="333333"/>
+                <w:sz w:val="21"/>
+              </w:rPr>
+              <w:t>登录页版本号</w:t>
+            </w:r>
+            <w:r>
+              <w:rPr>
+                <w:rFonts w:ascii="Calibri" w:hAnsi="Calibri" w:eastAsia="微软雅黑"/>
+                <w:b w:val="0"/>
+                <w:color w:val="333333"/>
+                <w:sz w:val="21"/>
+              </w:rPr>
+              <w:t xml:space="preserve">由 </w:t>
+            </w:r>
+            <w:r>
+              <w:rPr>
+                <w:rFonts w:ascii="Consolas" w:hAnsi="Consolas" w:eastAsia="微软雅黑"/>
+                <w:b w:val="0"/>
+                <w:color w:val="333333"/>
+                <w:sz w:val="20"/>
+              </w:rPr>
+              <w:t>V1.2</w:t>
+            </w:r>
+            <w:r>
+              <w:rPr>
+                <w:rFonts w:ascii="Calibri" w:hAnsi="Calibri" w:eastAsia="微软雅黑"/>
+                <w:b w:val="0"/>
+                <w:color w:val="333333"/>
+                <w:sz w:val="21"/>
+              </w:rPr>
+              <w:t xml:space="preserve"> 更新为 </w:t>
+            </w:r>
+            <w:r>
+              <w:rPr>
+                <w:rFonts w:ascii="Consolas" w:hAnsi="Consolas" w:eastAsia="微软雅黑"/>
+                <w:b w:val="0"/>
+                <w:color w:val="333333"/>
+                <w:sz w:val="20"/>
+              </w:rPr>
+              <w:t>V1.8.3</w:t>
+            </w:r>
+            <w:r>
+              <w:rPr>
+                <w:rFonts w:ascii="Calibri" w:hAnsi="Calibri" w:eastAsia="微软雅黑"/>
+                <w:b w:val="0"/>
+                <w:color w:val="333333"/>
+                <w:sz w:val="21"/>
+              </w:rPr>
+              <w:t xml:space="preserve">，与本文档“当前版本”一致（修复界面版本长期滞后）；② </w:t>
+            </w:r>
+            <w:r>
+              <w:rPr>
+                <w:rFonts w:ascii="Calibri" w:hAnsi="Calibri" w:eastAsia="微软雅黑"/>
+                <w:b/>
+                <w:color w:val="333333"/>
+                <w:sz w:val="21"/>
+              </w:rPr>
+              <w:t>恢复 `MIGRATIONS` 中 v1/v2/v4 的说明文本</w:t>
+            </w:r>
+            <w:r>
+              <w:rPr>
+                <w:rFonts w:ascii="Calibri" w:hAnsi="Calibri" w:eastAsia="微软雅黑"/>
+                <w:b w:val="0"/>
+                <w:color w:val="333333"/>
+                <w:sz w:val="21"/>
+              </w:rPr>
+              <w:t xml:space="preserve">，与库内 </w:t>
+            </w:r>
+            <w:r>
+              <w:rPr>
+                <w:rFonts w:ascii="Consolas" w:hAnsi="Consolas" w:eastAsia="微软雅黑"/>
+                <w:b w:val="0"/>
+                <w:color w:val="333333"/>
+                <w:sz w:val="20"/>
+              </w:rPr>
+              <w:t>schema_version</w:t>
+            </w:r>
+            <w:r>
+              <w:rPr>
+                <w:rFonts w:ascii="Calibri" w:hAnsi="Calibri" w:eastAsia="微软雅黑"/>
+                <w:b w:val="0"/>
+                <w:color w:val="333333"/>
+                <w:sz w:val="21"/>
+              </w:rPr>
+              <w:t xml:space="preserve"> 记录</w:t>
+            </w:r>
+            <w:r>
+              <w:rPr>
+                <w:rFonts w:ascii="Calibri" w:hAnsi="Calibri" w:eastAsia="微软雅黑"/>
+                <w:b/>
+                <w:color w:val="333333"/>
+                <w:sz w:val="21"/>
+              </w:rPr>
+              <w:t>逐字一致</w:t>
+            </w:r>
+            <w:r>
+              <w:rPr>
+                <w:rFonts w:ascii="Calibri" w:hAnsi="Calibri" w:eastAsia="微软雅黑"/>
+                <w:b w:val="0"/>
+                <w:color w:val="333333"/>
+                <w:sz w:val="21"/>
+              </w:rPr>
+              <w:t>（原说明被事后改写为“合同主表…”“…参照 project_contracts 表约定”，违反 7.3「禁止修改已执行的历史版本」；现按</w:t>
+            </w:r>
+            <w:r>
+              <w:rPr>
+                <w:rFonts w:ascii="Calibri" w:hAnsi="Calibri" w:eastAsia="微软雅黑"/>
+                <w:b/>
+                <w:color w:val="333333"/>
+                <w:sz w:val="21"/>
+              </w:rPr>
+              <w:t>当时表名 `contracts`</w:t>
+            </w:r>
+            <w:r>
+              <w:rPr>
+                <w:rFonts w:ascii="Calibri" w:hAnsi="Calibri" w:eastAsia="微软雅黑"/>
+                <w:b w:val="0"/>
+                <w:color w:val="333333"/>
+                <w:sz w:val="21"/>
+              </w:rPr>
+              <w:t xml:space="preserve">复原并加注释说明）；③ </w:t>
+            </w:r>
+            <w:r>
+              <w:rPr>
+                <w:rFonts w:ascii="Consolas" w:hAnsi="Consolas" w:eastAsia="微软雅黑"/>
+                <w:b w:val="0"/>
+                <w:color w:val="333333"/>
+                <w:sz w:val="20"/>
+              </w:rPr>
+              <w:t>api_upload_asset_attachment()</w:t>
+            </w:r>
+            <w:r>
+              <w:rPr>
+                <w:rFonts w:ascii="Calibri" w:hAnsi="Calibri" w:eastAsia="微软雅黑"/>
+                <w:b w:val="0"/>
+                <w:color w:val="333333"/>
+                <w:sz w:val="21"/>
+              </w:rPr>
+              <w:t xml:space="preserve"> 增加服务端硬校验：附件类型为「资产现状图片」（</w:t>
+            </w:r>
+            <w:r>
+              <w:rPr>
+                <w:rFonts w:ascii="Consolas" w:hAnsi="Consolas" w:eastAsia="微软雅黑"/>
+                <w:b w:val="0"/>
+                <w:color w:val="333333"/>
+                <w:sz w:val="20"/>
+              </w:rPr>
+              <w:t>condition</w:t>
+            </w:r>
+            <w:r>
+              <w:rPr>
+                <w:rFonts w:ascii="Calibri" w:hAnsi="Calibri" w:eastAsia="微软雅黑"/>
+                <w:b w:val="0"/>
+                <w:color w:val="333333"/>
+                <w:sz w:val="21"/>
+              </w:rPr>
+              <w:t>）时</w:t>
+            </w:r>
+            <w:r>
+              <w:rPr>
+                <w:rFonts w:ascii="Calibri" w:hAnsi="Calibri" w:eastAsia="微软雅黑"/>
+                <w:b/>
+                <w:color w:val="333333"/>
+                <w:sz w:val="21"/>
+              </w:rPr>
+              <w:t>仅允许图片格式</w:t>
+            </w:r>
+            <w:r>
+              <w:rPr>
+                <w:rFonts w:ascii="Calibri" w:hAnsi="Calibri" w:eastAsia="微软雅黑"/>
+                <w:b w:val="0"/>
+                <w:color w:val="333333"/>
+                <w:sz w:val="21"/>
+              </w:rPr>
+              <w:t xml:space="preserve">（jpg/jpeg/png/gif/webp/bmp），上传 PDF 返回 400 —— 与《数据字典表》《本手册》既定约定及前端 </w:t>
+            </w:r>
+            <w:r>
+              <w:rPr>
+                <w:rFonts w:ascii="Consolas" w:hAnsi="Consolas" w:eastAsia="微软雅黑"/>
+                <w:b w:val="0"/>
+                <w:color w:val="333333"/>
+                <w:sz w:val="20"/>
+              </w:rPr>
+              <w:t>accept</w:t>
+            </w:r>
+            <w:r>
+              <w:rPr>
+                <w:rFonts w:ascii="Calibri" w:hAnsi="Calibri" w:eastAsia="微软雅黑"/>
+                <w:b w:val="0"/>
+                <w:color w:val="333333"/>
+                <w:sz w:val="21"/>
+              </w:rPr>
+              <w:t xml:space="preserve"> 限制一致（新增常量 </w:t>
+            </w:r>
+            <w:r>
+              <w:rPr>
+                <w:rFonts w:ascii="Consolas" w:hAnsi="Consolas" w:eastAsia="微软雅黑"/>
+                <w:b w:val="0"/>
+                <w:color w:val="333333"/>
+                <w:sz w:val="20"/>
+              </w:rPr>
+              <w:t>ATTACH_IMAGE_EXT</w:t>
+            </w:r>
+            <w:r>
+              <w:rPr>
+                <w:rFonts w:ascii="Calibri" w:hAnsi="Calibri" w:eastAsia="微软雅黑"/>
+                <w:b w:val="0"/>
+                <w:color w:val="333333"/>
+                <w:sz w:val="21"/>
+              </w:rPr>
+              <w:t xml:space="preserve">，通用白名单 = 图片 + PDF）；④ </w:t>
+            </w:r>
+            <w:r>
+              <w:rPr>
+                <w:rFonts w:ascii="Consolas" w:hAnsi="Consolas" w:eastAsia="微软雅黑"/>
+                <w:b w:val="0"/>
+                <w:color w:val="333333"/>
+                <w:sz w:val="20"/>
+              </w:rPr>
+              <w:t>GET /api/config</w:t>
+            </w:r>
+            <w:r>
+              <w:rPr>
+                <w:rFonts w:ascii="Calibri" w:hAnsi="Calibri" w:eastAsia="微软雅黑"/>
+                <w:b w:val="0"/>
+                <w:color w:val="333333"/>
+                <w:sz w:val="21"/>
+              </w:rPr>
+              <w:t xml:space="preserve"> </w:t>
+            </w:r>
+            <w:r>
+              <w:rPr>
+                <w:rFonts w:ascii="Calibri" w:hAnsi="Calibri" w:eastAsia="微软雅黑"/>
+                <w:b/>
+                <w:color w:val="333333"/>
+                <w:sz w:val="21"/>
+              </w:rPr>
+              <w:t>补回 `sms.secret_key` 掩码回显</w:t>
+            </w:r>
+            <w:r>
+              <w:rPr>
+                <w:rFonts w:ascii="Calibri" w:hAnsi="Calibri" w:eastAsia="微软雅黑"/>
+                <w:b w:val="0"/>
+                <w:color w:val="333333"/>
+                <w:sz w:val="21"/>
+              </w:rPr>
+              <w:t>（</w:t>
+            </w:r>
+            <w:r>
+              <w:rPr>
+                <w:rFonts w:ascii="Consolas" w:hAnsi="Consolas" w:eastAsia="微软雅黑"/>
+                <w:b w:val="0"/>
+                <w:color w:val="333333"/>
+                <w:sz w:val="20"/>
+              </w:rPr>
+              <w:t>"******"</w:t>
+            </w:r>
+            <w:r>
+              <w:rPr>
+                <w:rFonts w:ascii="Calibri" w:hAnsi="Calibri" w:eastAsia="微软雅黑"/>
+                <w:b w:val="0"/>
+                <w:color w:val="333333"/>
+                <w:sz w:val="21"/>
+              </w:rPr>
+              <w:t>，密钥为空时返回空串）——此前该键完全缺失，与 4.4 节约定不符、前端密钥框显示为空；仍</w:t>
+            </w:r>
+            <w:r>
+              <w:rPr>
+                <w:rFonts w:ascii="Calibri" w:hAnsi="Calibri" w:eastAsia="微软雅黑"/>
+                <w:b/>
+                <w:color w:val="333333"/>
+                <w:sz w:val="21"/>
+              </w:rPr>
+              <w:t>不返回明文</w:t>
+            </w:r>
+            <w:r>
+              <w:rPr>
+                <w:rFonts w:ascii="Calibri" w:hAnsi="Calibri" w:eastAsia="微软雅黑"/>
+                <w:b w:val="0"/>
+                <w:color w:val="333333"/>
+                <w:sz w:val="21"/>
+              </w:rPr>
+              <w:t xml:space="preserve">，且前端仅在“非空且非掩码”时提交、服务端 PUT 对 </w:t>
+            </w:r>
+            <w:r>
+              <w:rPr>
+                <w:rFonts w:ascii="Consolas" w:hAnsi="Consolas" w:eastAsia="微软雅黑"/>
+                <w:b w:val="0"/>
+                <w:color w:val="333333"/>
+                <w:sz w:val="20"/>
+              </w:rPr>
+              <w:t>""</w:t>
+            </w:r>
+            <w:r>
+              <w:rPr>
+                <w:rFonts w:ascii="Calibri" w:hAnsi="Calibri" w:eastAsia="微软雅黑"/>
+                <w:b w:val="0"/>
+                <w:color w:val="333333"/>
+                <w:sz w:val="21"/>
+              </w:rPr>
+              <w:t>/</w:t>
+            </w:r>
+            <w:r>
+              <w:rPr>
+                <w:rFonts w:ascii="Consolas" w:hAnsi="Consolas" w:eastAsia="微软雅黑"/>
+                <w:b w:val="0"/>
+                <w:color w:val="333333"/>
+                <w:sz w:val="20"/>
+              </w:rPr>
+              <w:t>"******"</w:t>
+            </w:r>
+            <w:r>
+              <w:rPr>
+                <w:rFonts w:ascii="Calibri" w:hAnsi="Calibri" w:eastAsia="微软雅黑"/>
+                <w:b w:val="0"/>
+                <w:color w:val="333333"/>
+                <w:sz w:val="21"/>
+              </w:rPr>
+              <w:t xml:space="preserve"> 拒写，故掩码不会覆盖真实密钥（缺陷 D-17）。</w:t>
+            </w:r>
+          </w:p>
+        </w:tc>
+      </w:tr>
+      <w:tr>
+        <w:tc>
+          <w:tcPr>
+            <w:tcW w:type="dxa" w:w="2608"/>
+          </w:tcPr>
+          <w:p>
+            <w:pPr>
+              <w:spacing w:after="40" w:before="40"/>
+            </w:pPr>
+            <w:r>
+              <w:rPr>
+                <w:rFonts w:ascii="Calibri" w:hAnsi="Calibri" w:eastAsia="微软雅黑"/>
+                <w:b w:val="0"/>
+                <w:color w:val="333333"/>
+                <w:sz w:val="21"/>
+              </w:rPr>
+              <w:t>V1.8.2</w:t>
+            </w:r>
+          </w:p>
+        </w:tc>
+        <w:tc>
+          <w:tcPr>
+            <w:tcW w:type="dxa" w:w="1814"/>
+          </w:tcPr>
+          <w:p>
+            <w:pPr>
+              <w:spacing w:after="40" w:before="40"/>
+            </w:pPr>
+            <w:r>
+              <w:rPr>
+                <w:rFonts w:ascii="Calibri" w:hAnsi="Calibri" w:eastAsia="微软雅黑"/>
+                <w:b w:val="0"/>
+                <w:color w:val="333333"/>
+                <w:sz w:val="21"/>
+              </w:rPr>
+              <w:t>2026-10-12</w:t>
+            </w:r>
+          </w:p>
+        </w:tc>
+        <w:tc>
+          <w:tcPr>
+            <w:tcW w:type="dxa" w:w="5216"/>
+          </w:tcPr>
+          <w:p>
+            <w:pPr>
+              <w:spacing w:after="40" w:before="40"/>
+            </w:pPr>
+            <w:r>
+              <w:rPr>
+                <w:rFonts w:ascii="Calibri" w:hAnsi="Calibri" w:eastAsia="微软雅黑"/>
+                <w:b/>
+                <w:color w:val="333333"/>
+                <w:sz w:val="21"/>
+              </w:rPr>
+              <w:t>项目合同接口数据质量校验落地（缺陷 D-9/D-10/D-11）+ 短信返回口径修正（D-13）</w:t>
+            </w:r>
+            <w:r>
+              <w:rPr>
+                <w:rFonts w:ascii="Calibri" w:hAnsi="Calibri" w:eastAsia="微软雅黑"/>
+                <w:b w:val="0"/>
+                <w:color w:val="333333"/>
+                <w:sz w:val="21"/>
+              </w:rPr>
+              <w:t xml:space="preserve">：① </w:t>
+            </w:r>
+            <w:r>
+              <w:rPr>
+                <w:rFonts w:ascii="Consolas" w:hAnsi="Consolas" w:eastAsia="微软雅黑"/>
+                <w:b w:val="0"/>
+                <w:color w:val="333333"/>
+                <w:sz w:val="20"/>
+              </w:rPr>
+              <w:t>POST/PUT /api/contracts</w:t>
+            </w:r>
+            <w:r>
+              <w:rPr>
+                <w:rFonts w:ascii="Calibri" w:hAnsi="Calibri" w:eastAsia="微软雅黑"/>
+                <w:b w:val="0"/>
+                <w:color w:val="333333"/>
+                <w:sz w:val="21"/>
+              </w:rPr>
+              <w:t xml:space="preserve"> 新增统一校验 </w:t>
+            </w:r>
+            <w:r>
+              <w:rPr>
+                <w:rFonts w:ascii="Consolas" w:hAnsi="Consolas" w:eastAsia="微软雅黑"/>
+                <w:b w:val="0"/>
+                <w:color w:val="333333"/>
+                <w:sz w:val="20"/>
+              </w:rPr>
+              <w:t>_validate_contract_fields()</w:t>
+            </w:r>
+            <w:r>
+              <w:rPr>
+                <w:rFonts w:ascii="Calibri" w:hAnsi="Calibri" w:eastAsia="微软雅黑"/>
+                <w:b w:val="0"/>
+                <w:color w:val="333333"/>
+                <w:sz w:val="21"/>
+              </w:rPr>
+              <w:t xml:space="preserve"> —— 日期（Q5：</w:t>
+            </w:r>
+            <w:r>
+              <w:rPr>
+                <w:rFonts w:ascii="Consolas" w:hAnsi="Consolas" w:eastAsia="微软雅黑"/>
+                <w:b w:val="0"/>
+                <w:color w:val="333333"/>
+                <w:sz w:val="20"/>
+              </w:rPr>
+              <w:t>yyyy-m-d</w:t>
+            </w:r>
+            <w:r>
+              <w:rPr>
+                <w:rFonts w:ascii="Calibri" w:hAnsi="Calibri" w:eastAsia="微软雅黑"/>
+                <w:b w:val="0"/>
+                <w:color w:val="333333"/>
+                <w:sz w:val="21"/>
+              </w:rPr>
+              <w:t>/</w:t>
+            </w:r>
+            <w:r>
+              <w:rPr>
+                <w:rFonts w:ascii="Consolas" w:hAnsi="Consolas" w:eastAsia="微软雅黑"/>
+                <w:b w:val="0"/>
+                <w:color w:val="333333"/>
+                <w:sz w:val="20"/>
+              </w:rPr>
+              <w:t>yyyy/m/d</w:t>
+            </w:r>
+            <w:r>
+              <w:rPr>
+                <w:rFonts w:ascii="Calibri" w:hAnsi="Calibri" w:eastAsia="微软雅黑"/>
+                <w:b w:val="0"/>
+                <w:color w:val="333333"/>
+                <w:sz w:val="21"/>
+              </w:rPr>
+              <w:t>/</w:t>
+            </w:r>
+            <w:r>
+              <w:rPr>
+                <w:rFonts w:ascii="Consolas" w:hAnsi="Consolas" w:eastAsia="微软雅黑"/>
+                <w:b w:val="0"/>
+                <w:color w:val="333333"/>
+                <w:sz w:val="20"/>
+              </w:rPr>
+              <w:t>yyyy.m.d</w:t>
+            </w:r>
+            <w:r>
+              <w:rPr>
+                <w:rFonts w:ascii="Calibri" w:hAnsi="Calibri" w:eastAsia="微软雅黑"/>
+                <w:b w:val="0"/>
+                <w:color w:val="333333"/>
+                <w:sz w:val="21"/>
+              </w:rPr>
+              <w:t xml:space="preserve"> 自动规范化为 </w:t>
+            </w:r>
+            <w:r>
+              <w:rPr>
+                <w:rFonts w:ascii="Consolas" w:hAnsi="Consolas" w:eastAsia="微软雅黑"/>
+                <w:b w:val="0"/>
+                <w:color w:val="333333"/>
+                <w:sz w:val="20"/>
+              </w:rPr>
+              <w:t>yyyy-mm-dd</w:t>
+            </w:r>
+            <w:r>
+              <w:rPr>
+                <w:rFonts w:ascii="Calibri" w:hAnsi="Calibri" w:eastAsia="微软雅黑"/>
+                <w:b w:val="0"/>
+                <w:color w:val="333333"/>
+                <w:sz w:val="21"/>
+              </w:rPr>
+              <w:t xml:space="preserve">，非法值如 </w:t>
+            </w:r>
+            <w:r>
+              <w:rPr>
+                <w:rFonts w:ascii="Consolas" w:hAnsi="Consolas" w:eastAsia="微软雅黑"/>
+                <w:b w:val="0"/>
+                <w:color w:val="333333"/>
+                <w:sz w:val="20"/>
+              </w:rPr>
+              <w:t>2026-13-40</w:t>
+            </w:r>
+            <w:r>
+              <w:rPr>
+                <w:rFonts w:ascii="Calibri" w:hAnsi="Calibri" w:eastAsia="微软雅黑"/>
+                <w:b w:val="0"/>
+                <w:color w:val="333333"/>
+                <w:sz w:val="21"/>
+              </w:rPr>
+              <w:t xml:space="preserve"> 返回 400，修复原先由数据库 CHECK 抛异常导致的 </w:t>
+            </w:r>
+            <w:r>
+              <w:rPr>
+                <w:rFonts w:ascii="Calibri" w:hAnsi="Calibri" w:eastAsia="微软雅黑"/>
+                <w:b/>
+                <w:color w:val="333333"/>
+                <w:sz w:val="21"/>
+              </w:rPr>
+              <w:t>HTTP 500</w:t>
+            </w:r>
+            <w:r>
+              <w:rPr>
+                <w:rFonts w:ascii="Calibri" w:hAnsi="Calibri" w:eastAsia="微软雅黑"/>
+                <w:b w:val="0"/>
+                <w:color w:val="333333"/>
+                <w:sz w:val="21"/>
+              </w:rPr>
+              <w:t xml:space="preserve">）、金额（Q6：必须为数字且非负，修复「约三万」等文本被原样入库）、枚举（Q2/Q3/Q4/Q12：项目分类/采购方式/资金来源/是否结算（含「部分结算」）/是否有签证或变更），非法取值返回 400 + 中文原因；② </w:t>
+            </w:r>
+            <w:r>
+              <w:rPr>
+                <w:rFonts w:ascii="Calibri" w:hAnsi="Calibri" w:eastAsia="微软雅黑"/>
+                <w:b/>
+                <w:color w:val="333333"/>
+                <w:sz w:val="21"/>
+              </w:rPr>
+              <w:t>编辑时“值未发生变化”的历史字段跳过校验</w:t>
+            </w:r>
+            <w:r>
+              <w:rPr>
+                <w:rFonts w:ascii="Calibri" w:hAnsi="Calibri" w:eastAsia="微软雅黑"/>
+                <w:b w:val="0"/>
+                <w:color w:val="333333"/>
+                <w:sz w:val="21"/>
+              </w:rPr>
+              <w:t xml:space="preserve">，避免存量脏数据（金额文本等）被锁死；③ </w:t>
+            </w:r>
+            <w:r>
+              <w:rPr>
+                <w:rFonts w:ascii="Consolas" w:hAnsi="Consolas" w:eastAsia="微软雅黑"/>
+                <w:b w:val="0"/>
+                <w:color w:val="333333"/>
+                <w:sz w:val="20"/>
+              </w:rPr>
+              <w:t>app.py</w:t>
+            </w:r>
+            <w:r>
+              <w:rPr>
+                <w:rFonts w:ascii="Calibri" w:hAnsi="Calibri" w:eastAsia="微软雅黑"/>
+                <w:b w:val="0"/>
+                <w:color w:val="333333"/>
+                <w:sz w:val="21"/>
+              </w:rPr>
+              <w:t xml:space="preserve"> 顶层补 </w:t>
+            </w:r>
+            <w:r>
+              <w:rPr>
+                <w:rFonts w:ascii="Consolas" w:hAnsi="Consolas" w:eastAsia="微软雅黑"/>
+                <w:b w:val="0"/>
+                <w:color w:val="333333"/>
+                <w:sz w:val="20"/>
+              </w:rPr>
+              <w:t>import re</w:t>
+            </w:r>
+            <w:r>
+              <w:rPr>
+                <w:rFonts w:ascii="Calibri" w:hAnsi="Calibri" w:eastAsia="微软雅黑"/>
+                <w:b w:val="0"/>
+                <w:color w:val="333333"/>
+                <w:sz w:val="21"/>
+              </w:rPr>
+              <w:t xml:space="preserve">（校验函数使用）；④ 短信 </w:t>
+            </w:r>
+            <w:r>
+              <w:rPr>
+                <w:rFonts w:ascii="Consolas" w:hAnsi="Consolas" w:eastAsia="微软雅黑"/>
+                <w:b w:val="0"/>
+                <w:color w:val="333333"/>
+                <w:sz w:val="20"/>
+              </w:rPr>
+              <w:t>sms_send_free/sms_send_point/sms_send_urge</w:t>
+            </w:r>
+            <w:r>
+              <w:rPr>
+                <w:rFonts w:ascii="Calibri" w:hAnsi="Calibri" w:eastAsia="微软雅黑"/>
+                <w:b w:val="0"/>
+                <w:color w:val="333333"/>
+                <w:sz w:val="21"/>
+              </w:rPr>
+              <w:t xml:space="preserve"> 的 </w:t>
+            </w:r>
+            <w:r>
+              <w:rPr>
+                <w:rFonts w:ascii="Consolas" w:hAnsi="Consolas" w:eastAsia="微软雅黑"/>
+                <w:b w:val="0"/>
+                <w:color w:val="333333"/>
+                <w:sz w:val="20"/>
+              </w:rPr>
+              <w:t>ok</w:t>
+            </w:r>
+            <w:r>
+              <w:rPr>
+                <w:rFonts w:ascii="Calibri" w:hAnsi="Calibri" w:eastAsia="微软雅黑"/>
+                <w:b w:val="0"/>
+                <w:color w:val="333333"/>
+                <w:sz w:val="21"/>
+              </w:rPr>
+              <w:t xml:space="preserve"> 口径补 </w:t>
+            </w:r>
+            <w:r>
+              <w:rPr>
+                <w:rFonts w:ascii="Consolas" w:hAnsi="Consolas" w:eastAsia="微软雅黑"/>
+                <w:b w:val="0"/>
+                <w:color w:val="333333"/>
+                <w:sz w:val="20"/>
+              </w:rPr>
+              <w:t>and not error</w:t>
+            </w:r>
+            <w:r>
+              <w:rPr>
+                <w:rFonts w:ascii="Calibri" w:hAnsi="Calibri" w:eastAsia="微软雅黑"/>
+                <w:b w:val="0"/>
+                <w:color w:val="333333"/>
+                <w:sz w:val="21"/>
+              </w:rPr>
+              <w:t xml:space="preserve">，与 </w:t>
+            </w:r>
+            <w:r>
+              <w:rPr>
+                <w:rFonts w:ascii="Consolas" w:hAnsi="Consolas" w:eastAsia="微软雅黑"/>
+                <w:b w:val="0"/>
+                <w:color w:val="333333"/>
+                <w:sz w:val="20"/>
+              </w:rPr>
+              <w:t>sms_weekly_run/sms_resend</w:t>
+            </w:r>
+            <w:r>
+              <w:rPr>
+                <w:rFonts w:ascii="Calibri" w:hAnsi="Calibri" w:eastAsia="微软雅黑"/>
+                <w:b w:val="0"/>
+                <w:color w:val="333333"/>
+                <w:sz w:val="21"/>
+              </w:rPr>
+              <w:t xml:space="preserve"> 一致，修复「功能未启用/内容被拦截」时返回 </w:t>
+            </w:r>
+            <w:r>
+              <w:rPr>
+                <w:rFonts w:ascii="Calibri" w:hAnsi="Calibri" w:eastAsia="微软雅黑"/>
+                <w:b/>
+                <w:color w:val="333333"/>
+                <w:sz w:val="21"/>
+              </w:rPr>
+              <w:t>200 假成功</w:t>
+            </w:r>
+            <w:r>
+              <w:rPr>
+                <w:rFonts w:ascii="Calibri" w:hAnsi="Calibri" w:eastAsia="微软雅黑"/>
+                <w:b w:val="0"/>
+                <w:color w:val="333333"/>
+                <w:sz w:val="21"/>
+              </w:rPr>
+              <w:t>（D-13）。《数据字典表》§8 已同步补充说明。</w:t>
+            </w:r>
+          </w:p>
+        </w:tc>
+      </w:tr>
+      <w:tr>
+        <w:tc>
+          <w:tcPr>
+            <w:tcW w:type="dxa" w:w="2608"/>
+          </w:tcPr>
+          <w:p>
+            <w:pPr>
+              <w:spacing w:after="40" w:before="40"/>
+            </w:pPr>
+            <w:r>
+              <w:rPr>
+                <w:rFonts w:ascii="Calibri" w:hAnsi="Calibri" w:eastAsia="微软雅黑"/>
+                <w:b w:val="0"/>
+                <w:color w:val="333333"/>
+                <w:sz w:val="21"/>
+              </w:rPr>
+              <w:t>V1.8.1</w:t>
+            </w:r>
+          </w:p>
+        </w:tc>
+        <w:tc>
+          <w:tcPr>
+            <w:tcW w:type="dxa" w:w="1814"/>
+          </w:tcPr>
+          <w:p>
+            <w:pPr>
+              <w:spacing w:after="40" w:before="40"/>
+            </w:pPr>
+            <w:r>
+              <w:rPr>
+                <w:rFonts w:ascii="Calibri" w:hAnsi="Calibri" w:eastAsia="微软雅黑"/>
+                <w:b w:val="0"/>
+                <w:color w:val="333333"/>
+                <w:sz w:val="21"/>
+              </w:rPr>
+              <w:t>2026-10-12</w:t>
+            </w:r>
+          </w:p>
+        </w:tc>
+        <w:tc>
+          <w:tcPr>
+            <w:tcW w:type="dxa" w:w="5216"/>
+          </w:tcPr>
+          <w:p>
+            <w:pPr>
+              <w:spacing w:after="40" w:before="40"/>
+            </w:pPr>
+            <w:r>
+              <w:rPr>
+                <w:rFonts w:ascii="Calibri" w:hAnsi="Calibri" w:eastAsia="微软雅黑"/>
+                <w:b/>
+                <w:color w:val="333333"/>
+                <w:sz w:val="21"/>
+              </w:rPr>
+              <w:t>修复改合同编号 HTTP 500（上线前测试缺陷 D-12）+ 编号不可修改加固</w:t>
+            </w:r>
+            <w:r>
+              <w:rPr>
+                <w:rFonts w:ascii="Calibri" w:hAnsi="Calibri" w:eastAsia="微软雅黑"/>
+                <w:b w:val="0"/>
+                <w:color w:val="333333"/>
+                <w:sz w:val="21"/>
+              </w:rPr>
+              <w:t>：</w:t>
+            </w:r>
+            <w:r>
+              <w:rPr>
+                <w:rFonts w:ascii="Consolas" w:hAnsi="Consolas" w:eastAsia="微软雅黑"/>
+                <w:b w:val="0"/>
+                <w:color w:val="333333"/>
+                <w:sz w:val="20"/>
+              </w:rPr>
+              <w:t>project_attachments</w:t>
+            </w:r>
+            <w:r>
+              <w:rPr>
+                <w:rFonts w:ascii="Calibri" w:hAnsi="Calibri" w:eastAsia="微软雅黑"/>
+                <w:b w:val="0"/>
+                <w:color w:val="333333"/>
+                <w:sz w:val="21"/>
+              </w:rPr>
+              <w:t xml:space="preserve"> 外键原为 </w:t>
+            </w:r>
+            <w:r>
+              <w:rPr>
+                <w:rFonts w:ascii="Consolas" w:hAnsi="Consolas" w:eastAsia="微软雅黑"/>
+                <w:b w:val="0"/>
+                <w:color w:val="333333"/>
+                <w:sz w:val="20"/>
+              </w:rPr>
+              <w:t>ON UPDATE RESTRICT</w:t>
+            </w:r>
+            <w:r>
+              <w:rPr>
+                <w:rFonts w:ascii="Calibri" w:hAnsi="Calibri" w:eastAsia="微软雅黑"/>
+                <w:b w:val="0"/>
+                <w:color w:val="333333"/>
+                <w:sz w:val="21"/>
+              </w:rPr>
+              <w:t xml:space="preserve">，而 </w:t>
+            </w:r>
+            <w:r>
+              <w:rPr>
+                <w:rFonts w:ascii="Consolas" w:hAnsi="Consolas" w:eastAsia="微软雅黑"/>
+                <w:b w:val="0"/>
+                <w:color w:val="333333"/>
+                <w:sz w:val="20"/>
+              </w:rPr>
+              <w:t>PUT /api/contracts/&lt;cid&gt;</w:t>
+            </w:r>
+            <w:r>
+              <w:rPr>
+                <w:rFonts w:ascii="Calibri" w:hAnsi="Calibri" w:eastAsia="微软雅黑"/>
+                <w:b w:val="0"/>
+                <w:color w:val="333333"/>
+                <w:sz w:val="21"/>
+              </w:rPr>
+              <w:t xml:space="preserve"> 在改「编号」时</w:t>
+            </w:r>
+            <w:r>
+              <w:rPr>
+                <w:rFonts w:ascii="Calibri" w:hAnsi="Calibri" w:eastAsia="微软雅黑"/>
+                <w:b/>
+                <w:color w:val="333333"/>
+                <w:sz w:val="21"/>
+              </w:rPr>
+              <w:t>先</w:t>
+            </w:r>
+            <w:r>
+              <w:rPr>
+                <w:rFonts w:ascii="Calibri" w:hAnsi="Calibri" w:eastAsia="微软雅黑"/>
+                <w:b w:val="0"/>
+                <w:color w:val="333333"/>
+                <w:sz w:val="21"/>
+              </w:rPr>
+              <w:t xml:space="preserve">把附件行写成新编号（此时主表仍为旧编号）→ </w:t>
+            </w:r>
+            <w:r>
+              <w:rPr>
+                <w:rFonts w:ascii="Consolas" w:hAnsi="Consolas" w:eastAsia="微软雅黑"/>
+                <w:b w:val="0"/>
+                <w:color w:val="333333"/>
+                <w:sz w:val="20"/>
+              </w:rPr>
+              <w:t>sqlite3.IntegrityError: FOREIGN KEY constraint failed</w:t>
+            </w:r>
+            <w:r>
+              <w:rPr>
+                <w:rFonts w:ascii="Calibri" w:hAnsi="Calibri" w:eastAsia="微软雅黑"/>
+                <w:b w:val="0"/>
+                <w:color w:val="333333"/>
+                <w:sz w:val="21"/>
+              </w:rPr>
+              <w:t xml:space="preserve"> → HTTP 500，导致</w:t>
+            </w:r>
+            <w:r>
+              <w:rPr>
+                <w:rFonts w:ascii="Calibri" w:hAnsi="Calibri" w:eastAsia="微软雅黑"/>
+                <w:b/>
+                <w:color w:val="333333"/>
+                <w:sz w:val="21"/>
+              </w:rPr>
+              <w:t>带附件的合同无法改编号</w:t>
+            </w:r>
+            <w:r>
+              <w:rPr>
+                <w:rFonts w:ascii="Calibri" w:hAnsi="Calibri" w:eastAsia="微软雅黑"/>
+                <w:b w:val="0"/>
+                <w:color w:val="333333"/>
+                <w:sz w:val="21"/>
+              </w:rPr>
+              <w:t xml:space="preserve">（无附件合同正常）。修复：迁移 </w:t>
+            </w:r>
+            <w:r>
+              <w:rPr>
+                <w:rFonts w:ascii="Calibri" w:hAnsi="Calibri" w:eastAsia="微软雅黑"/>
+                <w:b/>
+                <w:color w:val="333333"/>
+                <w:sz w:val="21"/>
+              </w:rPr>
+              <w:t>v31</w:t>
+            </w:r>
+            <w:r>
+              <w:rPr>
+                <w:rFonts w:ascii="Calibri" w:hAnsi="Calibri" w:eastAsia="微软雅黑"/>
+                <w:b w:val="0"/>
+                <w:color w:val="333333"/>
+                <w:sz w:val="21"/>
+              </w:rPr>
+              <w:t>（</w:t>
+            </w:r>
+            <w:r>
+              <w:rPr>
+                <w:rFonts w:ascii="Consolas" w:hAnsi="Consolas" w:eastAsia="微软雅黑"/>
+                <w:b w:val="0"/>
+                <w:color w:val="333333"/>
+                <w:sz w:val="20"/>
+              </w:rPr>
+              <w:t>own_transaction</w:t>
+            </w:r>
+            <w:r>
+              <w:rPr>
+                <w:rFonts w:ascii="Calibri" w:hAnsi="Calibri" w:eastAsia="微软雅黑"/>
+                <w:b w:val="0"/>
+                <w:color w:val="333333"/>
+                <w:sz w:val="21"/>
+              </w:rPr>
+              <w:t xml:space="preserve"> 重建表、幂等、重建前自动整库备份）将外键改为 </w:t>
+            </w:r>
+            <w:r>
+              <w:rPr>
+                <w:rFonts w:ascii="Consolas" w:hAnsi="Consolas" w:eastAsia="微软雅黑"/>
+                <w:b w:val="0"/>
+                <w:color w:val="333333"/>
+                <w:sz w:val="20"/>
+              </w:rPr>
+              <w:t>ON UPDATE CASCADE</w:t>
+            </w:r>
+            <w:r>
+              <w:rPr>
+                <w:rFonts w:ascii="Calibri" w:hAnsi="Calibri" w:eastAsia="微软雅黑"/>
+                <w:b w:val="0"/>
+                <w:color w:val="333333"/>
+                <w:sz w:val="21"/>
+              </w:rPr>
+              <w:t>，并删除接口内“手工同步附件”代码——改号成为单语句原子操作，附件「合同编号」由数据库级联更新；</w:t>
+            </w:r>
+            <w:r>
+              <w:rPr>
+                <w:rFonts w:ascii="Consolas" w:hAnsi="Consolas" w:eastAsia="微软雅黑"/>
+                <w:b w:val="0"/>
+                <w:color w:val="333333"/>
+                <w:sz w:val="20"/>
+              </w:rPr>
+              <w:t>_SCHEMA</w:t>
+            </w:r>
+            <w:r>
+              <w:rPr>
+                <w:rFonts w:ascii="Calibri" w:hAnsi="Calibri" w:eastAsia="微软雅黑"/>
+                <w:b w:val="0"/>
+                <w:color w:val="333333"/>
+                <w:sz w:val="21"/>
+              </w:rPr>
+              <w:t xml:space="preserve"> 同步改为 CASCADE（新建库一次到位）。</w:t>
+            </w:r>
+            <w:r>
+              <w:rPr>
+                <w:rFonts w:ascii="Calibri" w:hAnsi="Calibri" w:eastAsia="微软雅黑"/>
+                <w:b/>
+                <w:color w:val="333333"/>
+                <w:sz w:val="21"/>
+              </w:rPr>
+              <w:t>另按业务规则在接口层直接拒绝改号</w:t>
+            </w:r>
+            <w:r>
+              <w:rPr>
+                <w:rFonts w:ascii="Calibri" w:hAnsi="Calibri" w:eastAsia="微软雅黑"/>
+                <w:b w:val="0"/>
+                <w:color w:val="333333"/>
+                <w:sz w:val="21"/>
+              </w:rPr>
+              <w:t>：</w:t>
+            </w:r>
+            <w:r>
+              <w:rPr>
+                <w:rFonts w:ascii="Consolas" w:hAnsi="Consolas" w:eastAsia="微软雅黑"/>
+                <w:b w:val="0"/>
+                <w:color w:val="333333"/>
+                <w:sz w:val="20"/>
+              </w:rPr>
+              <w:t>PUT /api/contracts/&lt;cid&gt;</w:t>
+            </w:r>
+            <w:r>
+              <w:rPr>
+                <w:rFonts w:ascii="Calibri" w:hAnsi="Calibri" w:eastAsia="微软雅黑"/>
+                <w:b w:val="0"/>
+                <w:color w:val="333333"/>
+                <w:sz w:val="21"/>
+              </w:rPr>
+              <w:t xml:space="preserve"> 提交与现编号不同的值一律返回 400「合同编号由《合同编号规则》自动生成，不允许修改」（前端编号输入框本就只读），CASCADE 仅作数据库兜底。《数据字典表》§13 已记录 v31。</w:t>
+            </w:r>
+          </w:p>
+        </w:tc>
+      </w:tr>
+      <w:tr>
+        <w:tc>
+          <w:tcPr>
+            <w:tcW w:type="dxa" w:w="2608"/>
+          </w:tcPr>
+          <w:p>
+            <w:pPr>
+              <w:spacing w:after="40" w:before="40"/>
+            </w:pPr>
+            <w:r>
+              <w:rPr>
+                <w:rFonts w:ascii="Calibri" w:hAnsi="Calibri" w:eastAsia="微软雅黑"/>
+                <w:b w:val="0"/>
+                <w:color w:val="333333"/>
+                <w:sz w:val="21"/>
+              </w:rPr>
+              <w:t>V1.8</w:t>
             </w:r>
           </w:p>
         </w:tc>

--- a/docs/系统开发文档.docx
+++ b/docs/系统开发文档.docx
@@ -8491,7 +8491,133 @@
                 <w:color w:val="333333"/>
                 <w:sz w:val="21"/>
               </w:rPr>
-              <w:t>登录，成功写入会话</w:t>
+              <w:t>登录，成功写入会话；</w:t>
+            </w:r>
+            <w:r>
+              <w:rPr>
+                <w:rFonts w:ascii="Calibri" w:hAnsi="Calibri" w:eastAsia="微软雅黑"/>
+                <w:b/>
+                <w:color w:val="333333"/>
+                <w:sz w:val="21"/>
+              </w:rPr>
+              <w:t>连续 5 次口令错误即锁定 15 分钟</w:t>
+            </w:r>
+            <w:r>
+              <w:rPr>
+                <w:rFonts w:ascii="Calibri" w:hAnsi="Calibri" w:eastAsia="微软雅黑"/>
+                <w:b w:val="0"/>
+                <w:color w:val="333333"/>
+                <w:sz w:val="21"/>
+              </w:rPr>
+              <w:t>（</w:t>
+            </w:r>
+            <w:r>
+              <w:rPr>
+                <w:rFonts w:ascii="Consolas" w:hAnsi="Consolas" w:eastAsia="微软雅黑"/>
+                <w:b w:val="0"/>
+                <w:color w:val="333333"/>
+                <w:sz w:val="20"/>
+              </w:rPr>
+              <w:t>LOGIN_FAIL_MAX</w:t>
+            </w:r>
+            <w:r>
+              <w:rPr>
+                <w:rFonts w:ascii="Calibri" w:hAnsi="Calibri" w:eastAsia="微软雅黑"/>
+                <w:b w:val="0"/>
+                <w:color w:val="333333"/>
+                <w:sz w:val="21"/>
+              </w:rPr>
+              <w:t>/</w:t>
+            </w:r>
+            <w:r>
+              <w:rPr>
+                <w:rFonts w:ascii="Consolas" w:hAnsi="Consolas" w:eastAsia="微软雅黑"/>
+                <w:b w:val="0"/>
+                <w:color w:val="333333"/>
+                <w:sz w:val="20"/>
+              </w:rPr>
+              <w:t>LOGIN_LOCK_MIN</w:t>
+            </w:r>
+            <w:r>
+              <w:rPr>
+                <w:rFonts w:ascii="Calibri" w:hAnsi="Calibri" w:eastAsia="微软雅黑"/>
+                <w:b w:val="0"/>
+                <w:color w:val="333333"/>
+                <w:sz w:val="21"/>
+              </w:rPr>
+              <w:t xml:space="preserve">，返回 403 </w:t>
+            </w:r>
+            <w:r>
+              <w:rPr>
+                <w:rFonts w:ascii="Consolas" w:hAnsi="Consolas" w:eastAsia="微软雅黑"/>
+                <w:b w:val="0"/>
+                <w:color w:val="333333"/>
+                <w:sz w:val="20"/>
+              </w:rPr>
+              <w:t>code=LOCKED</w:t>
+            </w:r>
+            <w:r>
+              <w:rPr>
+                <w:rFonts w:ascii="Calibri" w:hAnsi="Calibri" w:eastAsia="微软雅黑"/>
+                <w:b w:val="0"/>
+                <w:color w:val="333333"/>
+                <w:sz w:val="21"/>
+              </w:rPr>
+              <w:t xml:space="preserve">，锁定期内即使口令正确亦拒绝）；响应新增 </w:t>
+            </w:r>
+            <w:r>
+              <w:rPr>
+                <w:rFonts w:ascii="Calibri" w:hAnsi="Calibri" w:eastAsia="微软雅黑"/>
+                <w:b/>
+                <w:color w:val="333333"/>
+                <w:sz w:val="21"/>
+              </w:rPr>
+              <w:t>`must_change_pw`</w:t>
+            </w:r>
+            <w:r>
+              <w:rPr>
+                <w:rFonts w:ascii="Calibri" w:hAnsi="Calibri" w:eastAsia="微软雅黑"/>
+                <w:b w:val="0"/>
+                <w:color w:val="333333"/>
+                <w:sz w:val="21"/>
+              </w:rPr>
+              <w:t>（</w:t>
+            </w:r>
+            <w:r>
+              <w:rPr>
+                <w:rFonts w:ascii="Consolas" w:hAnsi="Consolas" w:eastAsia="微软雅黑"/>
+                <w:b w:val="0"/>
+                <w:color w:val="333333"/>
+                <w:sz w:val="20"/>
+              </w:rPr>
+              <w:t>true</w:t>
+            </w:r>
+            <w:r>
+              <w:rPr>
+                <w:rFonts w:ascii="Calibri" w:hAnsi="Calibri" w:eastAsia="微软雅黑"/>
+                <w:b w:val="0"/>
+                <w:color w:val="333333"/>
+                <w:sz w:val="21"/>
+              </w:rPr>
+              <w:t xml:space="preserve"> 表示该账号（新建或被重置密码）须先改密，未改密前除「当前用户信息 / 登出 / 自助改密」外一律 403 </w:t>
+            </w:r>
+            <w:r>
+              <w:rPr>
+                <w:rFonts w:ascii="Consolas" w:hAnsi="Consolas" w:eastAsia="微软雅黑"/>
+                <w:b w:val="0"/>
+                <w:color w:val="333333"/>
+                <w:sz w:val="20"/>
+              </w:rPr>
+              <w:t>code=MUST_CHANGE_PASSWORD</w:t>
+            </w:r>
+            <w:r>
+              <w:rPr>
+                <w:rFonts w:ascii="Calibri" w:hAnsi="Calibri" w:eastAsia="微软雅黑"/>
+                <w:b w:val="0"/>
+                <w:color w:val="333333"/>
+                <w:sz w:val="21"/>
+              </w:rPr>
+              <w:t>）</w:t>
             </w:r>
           </w:p>
         </w:tc>
@@ -10204,6 +10330,129 @@
                 <w:color w:val="333333"/>
                 <w:sz w:val="21"/>
               </w:rPr>
+              <w:t>POST</w:t>
+            </w:r>
+          </w:p>
+        </w:tc>
+        <w:tc>
+          <w:tcPr>
+            <w:tcW w:type="dxa" w:w="2410"/>
+          </w:tcPr>
+          <w:p>
+            <w:pPr>
+              <w:spacing w:after="40" w:before="40"/>
+            </w:pPr>
+            <w:r>
+              <w:rPr>
+                <w:rFonts w:ascii="Calibri" w:hAnsi="Calibri" w:eastAsia="微软雅黑"/>
+                <w:b w:val="0"/>
+                <w:color w:val="333333"/>
+                <w:sz w:val="21"/>
+              </w:rPr>
+              <w:t>/api/contracts/import/errors</w:t>
+            </w:r>
+          </w:p>
+        </w:tc>
+        <w:tc>
+          <w:tcPr>
+            <w:tcW w:type="dxa" w:w="2410"/>
+          </w:tcPr>
+          <w:p>
+            <w:pPr>
+              <w:spacing w:after="40" w:before="40"/>
+            </w:pPr>
+            <w:r>
+              <w:rPr>
+                <w:rFonts w:ascii="Calibri" w:hAnsi="Calibri" w:eastAsia="微软雅黑"/>
+                <w:b w:val="0"/>
+                <w:color w:val="333333"/>
+                <w:sz w:val="21"/>
+              </w:rPr>
+              <w:t>管理员</w:t>
+            </w:r>
+          </w:p>
+        </w:tc>
+        <w:tc>
+          <w:tcPr>
+            <w:tcW w:type="dxa" w:w="2408"/>
+          </w:tcPr>
+          <w:p>
+            <w:pPr>
+              <w:spacing w:after="40" w:before="40"/>
+            </w:pPr>
+            <w:r>
+              <w:rPr>
+                <w:rFonts w:ascii="Calibri" w:hAnsi="Calibri" w:eastAsia="微软雅黑"/>
+                <w:b/>
+                <w:color w:val="333333"/>
+                <w:sz w:val="21"/>
+              </w:rPr>
+              <w:t>导出导入校验结果</w:t>
+            </w:r>
+            <w:r>
+              <w:rPr>
+                <w:rFonts w:ascii="Calibri" w:hAnsi="Calibri" w:eastAsia="微软雅黑"/>
+                <w:b w:val="0"/>
+                <w:color w:val="333333"/>
+                <w:sz w:val="21"/>
+              </w:rPr>
+              <w:t xml:space="preserve">（V1.8.5）：按 </w:t>
+            </w:r>
+            <w:r>
+              <w:rPr>
+                <w:rFonts w:ascii="Consolas" w:hAnsi="Consolas" w:eastAsia="微软雅黑"/>
+                <w:b w:val="0"/>
+                <w:color w:val="333333"/>
+                <w:sz w:val="20"/>
+              </w:rPr>
+              <w:t>import/preview</w:t>
+            </w:r>
+            <w:r>
+              <w:rPr>
+                <w:rFonts w:ascii="Calibri" w:hAnsi="Calibri" w:eastAsia="微软雅黑"/>
+                <w:b w:val="0"/>
+                <w:color w:val="333333"/>
+                <w:sz w:val="21"/>
+              </w:rPr>
+              <w:t xml:space="preserve"> 同一套规则逐行校验后返回 xlsx —— 原始表头 + 「校验结果」（通过/警告/错误）+「问题说明」两列、</w:t>
+            </w:r>
+            <w:r>
+              <w:rPr>
+                <w:rFonts w:ascii="Calibri" w:hAnsi="Calibri" w:eastAsia="微软雅黑"/>
+                <w:b/>
+                <w:color w:val="333333"/>
+                <w:sz w:val="21"/>
+              </w:rPr>
+              <w:t>含全部行</w:t>
+            </w:r>
+            <w:r>
+              <w:rPr>
+                <w:rFonts w:ascii="Calibri" w:hAnsi="Calibri" w:eastAsia="微软雅黑"/>
+                <w:b w:val="0"/>
+                <w:color w:val="333333"/>
+                <w:sz w:val="21"/>
+              </w:rPr>
+              <w:t>，供填报人就地修改后重新导入；导出行为写操作日志</w:t>
+            </w:r>
+          </w:p>
+        </w:tc>
+      </w:tr>
+      <w:tr>
+        <w:tc>
+          <w:tcPr>
+            <w:tcW w:type="dxa" w:w="2410"/>
+          </w:tcPr>
+          <w:p>
+            <w:pPr>
+              <w:spacing w:after="40" w:before="40"/>
+            </w:pPr>
+            <w:r>
+              <w:rPr>
+                <w:rFonts w:ascii="Calibri" w:hAnsi="Calibri" w:eastAsia="微软雅黑"/>
+                <w:b w:val="0"/>
+                <w:color w:val="333333"/>
+                <w:sz w:val="21"/>
+              </w:rPr>
               <w:t>GET</w:t>
             </w:r>
           </w:p>
@@ -10855,7 +11104,25 @@
                 <w:color w:val="333333"/>
                 <w:sz w:val="21"/>
               </w:rPr>
-              <w:t>下载（数据权限校验）</w:t>
+              <w:t>下载（数据权限校验）；</w:t>
+            </w:r>
+            <w:r>
+              <w:rPr>
+                <w:rFonts w:ascii="Calibri" w:hAnsi="Calibri" w:eastAsia="微软雅黑"/>
+                <w:b/>
+                <w:color w:val="333333"/>
+                <w:sz w:val="21"/>
+              </w:rPr>
+              <w:t>`?preview=1` 时以 `Content-Disposition: inline` 返回</w:t>
+            </w:r>
+            <w:r>
+              <w:rPr>
+                <w:rFonts w:ascii="Calibri" w:hAnsi="Calibri" w:eastAsia="微软雅黑"/>
+                <w:b w:val="0"/>
+                <w:color w:val="333333"/>
+                <w:sz w:val="21"/>
+              </w:rPr>
+              <w:t>，供页面内在线预览（权限校验与下载完全一致）</w:t>
             </w:r>
           </w:p>
         </w:tc>
@@ -12001,7 +12268,25 @@
                 <w:color w:val="333333"/>
                 <w:sz w:val="21"/>
               </w:rPr>
-              <w:t>下载（按“管理部门”数据权限校验）</w:t>
+              <w:t>下载（按“管理部门”数据权限校验）；</w:t>
+            </w:r>
+            <w:r>
+              <w:rPr>
+                <w:rFonts w:ascii="Calibri" w:hAnsi="Calibri" w:eastAsia="微软雅黑"/>
+                <w:b/>
+                <w:color w:val="333333"/>
+                <w:sz w:val="21"/>
+              </w:rPr>
+              <w:t>`?preview=1` 时以 `inline` 返回</w:t>
+            </w:r>
+            <w:r>
+              <w:rPr>
+                <w:rFonts w:ascii="Calibri" w:hAnsi="Calibri" w:eastAsia="微软雅黑"/>
+                <w:b w:val="0"/>
+                <w:color w:val="333333"/>
+                <w:sz w:val="21"/>
+              </w:rPr>
+              <w:t>（在线预览）</w:t>
             </w:r>
           </w:p>
         </w:tc>
@@ -12683,6 +12968,93 @@
                 <w:sz w:val="21"/>
               </w:rPr>
               <w:t>执行导入（错误行跳过并回显原因）</w:t>
+            </w:r>
+          </w:p>
+        </w:tc>
+      </w:tr>
+      <w:tr>
+        <w:tc>
+          <w:tcPr>
+            <w:tcW w:type="dxa" w:w="2410"/>
+          </w:tcPr>
+          <w:p>
+            <w:pPr>
+              <w:spacing w:after="40" w:before="40"/>
+            </w:pPr>
+            <w:r>
+              <w:rPr>
+                <w:rFonts w:ascii="Calibri" w:hAnsi="Calibri" w:eastAsia="微软雅黑"/>
+                <w:b w:val="0"/>
+                <w:color w:val="333333"/>
+                <w:sz w:val="21"/>
+              </w:rPr>
+              <w:t>POST</w:t>
+            </w:r>
+          </w:p>
+        </w:tc>
+        <w:tc>
+          <w:tcPr>
+            <w:tcW w:type="dxa" w:w="2410"/>
+          </w:tcPr>
+          <w:p>
+            <w:pPr>
+              <w:spacing w:after="40" w:before="40"/>
+            </w:pPr>
+            <w:r>
+              <w:rPr>
+                <w:rFonts w:ascii="Calibri" w:hAnsi="Calibri" w:eastAsia="微软雅黑"/>
+                <w:b w:val="0"/>
+                <w:color w:val="333333"/>
+                <w:sz w:val="21"/>
+              </w:rPr>
+              <w:t>/api/asset_contracts/import/errors</w:t>
+            </w:r>
+          </w:p>
+        </w:tc>
+        <w:tc>
+          <w:tcPr>
+            <w:tcW w:type="dxa" w:w="2410"/>
+          </w:tcPr>
+          <w:p>
+            <w:pPr>
+              <w:spacing w:after="40" w:before="40"/>
+            </w:pPr>
+            <w:r>
+              <w:rPr>
+                <w:rFonts w:ascii="Calibri" w:hAnsi="Calibri" w:eastAsia="微软雅黑"/>
+                <w:b w:val="0"/>
+                <w:color w:val="333333"/>
+                <w:sz w:val="21"/>
+              </w:rPr>
+              <w:t>管理员</w:t>
+            </w:r>
+          </w:p>
+        </w:tc>
+        <w:tc>
+          <w:tcPr>
+            <w:tcW w:type="dxa" w:w="2408"/>
+          </w:tcPr>
+          <w:p>
+            <w:pPr>
+              <w:spacing w:after="40" w:before="40"/>
+            </w:pPr>
+            <w:r>
+              <w:rPr>
+                <w:rFonts w:ascii="Calibri" w:hAnsi="Calibri" w:eastAsia="微软雅黑"/>
+                <w:b/>
+                <w:color w:val="333333"/>
+                <w:sz w:val="21"/>
+              </w:rPr>
+              <w:t>导出资产合同导入校验结果</w:t>
+            </w:r>
+            <w:r>
+              <w:rPr>
+                <w:rFonts w:ascii="Calibri" w:hAnsi="Calibri" w:eastAsia="微软雅黑"/>
+                <w:b w:val="0"/>
+                <w:color w:val="333333"/>
+                <w:sz w:val="21"/>
+              </w:rPr>
+              <w:t>（V1.8.5）：原表头 + 「校验结果」+「问题说明」两列、含全部行</w:t>
             </w:r>
           </w:p>
         </w:tc>
@@ -13441,7 +13813,61 @@
                 <w:color w:val="333333"/>
                 <w:sz w:val="21"/>
               </w:rPr>
-              <w:t>修改用户名/密码</w:t>
+              <w:t xml:space="preserve">修改用户名/密码（改密时 </w:t>
+            </w:r>
+            <w:r>
+              <w:rPr>
+                <w:rFonts w:ascii="Consolas" w:hAnsi="Consolas" w:eastAsia="微软雅黑"/>
+                <w:b w:val="0"/>
+                <w:color w:val="333333"/>
+                <w:sz w:val="20"/>
+              </w:rPr>
+              <w:t>old_password</w:t>
+            </w:r>
+            <w:r>
+              <w:rPr>
+                <w:rFonts w:ascii="Calibri" w:hAnsi="Calibri" w:eastAsia="微软雅黑"/>
+                <w:b w:val="0"/>
+                <w:color w:val="333333"/>
+                <w:sz w:val="21"/>
+              </w:rPr>
+              <w:t xml:space="preserve"> 必填并校验；新密码经 </w:t>
+            </w:r>
+            <w:r>
+              <w:rPr>
+                <w:rFonts w:ascii="Consolas" w:hAnsi="Consolas" w:eastAsia="微软雅黑"/>
+                <w:b w:val="0"/>
+                <w:color w:val="333333"/>
+                <w:sz w:val="20"/>
+              </w:rPr>
+              <w:t>_pw_issue()</w:t>
+            </w:r>
+            <w:r>
+              <w:rPr>
+                <w:rFonts w:ascii="Calibri" w:hAnsi="Calibri" w:eastAsia="微软雅黑"/>
+                <w:b w:val="0"/>
+                <w:color w:val="333333"/>
+                <w:sz w:val="21"/>
+              </w:rPr>
+              <w:t xml:space="preserve"> 强度校验——</w:t>
+            </w:r>
+            <w:r>
+              <w:rPr>
+                <w:rFonts w:ascii="Calibri" w:hAnsi="Calibri" w:eastAsia="微软雅黑"/>
+                <w:b/>
+                <w:color w:val="333333"/>
+                <w:sz w:val="21"/>
+              </w:rPr>
+              <w:t>≥8 位、非纯数字、非纯字母、不得等于用户名、不得为 `123456` 等弱口令</w:t>
+            </w:r>
+            <w:r>
+              <w:rPr>
+                <w:rFonts w:ascii="Calibri" w:hAnsi="Calibri" w:eastAsia="微软雅黑"/>
+                <w:b w:val="0"/>
+                <w:color w:val="333333"/>
+                <w:sz w:val="21"/>
+              </w:rPr>
+              <w:t>；改密成功即清除「需改密」标记）</w:t>
             </w:r>
           </w:p>
         </w:tc>
@@ -14023,7 +14449,25 @@
                 <w:color w:val="333333"/>
                 <w:sz w:val="21"/>
               </w:rPr>
-              <w:t>读取提醒提前天数、日志保留天数、附件大小上限与短信配置（</w:t>
+              <w:t>读取提醒提前天数、日志保留天数、附件大小上限、</w:t>
+            </w:r>
+            <w:r>
+              <w:rPr>
+                <w:rFonts w:ascii="Calibri" w:hAnsi="Calibri" w:eastAsia="微软雅黑"/>
+                <w:b/>
+                <w:color w:val="333333"/>
+                <w:sz w:val="21"/>
+              </w:rPr>
+              <w:t>会话空闲超时（`session_idle_minutes`）</w:t>
+            </w:r>
+            <w:r>
+              <w:rPr>
+                <w:rFonts w:ascii="Calibri" w:hAnsi="Calibri" w:eastAsia="微软雅黑"/>
+                <w:b w:val="0"/>
+                <w:color w:val="333333"/>
+                <w:sz w:val="21"/>
+              </w:rPr>
+              <w:t xml:space="preserve"> 与短信配置（</w:t>
             </w:r>
             <w:r>
               <w:rPr>
@@ -14146,7 +14590,25 @@
                 <w:color w:val="333333"/>
                 <w:sz w:val="21"/>
               </w:rPr>
-              <w:t>保存配置</w:t>
+              <w:t>保存配置（提醒天数 1–365、日志保留 1–3650、附件上限 1–200 M、</w:t>
+            </w:r>
+            <w:r>
+              <w:rPr>
+                <w:rFonts w:ascii="Calibri" w:hAnsi="Calibri" w:eastAsia="微软雅黑"/>
+                <w:b/>
+                <w:color w:val="333333"/>
+                <w:sz w:val="21"/>
+              </w:rPr>
+              <w:t>会话空闲超时 1–1440 分钟</w:t>
+            </w:r>
+            <w:r>
+              <w:rPr>
+                <w:rFonts w:ascii="Calibri" w:hAnsi="Calibri" w:eastAsia="微软雅黑"/>
+                <w:b w:val="0"/>
+                <w:color w:val="333333"/>
+                <w:sz w:val="21"/>
+              </w:rPr>
+              <w:t>、短信各项）</w:t>
             </w:r>
           </w:p>
         </w:tc>
@@ -15993,6 +16455,214 @@
     </w:p>
     <w:p>
       <w:pPr>
+        <w:spacing w:before="80" w:after="160"/>
+        <w:ind w:left="170" w:right="170"/>
+        <w:shd w:val="clear" w:color="auto" w:fill="EAF3FB"/>
+        <w:pBdr>
+          <w:left w:val="single" w:sz="14" w:space="4" w:color="1E90FF"/>
+        </w:pBdr>
+      </w:pPr>
+      <w:r>
+        <w:rPr>
+          <w:rFonts w:ascii="Calibri" w:hAnsi="Calibri" w:eastAsia="微软雅黑"/>
+          <w:b/>
+          <w:color w:val="1F4D78"/>
+          <w:sz w:val="21"/>
+        </w:rPr>
+        <w:t>V1.8.5 会话与错误码约定</w:t>
+      </w:r>
+      <w:r>
+        <w:rPr>
+          <w:rFonts w:ascii="Calibri" w:hAnsi="Calibri" w:eastAsia="微软雅黑"/>
+          <w:b w:val="0"/>
+          <w:color w:val="1F4D78"/>
+          <w:sz w:val="21"/>
+        </w:rPr>
+        <w:t>：会话采用「滑动窗口」——</w:t>
+      </w:r>
+      <w:r>
+        <w:rPr>
+          <w:rFonts w:ascii="Consolas" w:hAnsi="Consolas" w:eastAsia="微软雅黑"/>
+          <w:b w:val="0"/>
+          <w:color w:val="1F4D78"/>
+          <w:sz w:val="20"/>
+        </w:rPr>
+        <w:t>login_required</w:t>
+      </w:r>
+      <w:r>
+        <w:rPr>
+          <w:rFonts w:ascii="Calibri" w:hAnsi="Calibri" w:eastAsia="微软雅黑"/>
+          <w:b w:val="0"/>
+          <w:color w:val="1F4D78"/>
+          <w:sz w:val="21"/>
+        </w:rPr>
+        <w:t>/</w:t>
+      </w:r>
+      <w:r>
+        <w:rPr>
+          <w:rFonts w:ascii="Consolas" w:hAnsi="Consolas" w:eastAsia="微软雅黑"/>
+          <w:b w:val="0"/>
+          <w:color w:val="1F4D78"/>
+          <w:sz w:val="20"/>
+        </w:rPr>
+        <w:t>admin_required</w:t>
+      </w:r>
+      <w:r>
+        <w:rPr>
+          <w:rFonts w:ascii="Calibri" w:hAnsi="Calibri" w:eastAsia="微软雅黑"/>
+          <w:b w:val="0"/>
+          <w:color w:val="1F4D78"/>
+          <w:sz w:val="21"/>
+        </w:rPr>
+        <w:t xml:space="preserve"> 每次请求更新 </w:t>
+      </w:r>
+      <w:r>
+        <w:rPr>
+          <w:rFonts w:ascii="Consolas" w:hAnsi="Consolas" w:eastAsia="微软雅黑"/>
+          <w:b w:val="0"/>
+          <w:color w:val="1F4D78"/>
+          <w:sz w:val="20"/>
+        </w:rPr>
+        <w:t>session["last_active"]</w:t>
+      </w:r>
+      <w:r>
+        <w:rPr>
+          <w:rFonts w:ascii="Calibri" w:hAnsi="Calibri" w:eastAsia="微软雅黑"/>
+          <w:b w:val="0"/>
+          <w:color w:val="1F4D78"/>
+          <w:sz w:val="21"/>
+        </w:rPr>
+        <w:t xml:space="preserve">，超过登录时写入的 </w:t>
+      </w:r>
+      <w:r>
+        <w:rPr>
+          <w:rFonts w:ascii="Consolas" w:hAnsi="Consolas" w:eastAsia="微软雅黑"/>
+          <w:b w:val="0"/>
+          <w:color w:val="1F4D78"/>
+          <w:sz w:val="20"/>
+        </w:rPr>
+        <w:t>session["idle_min"]</w:t>
+      </w:r>
+      <w:r>
+        <w:rPr>
+          <w:rFonts w:ascii="Calibri" w:hAnsi="Calibri" w:eastAsia="微软雅黑"/>
+          <w:b w:val="0"/>
+          <w:color w:val="1F4D78"/>
+          <w:sz w:val="21"/>
+        </w:rPr>
+        <w:t xml:space="preserve">（取自 </w:t>
+      </w:r>
+      <w:r>
+        <w:rPr>
+          <w:rFonts w:ascii="Consolas" w:hAnsi="Consolas" w:eastAsia="微软雅黑"/>
+          <w:b w:val="0"/>
+          <w:color w:val="1F4D78"/>
+          <w:sz w:val="20"/>
+        </w:rPr>
+        <w:t>settings.session_idle_minutes</w:t>
+      </w:r>
+      <w:r>
+        <w:rPr>
+          <w:rFonts w:ascii="Calibri" w:hAnsi="Calibri" w:eastAsia="微软雅黑"/>
+          <w:b w:val="0"/>
+          <w:color w:val="1F4D78"/>
+          <w:sz w:val="21"/>
+        </w:rPr>
+        <w:t xml:space="preserve">，默认 30 分钟）即清空会话并返回 </w:t>
+      </w:r>
+      <w:r>
+        <w:rPr>
+          <w:rFonts w:ascii="Calibri" w:hAnsi="Calibri" w:eastAsia="微软雅黑"/>
+          <w:b/>
+          <w:color w:val="1F4D78"/>
+          <w:sz w:val="21"/>
+        </w:rPr>
+        <w:t>401 `code=SESSION_EXPIRED`</w:t>
+      </w:r>
+      <w:r>
+        <w:rPr>
+          <w:rFonts w:ascii="Calibri" w:hAnsi="Calibri" w:eastAsia="微软雅黑"/>
+          <w:b w:val="0"/>
+          <w:color w:val="1F4D78"/>
+          <w:sz w:val="21"/>
+        </w:rPr>
+        <w:t xml:space="preserve">；Cookie 绝对上限 </w:t>
+      </w:r>
+      <w:r>
+        <w:rPr>
+          <w:rFonts w:ascii="Consolas" w:hAnsi="Consolas" w:eastAsia="微软雅黑"/>
+          <w:b w:val="0"/>
+          <w:color w:val="1F4D78"/>
+          <w:sz w:val="20"/>
+        </w:rPr>
+        <w:t>PERMANENT_SESSION_LIFETIME=12h</w:t>
+      </w:r>
+      <w:r>
+        <w:rPr>
+          <w:rFonts w:ascii="Calibri" w:hAnsi="Calibri" w:eastAsia="微软雅黑"/>
+          <w:b w:val="0"/>
+          <w:color w:val="1F4D78"/>
+          <w:sz w:val="21"/>
+        </w:rPr>
+        <w:t>。新增三个业务错误码供前端分支处理：</w:t>
+      </w:r>
+      <w:r>
+        <w:rPr>
+          <w:rFonts w:ascii="Consolas" w:hAnsi="Consolas" w:eastAsia="微软雅黑"/>
+          <w:b w:val="0"/>
+          <w:color w:val="1F4D78"/>
+          <w:sz w:val="20"/>
+        </w:rPr>
+        <w:t>SESSION_EXPIRED</w:t>
+      </w:r>
+      <w:r>
+        <w:rPr>
+          <w:rFonts w:ascii="Calibri" w:hAnsi="Calibri" w:eastAsia="微软雅黑"/>
+          <w:b w:val="0"/>
+          <w:color w:val="1F4D78"/>
+          <w:sz w:val="21"/>
+        </w:rPr>
+        <w:t>（会话超时→回登录页）、</w:t>
+      </w:r>
+      <w:r>
+        <w:rPr>
+          <w:rFonts w:ascii="Consolas" w:hAnsi="Consolas" w:eastAsia="微软雅黑"/>
+          <w:b w:val="0"/>
+          <w:color w:val="1F4D78"/>
+          <w:sz w:val="20"/>
+        </w:rPr>
+        <w:t>MUST_CHANGE_PASSWORD</w:t>
+      </w:r>
+      <w:r>
+        <w:rPr>
+          <w:rFonts w:ascii="Calibri" w:hAnsi="Calibri" w:eastAsia="微软雅黑"/>
+          <w:b w:val="0"/>
+          <w:color w:val="1F4D78"/>
+          <w:sz w:val="21"/>
+        </w:rPr>
+        <w:t>（需先改密）、</w:t>
+      </w:r>
+      <w:r>
+        <w:rPr>
+          <w:rFonts w:ascii="Consolas" w:hAnsi="Consolas" w:eastAsia="微软雅黑"/>
+          <w:b w:val="0"/>
+          <w:color w:val="1F4D78"/>
+          <w:sz w:val="20"/>
+        </w:rPr>
+        <w:t>LOCKED</w:t>
+      </w:r>
+      <w:r>
+        <w:rPr>
+          <w:rFonts w:ascii="Calibri" w:hAnsi="Calibri" w:eastAsia="微软雅黑"/>
+          <w:b w:val="0"/>
+          <w:color w:val="1F4D78"/>
+          <w:sz w:val="21"/>
+        </w:rPr>
+        <w:t>（账号锁定中）。</w:t>
+      </w:r>
+    </w:p>
+    <w:p>
+      <w:pPr>
         <w:pStyle w:val="Heading2"/>
       </w:pPr>
       <w:r>
@@ -31519,7 +32189,543 @@
                 <w:color w:val="333333"/>
                 <w:sz w:val="21"/>
               </w:rPr>
-              <w:t>V1.8.4（当前）</w:t>
+              <w:t>V1.8.5（当前）</w:t>
+            </w:r>
+          </w:p>
+        </w:tc>
+        <w:tc>
+          <w:tcPr>
+            <w:tcW w:type="dxa" w:w="1814"/>
+          </w:tcPr>
+          <w:p>
+            <w:pPr>
+              <w:spacing w:after="40" w:before="40"/>
+            </w:pPr>
+            <w:r>
+              <w:rPr>
+                <w:rFonts w:ascii="Calibri" w:hAnsi="Calibri" w:eastAsia="微软雅黑"/>
+                <w:b w:val="0"/>
+                <w:color w:val="333333"/>
+                <w:sz w:val="21"/>
+              </w:rPr>
+              <w:t>2026-10-13</w:t>
+            </w:r>
+          </w:p>
+        </w:tc>
+        <w:tc>
+          <w:tcPr>
+            <w:tcW w:type="dxa" w:w="5216"/>
+          </w:tcPr>
+          <w:p>
+            <w:pPr>
+              <w:spacing w:after="40" w:before="40"/>
+            </w:pPr>
+            <w:r>
+              <w:rPr>
+                <w:rFonts w:ascii="Calibri" w:hAnsi="Calibri" w:eastAsia="微软雅黑"/>
+                <w:b/>
+                <w:color w:val="333333"/>
+                <w:sz w:val="21"/>
+              </w:rPr>
+              <w:t>通用能力补齐（会话安全 / 附件预览 / 口令策略 / 导入校验结果导出）</w:t>
+            </w:r>
+            <w:r>
+              <w:rPr>
+                <w:rFonts w:ascii="Calibri" w:hAnsi="Calibri" w:eastAsia="微软雅黑"/>
+                <w:b w:val="0"/>
+                <w:color w:val="333333"/>
+                <w:sz w:val="21"/>
+              </w:rPr>
+              <w:t xml:space="preserve">：① </w:t>
+            </w:r>
+            <w:r>
+              <w:rPr>
+                <w:rFonts w:ascii="Calibri" w:hAnsi="Calibri" w:eastAsia="微软雅黑"/>
+                <w:b/>
+                <w:color w:val="333333"/>
+                <w:sz w:val="21"/>
+              </w:rPr>
+              <w:t>会话空闲超时</w:t>
+            </w:r>
+            <w:r>
+              <w:rPr>
+                <w:rFonts w:ascii="Calibri" w:hAnsi="Calibri" w:eastAsia="微软雅黑"/>
+                <w:b w:val="0"/>
+                <w:color w:val="333333"/>
+                <w:sz w:val="21"/>
+              </w:rPr>
+              <w:t xml:space="preserve"> —— 服务端按 </w:t>
+            </w:r>
+            <w:r>
+              <w:rPr>
+                <w:rFonts w:ascii="Consolas" w:hAnsi="Consolas" w:eastAsia="微软雅黑"/>
+                <w:b w:val="0"/>
+                <w:color w:val="333333"/>
+                <w:sz w:val="20"/>
+              </w:rPr>
+              <w:t>session["last_active"]</w:t>
+            </w:r>
+            <w:r>
+              <w:rPr>
+                <w:rFonts w:ascii="Calibri" w:hAnsi="Calibri" w:eastAsia="微软雅黑"/>
+                <w:b w:val="0"/>
+                <w:color w:val="333333"/>
+                <w:sz w:val="21"/>
+              </w:rPr>
+              <w:t xml:space="preserve"> 滑动判定，超过 </w:t>
+            </w:r>
+            <w:r>
+              <w:rPr>
+                <w:rFonts w:ascii="Consolas" w:hAnsi="Consolas" w:eastAsia="微软雅黑"/>
+                <w:b w:val="0"/>
+                <w:color w:val="333333"/>
+                <w:sz w:val="20"/>
+              </w:rPr>
+              <w:t>settings.session_idle_minutes</w:t>
+            </w:r>
+            <w:r>
+              <w:rPr>
+                <w:rFonts w:ascii="Calibri" w:hAnsi="Calibri" w:eastAsia="微软雅黑"/>
+                <w:b w:val="0"/>
+                <w:color w:val="333333"/>
+                <w:sz w:val="21"/>
+              </w:rPr>
+              <w:t xml:space="preserve">（默认 </w:t>
+            </w:r>
+            <w:r>
+              <w:rPr>
+                <w:rFonts w:ascii="Calibri" w:hAnsi="Calibri" w:eastAsia="微软雅黑"/>
+                <w:b/>
+                <w:color w:val="333333"/>
+                <w:sz w:val="21"/>
+              </w:rPr>
+              <w:t>30</w:t>
+            </w:r>
+            <w:r>
+              <w:rPr>
+                <w:rFonts w:ascii="Calibri" w:hAnsi="Calibri" w:eastAsia="微软雅黑"/>
+                <w:b w:val="0"/>
+                <w:color w:val="333333"/>
+                <w:sz w:val="21"/>
+              </w:rPr>
+              <w:t xml:space="preserve"> 分钟，范围 1~1440，系统设置可改）返回 </w:t>
+            </w:r>
+            <w:r>
+              <w:rPr>
+                <w:rFonts w:ascii="Calibri" w:hAnsi="Calibri" w:eastAsia="微软雅黑"/>
+                <w:b/>
+                <w:color w:val="333333"/>
+                <w:sz w:val="21"/>
+              </w:rPr>
+              <w:t>401 `SESSION_EXPIRED`</w:t>
+            </w:r>
+            <w:r>
+              <w:rPr>
+                <w:rFonts w:ascii="Calibri" w:hAnsi="Calibri" w:eastAsia="微软雅黑"/>
+                <w:b w:val="0"/>
+                <w:color w:val="333333"/>
+                <w:sz w:val="21"/>
+              </w:rPr>
+              <w:t xml:space="preserve">；Cookie 绝对上限 </w:t>
+            </w:r>
+            <w:r>
+              <w:rPr>
+                <w:rFonts w:ascii="Consolas" w:hAnsi="Consolas" w:eastAsia="微软雅黑"/>
+                <w:b w:val="0"/>
+                <w:color w:val="333333"/>
+                <w:sz w:val="20"/>
+              </w:rPr>
+              <w:t>PERMANENT_SESSION_LIFETIME=12h</w:t>
+            </w:r>
+            <w:r>
+              <w:rPr>
+                <w:rFonts w:ascii="Calibri" w:hAnsi="Calibri" w:eastAsia="微软雅黑"/>
+                <w:b w:val="0"/>
+                <w:color w:val="333333"/>
+                <w:sz w:val="21"/>
+              </w:rPr>
+              <w:t xml:space="preserve">；前端在鼠标/键盘/点击事件上重置计时器，超时自动调 </w:t>
+            </w:r>
+            <w:r>
+              <w:rPr>
+                <w:rFonts w:ascii="Consolas" w:hAnsi="Consolas" w:eastAsia="微软雅黑"/>
+                <w:b w:val="0"/>
+                <w:color w:val="333333"/>
+                <w:sz w:val="20"/>
+              </w:rPr>
+              <w:t>/logout</w:t>
+            </w:r>
+            <w:r>
+              <w:rPr>
+                <w:rFonts w:ascii="Calibri" w:hAnsi="Calibri" w:eastAsia="微软雅黑"/>
+                <w:b w:val="0"/>
+                <w:color w:val="333333"/>
+                <w:sz w:val="21"/>
+              </w:rPr>
+              <w:t xml:space="preserve"> 并提示重新登录；② </w:t>
+            </w:r>
+            <w:r>
+              <w:rPr>
+                <w:rFonts w:ascii="Calibri" w:hAnsi="Calibri" w:eastAsia="微软雅黑"/>
+                <w:b/>
+                <w:color w:val="333333"/>
+                <w:sz w:val="21"/>
+              </w:rPr>
+              <w:t>附件在线预览</w:t>
+            </w:r>
+            <w:r>
+              <w:rPr>
+                <w:rFonts w:ascii="Calibri" w:hAnsi="Calibri" w:eastAsia="微软雅黑"/>
+                <w:b w:val="0"/>
+                <w:color w:val="333333"/>
+                <w:sz w:val="21"/>
+              </w:rPr>
+              <w:t xml:space="preserve"> —— </w:t>
+            </w:r>
+            <w:r>
+              <w:rPr>
+                <w:rFonts w:ascii="Consolas" w:hAnsi="Consolas" w:eastAsia="微软雅黑"/>
+                <w:b w:val="0"/>
+                <w:color w:val="333333"/>
+                <w:sz w:val="20"/>
+              </w:rPr>
+              <w:t>GET /api/attachments/&lt;id&gt;/download?preview=1</w:t>
+            </w:r>
+            <w:r>
+              <w:rPr>
+                <w:rFonts w:ascii="Calibri" w:hAnsi="Calibri" w:eastAsia="微软雅黑"/>
+                <w:b w:val="0"/>
+                <w:color w:val="333333"/>
+                <w:sz w:val="21"/>
+              </w:rPr>
+              <w:t xml:space="preserve">（及资产同路径）以 </w:t>
+            </w:r>
+            <w:r>
+              <w:rPr>
+                <w:rFonts w:ascii="Calibri" w:hAnsi="Calibri" w:eastAsia="微软雅黑"/>
+                <w:b/>
+                <w:color w:val="333333"/>
+                <w:sz w:val="21"/>
+              </w:rPr>
+              <w:t>`Content-Disposition: inline`</w:t>
+            </w:r>
+            <w:r>
+              <w:rPr>
+                <w:rFonts w:ascii="Calibri" w:hAnsi="Calibri" w:eastAsia="微软雅黑"/>
+                <w:b w:val="0"/>
+                <w:color w:val="333333"/>
+                <w:sz w:val="21"/>
+              </w:rPr>
+              <w:t xml:space="preserve"> 返回，权限校验与下载完全一致；弹窗内图片用 </w:t>
+            </w:r>
+            <w:r>
+              <w:rPr>
+                <w:rFonts w:ascii="Consolas" w:hAnsi="Consolas" w:eastAsia="微软雅黑"/>
+                <w:b w:val="0"/>
+                <w:color w:val="333333"/>
+                <w:sz w:val="20"/>
+              </w:rPr>
+              <w:t>&lt;img&gt;</w:t>
+            </w:r>
+            <w:r>
+              <w:rPr>
+                <w:rFonts w:ascii="Calibri" w:hAnsi="Calibri" w:eastAsia="微软雅黑"/>
+                <w:b w:val="0"/>
+                <w:color w:val="333333"/>
+                <w:sz w:val="21"/>
+              </w:rPr>
+              <w:t xml:space="preserve">、PDF 用 </w:t>
+            </w:r>
+            <w:r>
+              <w:rPr>
+                <w:rFonts w:ascii="Consolas" w:hAnsi="Consolas" w:eastAsia="微软雅黑"/>
+                <w:b w:val="0"/>
+                <w:color w:val="333333"/>
+                <w:sz w:val="20"/>
+              </w:rPr>
+              <w:t>&lt;iframe&gt;</w:t>
+            </w:r>
+            <w:r>
+              <w:rPr>
+                <w:rFonts w:ascii="Calibri" w:hAnsi="Calibri" w:eastAsia="微软雅黑"/>
+                <w:b w:val="0"/>
+                <w:color w:val="333333"/>
+                <w:sz w:val="21"/>
+              </w:rPr>
+              <w:t xml:space="preserve"> 展示，并提供“新窗口打开/下载”；项目与资产附件列表均新增「预览」按钮；③ </w:t>
+            </w:r>
+            <w:r>
+              <w:rPr>
+                <w:rFonts w:ascii="Calibri" w:hAnsi="Calibri" w:eastAsia="微软雅黑"/>
+                <w:b/>
+                <w:color w:val="333333"/>
+                <w:sz w:val="21"/>
+              </w:rPr>
+              <w:t>口令与登录策略</w:t>
+            </w:r>
+            <w:r>
+              <w:rPr>
+                <w:rFonts w:ascii="Calibri" w:hAnsi="Calibri" w:eastAsia="微软雅黑"/>
+                <w:b w:val="0"/>
+                <w:color w:val="333333"/>
+                <w:sz w:val="21"/>
+              </w:rPr>
+              <w:t xml:space="preserve"> —— 自助改密/强制改密新增强度校验 </w:t>
+            </w:r>
+            <w:r>
+              <w:rPr>
+                <w:rFonts w:ascii="Consolas" w:hAnsi="Consolas" w:eastAsia="微软雅黑"/>
+                <w:b w:val="0"/>
+                <w:color w:val="333333"/>
+                <w:sz w:val="20"/>
+              </w:rPr>
+              <w:t>_pw_issue()</w:t>
+            </w:r>
+            <w:r>
+              <w:rPr>
+                <w:rFonts w:ascii="Calibri" w:hAnsi="Calibri" w:eastAsia="微软雅黑"/>
+                <w:b w:val="0"/>
+                <w:color w:val="333333"/>
+                <w:sz w:val="21"/>
+              </w:rPr>
+              <w:t xml:space="preserve">（≥8 位、非纯数字/纯字母、不得等于用户名、不得为 123456 等弱口令）；迁移 </w:t>
+            </w:r>
+            <w:r>
+              <w:rPr>
+                <w:rFonts w:ascii="Calibri" w:hAnsi="Calibri" w:eastAsia="微软雅黑"/>
+                <w:b/>
+                <w:color w:val="333333"/>
+                <w:sz w:val="21"/>
+              </w:rPr>
+              <w:t>v32</w:t>
+            </w:r>
+            <w:r>
+              <w:rPr>
+                <w:rFonts w:ascii="Calibri" w:hAnsi="Calibri" w:eastAsia="微软雅黑"/>
+                <w:b w:val="0"/>
+                <w:color w:val="333333"/>
+                <w:sz w:val="21"/>
+              </w:rPr>
+              <w:t xml:space="preserve"> 为 </w:t>
+            </w:r>
+            <w:r>
+              <w:rPr>
+                <w:rFonts w:ascii="Consolas" w:hAnsi="Consolas" w:eastAsia="微软雅黑"/>
+                <w:b w:val="0"/>
+                <w:color w:val="333333"/>
+                <w:sz w:val="20"/>
+              </w:rPr>
+              <w:t>users</w:t>
+            </w:r>
+            <w:r>
+              <w:rPr>
+                <w:rFonts w:ascii="Calibri" w:hAnsi="Calibri" w:eastAsia="微软雅黑"/>
+                <w:b w:val="0"/>
+                <w:color w:val="333333"/>
+                <w:sz w:val="21"/>
+              </w:rPr>
+              <w:t xml:space="preserve"> 追加 </w:t>
+            </w:r>
+            <w:r>
+              <w:rPr>
+                <w:rFonts w:ascii="Consolas" w:hAnsi="Consolas" w:eastAsia="微软雅黑"/>
+                <w:b w:val="0"/>
+                <w:color w:val="333333"/>
+                <w:sz w:val="20"/>
+              </w:rPr>
+              <w:t>需改密/失败次数/锁定至</w:t>
+            </w:r>
+            <w:r>
+              <w:rPr>
+                <w:rFonts w:ascii="Calibri" w:hAnsi="Calibri" w:eastAsia="微软雅黑"/>
+                <w:b w:val="0"/>
+                <w:color w:val="333333"/>
+                <w:sz w:val="21"/>
+              </w:rPr>
+              <w:t>：</w:t>
+            </w:r>
+            <w:r>
+              <w:rPr>
+                <w:rFonts w:ascii="Calibri" w:hAnsi="Calibri" w:eastAsia="微软雅黑"/>
+                <w:b/>
+                <w:color w:val="333333"/>
+                <w:sz w:val="21"/>
+              </w:rPr>
+              <w:t>新增用户</w:t>
+            </w:r>
+            <w:r>
+              <w:rPr>
+                <w:rFonts w:ascii="Calibri" w:hAnsi="Calibri" w:eastAsia="微软雅黑"/>
+                <w:b w:val="0"/>
+                <w:color w:val="333333"/>
+                <w:sz w:val="21"/>
+              </w:rPr>
+              <w:t>（初始口令 123456）与</w:t>
+            </w:r>
+            <w:r>
+              <w:rPr>
+                <w:rFonts w:ascii="Calibri" w:hAnsi="Calibri" w:eastAsia="微软雅黑"/>
+                <w:b/>
+                <w:color w:val="333333"/>
+                <w:sz w:val="21"/>
+              </w:rPr>
+              <w:t>管理员重置密码后</w:t>
+            </w:r>
+            <w:r>
+              <w:rPr>
+                <w:rFonts w:ascii="Calibri" w:hAnsi="Calibri" w:eastAsia="微软雅黑"/>
+                <w:b w:val="0"/>
+                <w:color w:val="333333"/>
+                <w:sz w:val="21"/>
+              </w:rPr>
+              <w:t xml:space="preserve">均置“需改密”，未改密前除“当前用户信息/登出/自助改密”外一律返回 </w:t>
+            </w:r>
+            <w:r>
+              <w:rPr>
+                <w:rFonts w:ascii="Calibri" w:hAnsi="Calibri" w:eastAsia="微软雅黑"/>
+                <w:b/>
+                <w:color w:val="333333"/>
+                <w:sz w:val="21"/>
+              </w:rPr>
+              <w:t>403 `MUST_CHANGE_PASSWORD`</w:t>
+            </w:r>
+            <w:r>
+              <w:rPr>
+                <w:rFonts w:ascii="Calibri" w:hAnsi="Calibri" w:eastAsia="微软雅黑"/>
+                <w:b w:val="0"/>
+                <w:color w:val="333333"/>
+                <w:sz w:val="21"/>
+              </w:rPr>
+              <w:t>，改密成功即解除；</w:t>
+            </w:r>
+            <w:r>
+              <w:rPr>
+                <w:rFonts w:ascii="Calibri" w:hAnsi="Calibri" w:eastAsia="微软雅黑"/>
+                <w:b/>
+                <w:color w:val="333333"/>
+                <w:sz w:val="21"/>
+              </w:rPr>
+              <w:t>登录失败连续 5 次锁定 15 分钟</w:t>
+            </w:r>
+            <w:r>
+              <w:rPr>
+                <w:rFonts w:ascii="Calibri" w:hAnsi="Calibri" w:eastAsia="微软雅黑"/>
+                <w:b w:val="0"/>
+                <w:color w:val="333333"/>
+                <w:sz w:val="21"/>
+              </w:rPr>
+              <w:t xml:space="preserve">（锁定期间即使口令正确也返回 403 </w:t>
+            </w:r>
+            <w:r>
+              <w:rPr>
+                <w:rFonts w:ascii="Consolas" w:hAnsi="Consolas" w:eastAsia="微软雅黑"/>
+                <w:b w:val="0"/>
+                <w:color w:val="333333"/>
+                <w:sz w:val="20"/>
+              </w:rPr>
+              <w:t>LOCKED</w:t>
+            </w:r>
+            <w:r>
+              <w:rPr>
+                <w:rFonts w:ascii="Calibri" w:hAnsi="Calibri" w:eastAsia="微软雅黑"/>
+                <w:b w:val="0"/>
+                <w:color w:val="333333"/>
+                <w:sz w:val="21"/>
+              </w:rPr>
+              <w:t xml:space="preserve">），失败次数与锁定时间入库并写审计日志；④ </w:t>
+            </w:r>
+            <w:r>
+              <w:rPr>
+                <w:rFonts w:ascii="Calibri" w:hAnsi="Calibri" w:eastAsia="微软雅黑"/>
+                <w:b/>
+                <w:color w:val="333333"/>
+                <w:sz w:val="21"/>
+              </w:rPr>
+              <w:t>导入校验结果导出</w:t>
+            </w:r>
+            <w:r>
+              <w:rPr>
+                <w:rFonts w:ascii="Calibri" w:hAnsi="Calibri" w:eastAsia="微软雅黑"/>
+                <w:b w:val="0"/>
+                <w:color w:val="333333"/>
+                <w:sz w:val="21"/>
+              </w:rPr>
+              <w:t xml:space="preserve"> —— 新增 </w:t>
+            </w:r>
+            <w:r>
+              <w:rPr>
+                <w:rFonts w:ascii="Consolas" w:hAnsi="Consolas" w:eastAsia="微软雅黑"/>
+                <w:b w:val="0"/>
+                <w:color w:val="333333"/>
+                <w:sz w:val="20"/>
+              </w:rPr>
+              <w:t>POST /api/contracts/import/errors</w:t>
+            </w:r>
+            <w:r>
+              <w:rPr>
+                <w:rFonts w:ascii="Calibri" w:hAnsi="Calibri" w:eastAsia="微软雅黑"/>
+                <w:b w:val="0"/>
+                <w:color w:val="333333"/>
+                <w:sz w:val="21"/>
+              </w:rPr>
+              <w:t xml:space="preserve"> 与 </w:t>
+            </w:r>
+            <w:r>
+              <w:rPr>
+                <w:rFonts w:ascii="Consolas" w:hAnsi="Consolas" w:eastAsia="微软雅黑"/>
+                <w:b w:val="0"/>
+                <w:color w:val="333333"/>
+                <w:sz w:val="20"/>
+              </w:rPr>
+              <w:t>POST /api/asset_contracts/import/errors</w:t>
+            </w:r>
+            <w:r>
+              <w:rPr>
+                <w:rFonts w:ascii="Calibri" w:hAnsi="Calibri" w:eastAsia="微软雅黑"/>
+                <w:b w:val="0"/>
+                <w:color w:val="333333"/>
+                <w:sz w:val="21"/>
+              </w:rPr>
+              <w:t>（仅管理员）：按预览同一套规则逐行校验后导出 Excel（</w:t>
+            </w:r>
+            <w:r>
+              <w:rPr>
+                <w:rFonts w:ascii="Calibri" w:hAnsi="Calibri" w:eastAsia="微软雅黑"/>
+                <w:b/>
+                <w:color w:val="333333"/>
+                <w:sz w:val="21"/>
+              </w:rPr>
+              <w:t>原始表头 + 「校验结果」「问题说明」两列</w:t>
+            </w:r>
+            <w:r>
+              <w:rPr>
+                <w:rFonts w:ascii="Calibri" w:hAnsi="Calibri" w:eastAsia="微软雅黑"/>
+                <w:b w:val="0"/>
+                <w:color w:val="333333"/>
+                <w:sz w:val="21"/>
+              </w:rPr>
+              <w:t>，含全部行），供填报人就地修改后重新导入；两个列表工具栏新增「导出校验结果」按钮。</w:t>
+            </w:r>
+          </w:p>
+        </w:tc>
+      </w:tr>
+      <w:tr>
+        <w:tc>
+          <w:tcPr>
+            <w:tcW w:type="dxa" w:w="2608"/>
+          </w:tcPr>
+          <w:p>
+            <w:pPr>
+              <w:spacing w:after="40" w:before="40"/>
+            </w:pPr>
+            <w:r>
+              <w:rPr>
+                <w:rFonts w:ascii="Calibri" w:hAnsi="Calibri" w:eastAsia="微软雅黑"/>
+                <w:b w:val="0"/>
+                <w:color w:val="333333"/>
+                <w:sz w:val="21"/>
+              </w:rPr>
+              <w:t>V1.8.4</w:t>
             </w:r>
           </w:p>
         </w:tc>

--- a/docs/系统开发文档.docx
+++ b/docs/系统开发文档.docx
@@ -28934,6 +28934,203 @@
           <w:sz w:val="22"/>
         </w:rPr>
         <w:t>导出与导入往返验证：导出 → 修改 → 导入预览 → 导入。</w:t>
+      </w:r>
+    </w:p>
+    <w:p>
+      <w:pPr>
+        <w:pStyle w:val="ListNumber"/>
+        <w:numPr>
+          <w:ilvl w:val="0"/>
+          <w:numId w:val="12"/>
+        </w:numPr>
+      </w:pPr>
+      <w:r>
+        <w:rPr>
+          <w:rFonts w:ascii="Calibri" w:hAnsi="Calibri" w:eastAsia="微软雅黑"/>
+          <w:b/>
+          <w:color w:val="333333"/>
+          <w:sz w:val="22"/>
+        </w:rPr>
+        <w:t>前端渲染冒烟（改前端后建议必做）</w:t>
+      </w:r>
+      <w:r>
+        <w:rPr>
+          <w:rFonts w:ascii="Calibri" w:hAnsi="Calibri" w:eastAsia="微软雅黑"/>
+          <w:b w:val="0"/>
+          <w:color w:val="333333"/>
+          <w:sz w:val="22"/>
+        </w:rPr>
+        <w:t>：</w:t>
+      </w:r>
+      <w:r>
+        <w:rPr>
+          <w:rFonts w:ascii="Consolas" w:hAnsi="Consolas" w:eastAsia="微软雅黑"/>
+          <w:b w:val="0"/>
+          <w:color w:val="333333"/>
+          <w:sz w:val="21"/>
+        </w:rPr>
+        <w:t>node tools/browser_smoke.mjs --base http://127.0.0.1:5000</w:t>
+      </w:r>
+    </w:p>
+    <w:p>
+      <w:r>
+        <w:rPr>
+          <w:rFonts w:ascii="Calibri" w:hAnsi="Calibri" w:eastAsia="微软雅黑"/>
+          <w:b w:val="0"/>
+          <w:color w:val="333333"/>
+          <w:sz w:val="22"/>
+        </w:rPr>
+        <w:t>—— 用真实浏览器（Windows 默认 Edge 通道）打开登录页，登录后</w:t>
+      </w:r>
+      <w:r>
+        <w:rPr>
+          <w:rFonts w:ascii="Calibri" w:hAnsi="Calibri" w:eastAsia="微软雅黑"/>
+          <w:b/>
+          <w:color w:val="333333"/>
+          <w:sz w:val="22"/>
+        </w:rPr>
+        <w:t>逐个切换左侧菜单视图</w:t>
+      </w:r>
+      <w:r>
+        <w:rPr>
+          <w:rFonts w:ascii="Calibri" w:hAnsi="Calibri" w:eastAsia="微软雅黑"/>
+          <w:b w:val="0"/>
+          <w:color w:val="333333"/>
+          <w:sz w:val="22"/>
+        </w:rPr>
+        <w:t>，校验每个视图是否渲染出预期内容、</w:t>
+      </w:r>
+    </w:p>
+    <w:p>
+      <w:r>
+        <w:rPr>
+          <w:rFonts w:ascii="Calibri" w:hAnsi="Calibri" w:eastAsia="微软雅黑"/>
+          <w:b w:val="0"/>
+          <w:color w:val="333333"/>
+          <w:sz w:val="22"/>
+        </w:rPr>
+        <w:t xml:space="preserve">全过程有无 </w:t>
+      </w:r>
+      <w:r>
+        <w:rPr>
+          <w:rFonts w:ascii="Consolas" w:hAnsi="Consolas" w:eastAsia="微软雅黑"/>
+          <w:b w:val="0"/>
+          <w:color w:val="333333"/>
+          <w:sz w:val="21"/>
+        </w:rPr>
+        <w:t>console.error</w:t>
+      </w:r>
+      <w:r>
+        <w:rPr>
+          <w:rFonts w:ascii="Calibri" w:hAnsi="Calibri" w:eastAsia="微软雅黑"/>
+          <w:b w:val="0"/>
+          <w:color w:val="333333"/>
+          <w:sz w:val="22"/>
+        </w:rPr>
+        <w:t xml:space="preserve"> / </w:t>
+      </w:r>
+      <w:r>
+        <w:rPr>
+          <w:rFonts w:ascii="Consolas" w:hAnsi="Consolas" w:eastAsia="微软雅黑"/>
+          <w:b w:val="0"/>
+          <w:color w:val="333333"/>
+          <w:sz w:val="21"/>
+        </w:rPr>
+        <w:t>pageerror</w:t>
+      </w:r>
+      <w:r>
+        <w:rPr>
+          <w:rFonts w:ascii="Calibri" w:hAnsi="Calibri" w:eastAsia="微软雅黑"/>
+          <w:b w:val="0"/>
+          <w:color w:val="333333"/>
+          <w:sz w:val="22"/>
+        </w:rPr>
+        <w:t>；全部通过退出码 0，任一视图失败退出码 1 并打印视图名与错误信息。</w:t>
+      </w:r>
+    </w:p>
+    <w:p>
+      <w:r>
+        <w:rPr>
+          <w:rFonts w:ascii="Calibri" w:hAnsi="Calibri" w:eastAsia="微软雅黑"/>
+          <w:b w:val="0"/>
+          <w:color w:val="333333"/>
+          <w:sz w:val="22"/>
+        </w:rPr>
+        <w:t xml:space="preserve">该脚本用于补足“只验接口与服务端 HTML、未验前端渲染”的盲区：前端一旦出现未声明的 </w:t>
+      </w:r>
+      <w:r>
+        <w:rPr>
+          <w:rFonts w:ascii="Consolas" w:hAnsi="Consolas" w:eastAsia="微软雅黑"/>
+          <w:b w:val="0"/>
+          <w:color w:val="333333"/>
+          <w:sz w:val="21"/>
+        </w:rPr>
+        <w:t>ref</w:t>
+      </w:r>
+      <w:r>
+        <w:rPr>
+          <w:rFonts w:ascii="Calibri" w:hAnsi="Calibri" w:eastAsia="微软雅黑"/>
+          <w:b w:val="0"/>
+          <w:color w:val="333333"/>
+          <w:sz w:val="22"/>
+        </w:rPr>
+        <w:t>、模板作用域错误、</w:t>
+      </w:r>
+    </w:p>
+    <w:p>
+      <w:r>
+        <w:rPr>
+          <w:rFonts w:ascii="Consolas" w:hAnsi="Consolas" w:eastAsia="微软雅黑"/>
+          <w:b w:val="0"/>
+          <w:color w:val="333333"/>
+          <w:sz w:val="21"/>
+        </w:rPr>
+        <w:t>v-if</w:t>
+      </w:r>
+      <w:r>
+        <w:rPr>
+          <w:rFonts w:ascii="Calibri" w:hAnsi="Calibri" w:eastAsia="微软雅黑"/>
+          <w:b w:val="0"/>
+          <w:color w:val="333333"/>
+          <w:sz w:val="22"/>
+        </w:rPr>
+        <w:t>/</w:t>
+      </w:r>
+      <w:r>
+        <w:rPr>
+          <w:rFonts w:ascii="Consolas" w:hAnsi="Consolas" w:eastAsia="微软雅黑"/>
+          <w:b w:val="0"/>
+          <w:color w:val="333333"/>
+          <w:sz w:val="21"/>
+        </w:rPr>
+        <w:t>v-else</w:t>
+      </w:r>
+      <w:r>
+        <w:rPr>
+          <w:rFonts w:ascii="Calibri" w:hAnsi="Calibri" w:eastAsia="微软雅黑"/>
+          <w:b w:val="0"/>
+          <w:color w:val="333333"/>
+          <w:sz w:val="22"/>
+        </w:rPr>
+        <w:t xml:space="preserve"> 配对错误等，脚本会直接指出</w:t>
+      </w:r>
+      <w:r>
+        <w:rPr>
+          <w:rFonts w:ascii="Calibri" w:hAnsi="Calibri" w:eastAsia="微软雅黑"/>
+          <w:b/>
+          <w:color w:val="333333"/>
+          <w:sz w:val="22"/>
+        </w:rPr>
+        <w:t>是哪个视图</w:t>
+      </w:r>
+      <w:r>
+        <w:rPr>
+          <w:rFonts w:ascii="Calibri" w:hAnsi="Calibri" w:eastAsia="微软雅黑"/>
+          <w:b w:val="0"/>
+          <w:color w:val="333333"/>
+          <w:sz w:val="22"/>
+        </w:rPr>
+        <w:t>（V1.8.5 曾据此定位“整页空白”“项目合同视图空白”两次问题）。</w:t>
       </w:r>
     </w:p>
     <w:p>
